--- a/docs/Informe_Tesis_v17.docx
+++ b/docs/Informe_Tesis_v17.docx
@@ -1,6 +1,6 @@
 
 <file path=word/document.xml><?xml version="1.0" encoding="utf-8"?>
-<w:document xmlns:wpc="http://schemas.microsoft.com/office/word/2010/wordprocessingCanvas" xmlns:cx="http://schemas.microsoft.com/office/drawing/2014/chartex" xmlns:cx1="http://schemas.microsoft.com/office/drawing/2015/9/8/chartex" xmlns:cx2="http://schemas.microsoft.com/office/drawing/2015/10/21/chartex" xmlns:cx3="http://schemas.microsoft.com/office/drawing/2016/5/9/chartex" xmlns:cx4="http://schemas.microsoft.com/office/drawing/2016/5/10/chartex" xmlns:cx5="http://schemas.microsoft.com/office/drawing/2016/5/11/chartex" xmlns:cx6="http://schemas.microsoft.com/office/drawing/2016/5/12/chartex" xmlns:cx7="http://schemas.microsoft.com/office/drawing/2016/5/13/chartex" xmlns:cx8="http://schemas.microsoft.com/office/drawing/2016/5/14/chartex" xmlns:mc="http://schemas.openxmlformats.org/markup-compatibility/2006" xmlns:aink="http://schemas.microsoft.com/office/drawing/2016/ink" xmlns:am3d="http://schemas.microsoft.com/office/drawing/2017/model3d" xmlns:o="urn:schemas-microsoft-com:office:office" xmlns:oel="http://schemas.microsoft.com/office/2019/extlst" xmlns:r="http://schemas.openxmlformats.org/officeDocument/2006/relationships" xmlns:m="http://schemas.openxmlformats.org/officeDocument/2006/math" xmlns:v="urn:schemas-microsoft-com:vml" xmlns:wp14="http://schemas.microsoft.com/office/word/2010/wordprocessingDrawing" xmlns:wp="http://schemas.openxmlformats.org/drawingml/2006/wordprocessingDrawing" xmlns:w10="urn:schemas-microsoft-com:office:word" xmlns:w="http://schemas.openxmlformats.org/wordprocessingml/2006/main" xmlns:w14="http://schemas.microsoft.com/office/word/2010/wordml" xmlns:w15="http://schemas.microsoft.com/office/word/2012/wordml" xmlns:w16cex="http://schemas.microsoft.com/office/word/2018/wordml/cex" xmlns:w16cid="http://schemas.microsoft.com/office/word/2016/wordml/cid" xmlns:w16="http://schemas.microsoft.com/office/word/2018/wordml" xmlns:w16du="http://schemas.microsoft.com/office/word/2023/wordml/word16du" xmlns:w16sdtdh="http://schemas.microsoft.com/office/word/2020/wordml/sdtdatahash" xmlns:w16sdtfl="http://schemas.microsoft.com/office/word/2024/wordml/sdtformatlock" xmlns:w16se="http://schemas.microsoft.com/office/word/2015/wordml/symex" xmlns:wpg="http://schemas.microsoft.com/office/word/2010/wordprocessingGroup" xmlns:wpi="http://schemas.microsoft.com/office/word/2010/wordprocessingInk" xmlns:wne="http://schemas.microsoft.com/office/word/2006/wordml" xmlns:wps="http://schemas.microsoft.com/office/word/2010/wordprocessingShape" mc:Ignorable="w14 w15 w16se w16cid w16 w16cex w16sdtdh w16sdtfl w16du wp14">
+<w:document xmlns:wpc="http://schemas.microsoft.com/office/word/2010/wordprocessingCanvas" xmlns:cx="http://schemas.microsoft.com/office/drawing/2014/chartex" xmlns:cx1="http://schemas.microsoft.com/office/drawing/2015/9/8/chartex" xmlns:cx2="http://schemas.microsoft.com/office/drawing/2015/10/21/chartex" xmlns:cx3="http://schemas.microsoft.com/office/drawing/2016/5/9/chartex" xmlns:cx4="http://schemas.microsoft.com/office/drawing/2016/5/10/chartex" xmlns:cx5="http://schemas.microsoft.com/office/drawing/2016/5/11/chartex" xmlns:cx6="http://schemas.microsoft.com/office/drawing/2016/5/12/chartex" xmlns:cx7="http://schemas.microsoft.com/office/drawing/2016/5/13/chartex" xmlns:cx8="http://schemas.microsoft.com/office/drawing/2016/5/14/chartex" xmlns:mc="http://schemas.openxmlformats.org/markup-compatibility/2006" xmlns:m="http://schemas.openxmlformats.org/officeDocument/2006/math" xmlns:aink="http://schemas.microsoft.com/office/drawing/2016/ink" xmlns:am3d="http://schemas.microsoft.com/office/drawing/2017/model3d" xmlns:oel="http://schemas.microsoft.com/office/2019/extlst" xmlns:r="http://schemas.openxmlformats.org/officeDocument/2006/relationships" xmlns:wp14="http://schemas.microsoft.com/office/word/2010/wordprocessingDrawing" xmlns:wp="http://schemas.openxmlformats.org/drawingml/2006/wordprocessingDrawing" xmlns:wpg="http://schemas.microsoft.com/office/word/2010/wordprocessingGroup" xmlns:wpi="http://schemas.microsoft.com/office/word/2010/wordprocessingInk" xmlns:wps="http://schemas.microsoft.com/office/word/2010/wordprocessingShape" xmlns:o="urn:schemas-microsoft-com:office:office" xmlns:v="urn:schemas-microsoft-com:vml" xmlns:w10="urn:schemas-microsoft-com:office:word" xmlns:w="http://schemas.openxmlformats.org/wordprocessingml/2006/main" xmlns:w14="http://schemas.microsoft.com/office/word/2010/wordml" xmlns:w15="http://schemas.microsoft.com/office/word/2012/wordml" xmlns:w16cex="http://schemas.microsoft.com/office/word/2018/wordml/cex" xmlns:w16cid="http://schemas.microsoft.com/office/word/2016/wordml/cid" xmlns:w16="http://schemas.microsoft.com/office/word/2018/wordml" xmlns:w16sdtdh="http://schemas.microsoft.com/office/word/2020/wordml/sdtdatahash" xmlns:w16sdtfl="http://schemas.microsoft.com/office/word/2024/wordml/sdtformatlock" xmlns:w16se="http://schemas.microsoft.com/office/word/2015/wordml/symex" xmlns:w16du="http://schemas.microsoft.com/office/word/2023/wordml/word16du" xmlns:wne="http://schemas.microsoft.com/office/word/2006/wordml" mc:Ignorable="w14 w15 w16se w16cid w16 w16cex w16sdtdh w16sdtfl w16du wp14">
   <w:body>
     <w:p>
       <w:pPr>
@@ -201,6 +201,8 @@
       </w:pPr>
       <w:r>
         <w:t xml:space="preserve"> </w:t>
+      </w:r>
+      <w:r>
         <w:tab/>
         <w:t xml:space="preserve"> </w:t>
       </w:r>
@@ -287,59 +289,9 @@
     </w:p>
     <w:p>
       <w:pPr>
-        <w:spacing w:after="0" w:line="259" w:lineRule="auto"/>
-        <w:ind w:left="0" w:right="0" w:firstLine="0"/>
-        <w:jc w:val="left"/>
-        <w:rPr>
-          <w:lang w:val="en-US"/>
-        </w:rPr>
-      </w:pPr>
-    </w:p>
-    <w:p>
-      <w:pPr>
-        <w:spacing w:after="0" w:line="259" w:lineRule="auto"/>
-        <w:ind w:left="0" w:right="0" w:firstLine="0"/>
-        <w:jc w:val="left"/>
-        <w:rPr>
-          <w:lang w:val="en-US"/>
-        </w:rPr>
-      </w:pPr>
-    </w:p>
-    <w:p>
-      <w:pPr>
-        <w:spacing w:after="0" w:line="259" w:lineRule="auto"/>
-        <w:ind w:left="0" w:right="0" w:firstLine="0"/>
-        <w:jc w:val="left"/>
-        <w:rPr>
-          <w:lang w:val="en-US"/>
-        </w:rPr>
-      </w:pPr>
-    </w:p>
-    <w:p>
-      <w:pPr>
-        <w:spacing w:after="0" w:line="259" w:lineRule="auto"/>
-        <w:ind w:left="0" w:right="0" w:firstLine="0"/>
-        <w:jc w:val="left"/>
-        <w:rPr>
-          <w:lang w:val="en-US"/>
-        </w:rPr>
-      </w:pPr>
-    </w:p>
-    <w:p>
-      <w:pPr>
-        <w:spacing w:after="0" w:line="259" w:lineRule="auto"/>
-        <w:ind w:left="0" w:right="0" w:firstLine="0"/>
-        <w:jc w:val="left"/>
-        <w:rPr>
-          <w:lang w:val="en-US"/>
-        </w:rPr>
-      </w:pPr>
-    </w:p>
-    <w:p>
-      <w:pPr>
         <w:pStyle w:val="Ttulo2"/>
         <w:spacing w:after="129"/>
-        <w:ind w:left="-5"/>
+        <w:ind w:left="0" w:firstLine="0"/>
       </w:pPr>
       <w:r>
         <w:lastRenderedPageBreak/>
@@ -376,6 +328,11 @@
           <w:b/>
         </w:rPr>
         <w:tab/>
+      </w:r>
+      <w:r>
+        <w:rPr>
+          <w:b/>
+        </w:rPr>
         <w:fldChar w:fldCharType="begin"/>
       </w:r>
       <w:r>
@@ -418,8 +375,14 @@
       </w:hyperlink>
       <w:r>
         <w:tab/>
+      </w:r>
+      <w:r>
         <w:fldChar w:fldCharType="begin"/>
+      </w:r>
+      <w:r>
         <w:instrText xml:space="preserve"> PAGEREF sec1_1 \h </w:instrText>
+      </w:r>
+      <w:r>
         <w:fldChar w:fldCharType="separate"/>
       </w:r>
       <w:r>
@@ -451,8 +414,14 @@
       </w:hyperlink>
       <w:r>
         <w:tab/>
+      </w:r>
+      <w:r>
         <w:fldChar w:fldCharType="begin"/>
+      </w:r>
+      <w:r>
         <w:instrText xml:space="preserve"> PAGEREF sec1_2 \h </w:instrText>
+      </w:r>
+      <w:r>
         <w:fldChar w:fldCharType="separate"/>
       </w:r>
       <w:r>
@@ -484,8 +453,14 @@
       </w:hyperlink>
       <w:r>
         <w:tab/>
+      </w:r>
+      <w:r>
         <w:fldChar w:fldCharType="begin"/>
+      </w:r>
+      <w:r>
         <w:instrText xml:space="preserve"> PAGEREF sec1_3 \h </w:instrText>
+      </w:r>
+      <w:r>
         <w:fldChar w:fldCharType="separate"/>
       </w:r>
       <w:r>
@@ -517,8 +492,14 @@
       </w:hyperlink>
       <w:r>
         <w:tab/>
+      </w:r>
+      <w:r>
         <w:fldChar w:fldCharType="begin"/>
+      </w:r>
+      <w:r>
         <w:instrText xml:space="preserve"> PAGEREF sec1_4 \h </w:instrText>
+      </w:r>
+      <w:r>
         <w:fldChar w:fldCharType="separate"/>
       </w:r>
       <w:r>
@@ -550,8 +531,14 @@
       </w:hyperlink>
       <w:r>
         <w:tab/>
+      </w:r>
+      <w:r>
         <w:fldChar w:fldCharType="begin"/>
+      </w:r>
+      <w:r>
         <w:instrText xml:space="preserve"> PAGEREF sec1_5 \h </w:instrText>
+      </w:r>
+      <w:r>
         <w:fldChar w:fldCharType="separate"/>
       </w:r>
       <w:r>
@@ -583,8 +570,14 @@
       </w:hyperlink>
       <w:r>
         <w:tab/>
+      </w:r>
+      <w:r>
         <w:fldChar w:fldCharType="begin"/>
+      </w:r>
+      <w:r>
         <w:instrText xml:space="preserve"> PAGEREF sec1_6 \h </w:instrText>
+      </w:r>
+      <w:r>
         <w:fldChar w:fldCharType="separate"/>
       </w:r>
       <w:r>
@@ -620,6 +613,11 @@
           <w:b/>
         </w:rPr>
         <w:tab/>
+      </w:r>
+      <w:r>
+        <w:rPr>
+          <w:b/>
+        </w:rPr>
         <w:fldChar w:fldCharType="begin"/>
       </w:r>
       <w:r>
@@ -662,8 +660,14 @@
       </w:hyperlink>
       <w:r>
         <w:tab/>
+      </w:r>
+      <w:r>
         <w:fldChar w:fldCharType="begin"/>
+      </w:r>
+      <w:r>
         <w:instrText xml:space="preserve"> PAGEREF sec2_1 \h </w:instrText>
+      </w:r>
+      <w:r>
         <w:fldChar w:fldCharType="separate"/>
       </w:r>
       <w:r>
@@ -695,8 +699,14 @@
       </w:hyperlink>
       <w:r>
         <w:tab/>
+      </w:r>
+      <w:r>
         <w:fldChar w:fldCharType="begin"/>
+      </w:r>
+      <w:r>
         <w:instrText xml:space="preserve"> PAGEREF sec2_2 \h </w:instrText>
+      </w:r>
+      <w:r>
         <w:fldChar w:fldCharType="separate"/>
       </w:r>
       <w:r>
@@ -728,8 +738,14 @@
       </w:hyperlink>
       <w:r>
         <w:tab/>
+      </w:r>
+      <w:r>
         <w:fldChar w:fldCharType="begin"/>
+      </w:r>
+      <w:r>
         <w:instrText xml:space="preserve"> PAGEREF sec2_3 \h </w:instrText>
+      </w:r>
+      <w:r>
         <w:fldChar w:fldCharType="separate"/>
       </w:r>
       <w:r>
@@ -761,8 +777,14 @@
       </w:hyperlink>
       <w:r>
         <w:tab/>
+      </w:r>
+      <w:r>
         <w:fldChar w:fldCharType="begin"/>
+      </w:r>
+      <w:r>
         <w:instrText xml:space="preserve"> PAGEREF sec2_4 \h </w:instrText>
+      </w:r>
+      <w:r>
         <w:fldChar w:fldCharType="separate"/>
       </w:r>
       <w:r>
@@ -794,8 +816,14 @@
       </w:hyperlink>
       <w:r>
         <w:tab/>
+      </w:r>
+      <w:r>
         <w:fldChar w:fldCharType="begin"/>
+      </w:r>
+      <w:r>
         <w:instrText xml:space="preserve"> PAGEREF sec2_5 \h </w:instrText>
+      </w:r>
+      <w:r>
         <w:fldChar w:fldCharType="separate"/>
       </w:r>
       <w:r>
@@ -827,8 +855,14 @@
       </w:hyperlink>
       <w:r>
         <w:tab/>
+      </w:r>
+      <w:r>
         <w:fldChar w:fldCharType="begin"/>
+      </w:r>
+      <w:r>
         <w:instrText xml:space="preserve"> PAGEREF sec2_6 \h </w:instrText>
+      </w:r>
+      <w:r>
         <w:fldChar w:fldCharType="separate"/>
       </w:r>
       <w:r>
@@ -860,8 +894,14 @@
       </w:hyperlink>
       <w:r>
         <w:tab/>
+      </w:r>
+      <w:r>
         <w:fldChar w:fldCharType="begin"/>
+      </w:r>
+      <w:r>
         <w:instrText xml:space="preserve"> PAGEREF sec2_7 \h </w:instrText>
+      </w:r>
+      <w:r>
         <w:fldChar w:fldCharType="separate"/>
       </w:r>
       <w:r>
@@ -893,8 +933,14 @@
       </w:hyperlink>
       <w:r>
         <w:tab/>
+      </w:r>
+      <w:r>
         <w:fldChar w:fldCharType="begin"/>
+      </w:r>
+      <w:r>
         <w:instrText xml:space="preserve"> PAGEREF sec2_7_1 \h </w:instrText>
+      </w:r>
+      <w:r>
         <w:fldChar w:fldCharType="separate"/>
       </w:r>
       <w:r>
@@ -926,8 +972,14 @@
       </w:hyperlink>
       <w:r>
         <w:tab/>
+      </w:r>
+      <w:r>
         <w:fldChar w:fldCharType="begin"/>
+      </w:r>
+      <w:r>
         <w:instrText xml:space="preserve"> PAGEREF sec2_7_2 \h </w:instrText>
+      </w:r>
+      <w:r>
         <w:fldChar w:fldCharType="separate"/>
       </w:r>
       <w:r>
@@ -959,8 +1011,14 @@
       </w:hyperlink>
       <w:r>
         <w:tab/>
+      </w:r>
+      <w:r>
         <w:fldChar w:fldCharType="begin"/>
+      </w:r>
+      <w:r>
         <w:instrText xml:space="preserve"> PAGEREF sec2_7_3 \h </w:instrText>
+      </w:r>
+      <w:r>
         <w:fldChar w:fldCharType="separate"/>
       </w:r>
       <w:r>
@@ -996,6 +1054,11 @@
           <w:b/>
         </w:rPr>
         <w:tab/>
+      </w:r>
+      <w:r>
+        <w:rPr>
+          <w:b/>
+        </w:rPr>
         <w:fldChar w:fldCharType="begin"/>
       </w:r>
       <w:r>
@@ -1038,8 +1101,14 @@
       </w:hyperlink>
       <w:r>
         <w:tab/>
+      </w:r>
+      <w:r>
         <w:fldChar w:fldCharType="begin"/>
+      </w:r>
+      <w:r>
         <w:instrText xml:space="preserve"> PAGEREF sec3_1 \h </w:instrText>
+      </w:r>
+      <w:r>
         <w:fldChar w:fldCharType="separate"/>
       </w:r>
       <w:r>
@@ -1071,8 +1140,14 @@
       </w:hyperlink>
       <w:r>
         <w:tab/>
+      </w:r>
+      <w:r>
         <w:fldChar w:fldCharType="begin"/>
+      </w:r>
+      <w:r>
         <w:instrText xml:space="preserve"> PAGEREF sec3_2 \h </w:instrText>
+      </w:r>
+      <w:r>
         <w:fldChar w:fldCharType="separate"/>
       </w:r>
       <w:r>
@@ -1104,8 +1179,14 @@
       </w:hyperlink>
       <w:r>
         <w:tab/>
+      </w:r>
+      <w:r>
         <w:fldChar w:fldCharType="begin"/>
+      </w:r>
+      <w:r>
         <w:instrText xml:space="preserve"> PAGEREF sec3_3 \h </w:instrText>
+      </w:r>
+      <w:r>
         <w:fldChar w:fldCharType="separate"/>
       </w:r>
       <w:r>
@@ -1137,8 +1218,14 @@
       </w:hyperlink>
       <w:r>
         <w:tab/>
+      </w:r>
+      <w:r>
         <w:fldChar w:fldCharType="begin"/>
+      </w:r>
+      <w:r>
         <w:instrText xml:space="preserve"> PAGEREF sec3_4 \h </w:instrText>
+      </w:r>
+      <w:r>
         <w:fldChar w:fldCharType="separate"/>
       </w:r>
       <w:r>
@@ -1170,8 +1257,14 @@
       </w:hyperlink>
       <w:r>
         <w:tab/>
+      </w:r>
+      <w:r>
         <w:fldChar w:fldCharType="begin"/>
+      </w:r>
+      <w:r>
         <w:instrText xml:space="preserve"> PAGEREF sec3_5 \h </w:instrText>
+      </w:r>
+      <w:r>
         <w:fldChar w:fldCharType="separate"/>
       </w:r>
       <w:r>
@@ -1203,8 +1296,14 @@
       </w:hyperlink>
       <w:r>
         <w:tab/>
+      </w:r>
+      <w:r>
         <w:fldChar w:fldCharType="begin"/>
+      </w:r>
+      <w:r>
         <w:instrText xml:space="preserve"> PAGEREF sec3_6 \h </w:instrText>
+      </w:r>
+      <w:r>
         <w:fldChar w:fldCharType="separate"/>
       </w:r>
       <w:r>
@@ -1236,8 +1335,14 @@
       </w:hyperlink>
       <w:r>
         <w:tab/>
+      </w:r>
+      <w:r>
         <w:fldChar w:fldCharType="begin"/>
+      </w:r>
+      <w:r>
         <w:instrText xml:space="preserve"> PAGEREF sec3_7 \h </w:instrText>
+      </w:r>
+      <w:r>
         <w:fldChar w:fldCharType="separate"/>
       </w:r>
       <w:r>
@@ -1269,8 +1374,14 @@
       </w:hyperlink>
       <w:r>
         <w:tab/>
+      </w:r>
+      <w:r>
         <w:fldChar w:fldCharType="begin"/>
+      </w:r>
+      <w:r>
         <w:instrText xml:space="preserve"> PAGEREF sec3_8 \h </w:instrText>
+      </w:r>
+      <w:r>
         <w:fldChar w:fldCharType="separate"/>
       </w:r>
       <w:r>
@@ -1302,8 +1413,14 @@
       </w:hyperlink>
       <w:r>
         <w:tab/>
+      </w:r>
+      <w:r>
         <w:fldChar w:fldCharType="begin"/>
+      </w:r>
+      <w:r>
         <w:instrText xml:space="preserve"> PAGEREF sec3_9 \h </w:instrText>
+      </w:r>
+      <w:r>
         <w:fldChar w:fldCharType="separate"/>
       </w:r>
       <w:r>
@@ -1339,6 +1456,11 @@
           <w:b/>
         </w:rPr>
         <w:tab/>
+      </w:r>
+      <w:r>
+        <w:rPr>
+          <w:b/>
+        </w:rPr>
         <w:fldChar w:fldCharType="begin"/>
       </w:r>
       <w:r>
@@ -1356,7 +1478,7 @@
         <w:rPr>
           <w:noProof/>
         </w:rPr>
-        <w:t>24</w:t>
+        <w:t>25</w:t>
       </w:r>
       <w:r>
         <w:fldChar w:fldCharType="end"/>
@@ -1381,15 +1503,21 @@
       </w:hyperlink>
       <w:r>
         <w:tab/>
+      </w:r>
+      <w:r>
         <w:fldChar w:fldCharType="begin"/>
+      </w:r>
+      <w:r>
         <w:instrText xml:space="preserve"> PAGEREF sec4_1 \h </w:instrText>
+      </w:r>
+      <w:r>
         <w:fldChar w:fldCharType="separate"/>
       </w:r>
       <w:r>
         <w:rPr>
           <w:noProof/>
         </w:rPr>
-        <w:t>24</w:t>
+        <w:t>25</w:t>
       </w:r>
       <w:r>
         <w:fldChar w:fldCharType="end"/>
@@ -1414,8 +1542,14 @@
       </w:hyperlink>
       <w:r>
         <w:tab/>
+      </w:r>
+      <w:r>
         <w:fldChar w:fldCharType="begin"/>
+      </w:r>
+      <w:r>
         <w:instrText xml:space="preserve"> PAGEREF sec4_1_1 \h </w:instrText>
+      </w:r>
+      <w:r>
         <w:fldChar w:fldCharType="separate"/>
       </w:r>
       <w:r>
@@ -1447,15 +1581,21 @@
       </w:hyperlink>
       <w:r>
         <w:tab/>
+      </w:r>
+      <w:r>
         <w:fldChar w:fldCharType="begin"/>
+      </w:r>
+      <w:r>
         <w:instrText xml:space="preserve"> PAGEREF sec4_2 \h </w:instrText>
+      </w:r>
+      <w:r>
         <w:fldChar w:fldCharType="separate"/>
       </w:r>
       <w:r>
         <w:rPr>
           <w:noProof/>
         </w:rPr>
-        <w:t>27</w:t>
+        <w:t>28</w:t>
       </w:r>
       <w:r>
         <w:fldChar w:fldCharType="end"/>
@@ -1480,8 +1620,14 @@
       </w:hyperlink>
       <w:r>
         <w:tab/>
+      </w:r>
+      <w:r>
         <w:fldChar w:fldCharType="begin"/>
+      </w:r>
+      <w:r>
         <w:instrText xml:space="preserve"> PAGEREF sec4_3 \h </w:instrText>
+      </w:r>
+      <w:r>
         <w:fldChar w:fldCharType="separate"/>
       </w:r>
       <w:r>
@@ -1513,15 +1659,21 @@
       </w:hyperlink>
       <w:r>
         <w:tab/>
+      </w:r>
+      <w:r>
         <w:fldChar w:fldCharType="begin"/>
+      </w:r>
+      <w:r>
         <w:instrText xml:space="preserve"> PAGEREF sec4_4 \h </w:instrText>
+      </w:r>
+      <w:r>
         <w:fldChar w:fldCharType="separate"/>
       </w:r>
       <w:r>
         <w:rPr>
           <w:noProof/>
         </w:rPr>
-        <w:t>30</w:t>
+        <w:t>31</w:t>
       </w:r>
       <w:r>
         <w:fldChar w:fldCharType="end"/>
@@ -1546,15 +1698,21 @@
       </w:hyperlink>
       <w:r>
         <w:tab/>
+      </w:r>
+      <w:r>
         <w:fldChar w:fldCharType="begin"/>
+      </w:r>
+      <w:r>
         <w:instrText xml:space="preserve"> PAGEREF sec4_5 \h </w:instrText>
+      </w:r>
+      <w:r>
         <w:fldChar w:fldCharType="separate"/>
       </w:r>
       <w:r>
         <w:rPr>
           <w:noProof/>
         </w:rPr>
-        <w:t>33</w:t>
+        <w:t>34</w:t>
       </w:r>
       <w:r>
         <w:fldChar w:fldCharType="end"/>
@@ -1579,15 +1737,21 @@
       </w:hyperlink>
       <w:r>
         <w:tab/>
+      </w:r>
+      <w:r>
         <w:fldChar w:fldCharType="begin"/>
+      </w:r>
+      <w:r>
         <w:instrText xml:space="preserve"> PAGEREF sec4_6 \h </w:instrText>
+      </w:r>
+      <w:r>
         <w:fldChar w:fldCharType="separate"/>
       </w:r>
       <w:r>
         <w:rPr>
           <w:noProof/>
         </w:rPr>
-        <w:t>34</w:t>
+        <w:t>35</w:t>
       </w:r>
       <w:r>
         <w:fldChar w:fldCharType="end"/>
@@ -1616,6 +1780,11 @@
           <w:b/>
         </w:rPr>
         <w:tab/>
+      </w:r>
+      <w:r>
+        <w:rPr>
+          <w:b/>
+        </w:rPr>
         <w:fldChar w:fldCharType="begin"/>
       </w:r>
       <w:r>
@@ -1633,7 +1802,7 @@
         <w:rPr>
           <w:noProof/>
         </w:rPr>
-        <w:t>37</w:t>
+        <w:t>38</w:t>
       </w:r>
       <w:r>
         <w:fldChar w:fldCharType="end"/>
@@ -1658,15 +1827,21 @@
       </w:hyperlink>
       <w:r>
         <w:tab/>
+      </w:r>
+      <w:r>
         <w:fldChar w:fldCharType="begin"/>
+      </w:r>
+      <w:r>
         <w:instrText xml:space="preserve"> PAGEREF sec5_1 \h </w:instrText>
+      </w:r>
+      <w:r>
         <w:fldChar w:fldCharType="separate"/>
       </w:r>
       <w:r>
         <w:rPr>
           <w:noProof/>
         </w:rPr>
-        <w:t>37</w:t>
+        <w:t>38</w:t>
       </w:r>
       <w:r>
         <w:fldChar w:fldCharType="end"/>
@@ -1691,15 +1866,21 @@
       </w:hyperlink>
       <w:r>
         <w:tab/>
+      </w:r>
+      <w:r>
         <w:fldChar w:fldCharType="begin"/>
+      </w:r>
+      <w:r>
         <w:instrText xml:space="preserve"> PAGEREF sec5_2 \h </w:instrText>
+      </w:r>
+      <w:r>
         <w:fldChar w:fldCharType="separate"/>
       </w:r>
       <w:r>
         <w:rPr>
           <w:noProof/>
         </w:rPr>
-        <w:t>40</w:t>
+        <w:t>41</w:t>
       </w:r>
       <w:r>
         <w:fldChar w:fldCharType="end"/>
@@ -1728,6 +1909,11 @@
           <w:b/>
         </w:rPr>
         <w:tab/>
+      </w:r>
+      <w:r>
+        <w:rPr>
+          <w:b/>
+        </w:rPr>
         <w:fldChar w:fldCharType="begin"/>
       </w:r>
       <w:r>
@@ -1745,7 +1931,7 @@
         <w:rPr>
           <w:noProof/>
         </w:rPr>
-        <w:t>41</w:t>
+        <w:t>42</w:t>
       </w:r>
       <w:r>
         <w:fldChar w:fldCharType="end"/>
@@ -1770,15 +1956,21 @@
       </w:hyperlink>
       <w:r>
         <w:tab/>
+      </w:r>
+      <w:r>
         <w:fldChar w:fldCharType="begin"/>
+      </w:r>
+      <w:r>
         <w:instrText xml:space="preserve"> PAGEREF sec6_1 \h </w:instrText>
+      </w:r>
+      <w:r>
         <w:fldChar w:fldCharType="separate"/>
       </w:r>
       <w:r>
         <w:rPr>
           <w:noProof/>
         </w:rPr>
-        <w:t>41</w:t>
+        <w:t>42</w:t>
       </w:r>
       <w:r>
         <w:fldChar w:fldCharType="end"/>
@@ -1803,15 +1995,21 @@
       </w:hyperlink>
       <w:r>
         <w:tab/>
+      </w:r>
+      <w:r>
         <w:fldChar w:fldCharType="begin"/>
+      </w:r>
+      <w:r>
         <w:instrText xml:space="preserve"> PAGEREF sec6_2 \h </w:instrText>
+      </w:r>
+      <w:r>
         <w:fldChar w:fldCharType="separate"/>
       </w:r>
       <w:r>
         <w:rPr>
           <w:noProof/>
         </w:rPr>
-        <w:t>42</w:t>
+        <w:t>43</w:t>
       </w:r>
       <w:r>
         <w:fldChar w:fldCharType="end"/>
@@ -1840,6 +2038,11 @@
           <w:b/>
         </w:rPr>
         <w:tab/>
+      </w:r>
+      <w:r>
+        <w:rPr>
+          <w:b/>
+        </w:rPr>
         <w:fldChar w:fldCharType="begin"/>
       </w:r>
       <w:r>
@@ -1857,7 +2060,7 @@
         <w:rPr>
           <w:noProof/>
         </w:rPr>
-        <w:t>46</w:t>
+        <w:t>48</w:t>
       </w:r>
       <w:r>
         <w:fldChar w:fldCharType="end"/>
@@ -1882,15 +2085,21 @@
       </w:hyperlink>
       <w:r>
         <w:tab/>
+      </w:r>
+      <w:r>
         <w:fldChar w:fldCharType="begin"/>
+      </w:r>
+      <w:r>
         <w:instrText xml:space="preserve"> PAGEREF sec7_1 \h </w:instrText>
+      </w:r>
+      <w:r>
         <w:fldChar w:fldCharType="separate"/>
       </w:r>
       <w:r>
         <w:rPr>
           <w:noProof/>
         </w:rPr>
-        <w:t>46</w:t>
+        <w:t>48</w:t>
       </w:r>
       <w:r>
         <w:fldChar w:fldCharType="end"/>
@@ -1915,15 +2124,21 @@
       </w:hyperlink>
       <w:r>
         <w:tab/>
+      </w:r>
+      <w:r>
         <w:fldChar w:fldCharType="begin"/>
+      </w:r>
+      <w:r>
         <w:instrText xml:space="preserve"> PAGEREF sec7_2 \h </w:instrText>
+      </w:r>
+      <w:r>
         <w:fldChar w:fldCharType="separate"/>
       </w:r>
       <w:r>
         <w:rPr>
           <w:noProof/>
         </w:rPr>
-        <w:t>47</w:t>
+        <w:t>49</w:t>
       </w:r>
       <w:r>
         <w:fldChar w:fldCharType="end"/>
@@ -1952,6 +2167,11 @@
           <w:b/>
         </w:rPr>
         <w:tab/>
+      </w:r>
+      <w:r>
+        <w:rPr>
+          <w:b/>
+        </w:rPr>
         <w:fldChar w:fldCharType="begin"/>
       </w:r>
       <w:r>
@@ -1969,7 +2189,7 @@
         <w:rPr>
           <w:noProof/>
         </w:rPr>
-        <w:t>49</w:t>
+        <w:t>50</w:t>
       </w:r>
       <w:r>
         <w:fldChar w:fldCharType="end"/>
@@ -1998,6 +2218,11 @@
           <w:b/>
         </w:rPr>
         <w:tab/>
+      </w:r>
+      <w:r>
+        <w:rPr>
+          <w:b/>
+        </w:rPr>
         <w:fldChar w:fldCharType="begin"/>
       </w:r>
       <w:r>
@@ -2015,7 +2240,7 @@
         <w:rPr>
           <w:noProof/>
         </w:rPr>
-        <w:t>52</w:t>
+        <w:t>53</w:t>
       </w:r>
       <w:r>
         <w:fldChar w:fldCharType="end"/>
@@ -2040,15 +2265,21 @@
       </w:hyperlink>
       <w:r>
         <w:tab/>
+      </w:r>
+      <w:r>
         <w:fldChar w:fldCharType="begin"/>
+      </w:r>
+      <w:r>
         <w:instrText xml:space="preserve"> PAGEREF anxA \h </w:instrText>
+      </w:r>
+      <w:r>
         <w:fldChar w:fldCharType="separate"/>
       </w:r>
       <w:r>
         <w:rPr>
           <w:noProof/>
         </w:rPr>
-        <w:t>52</w:t>
+        <w:t>53</w:t>
       </w:r>
       <w:r>
         <w:fldChar w:fldCharType="end"/>
@@ -2073,15 +2304,21 @@
       </w:hyperlink>
       <w:r>
         <w:tab/>
+      </w:r>
+      <w:r>
         <w:fldChar w:fldCharType="begin"/>
+      </w:r>
+      <w:r>
         <w:instrText xml:space="preserve"> PAGEREF anxB \h </w:instrText>
+      </w:r>
+      <w:r>
         <w:fldChar w:fldCharType="separate"/>
       </w:r>
       <w:r>
         <w:rPr>
           <w:noProof/>
         </w:rPr>
-        <w:t>53</w:t>
+        <w:t>55</w:t>
       </w:r>
       <w:r>
         <w:fldChar w:fldCharType="end"/>
@@ -2106,15 +2343,21 @@
       </w:hyperlink>
       <w:r>
         <w:tab/>
+      </w:r>
+      <w:r>
         <w:fldChar w:fldCharType="begin"/>
+      </w:r>
+      <w:r>
         <w:instrText xml:space="preserve"> PAGEREF anxC \h </w:instrText>
+      </w:r>
+      <w:r>
         <w:fldChar w:fldCharType="separate"/>
       </w:r>
       <w:r>
         <w:rPr>
           <w:noProof/>
         </w:rPr>
-        <w:t>53</w:t>
+        <w:t>56</w:t>
       </w:r>
       <w:r>
         <w:fldChar w:fldCharType="end"/>
@@ -2139,15 +2382,21 @@
       </w:hyperlink>
       <w:r>
         <w:tab/>
+      </w:r>
+      <w:r>
         <w:fldChar w:fldCharType="begin"/>
+      </w:r>
+      <w:r>
         <w:instrText xml:space="preserve"> PAGEREF anxD \h </w:instrText>
+      </w:r>
+      <w:r>
         <w:fldChar w:fldCharType="separate"/>
       </w:r>
       <w:r>
         <w:rPr>
           <w:noProof/>
         </w:rPr>
-        <w:t>54</w:t>
+        <w:t>56</w:t>
       </w:r>
       <w:r>
         <w:fldChar w:fldCharType="end"/>
@@ -2172,15 +2421,21 @@
       </w:hyperlink>
       <w:r>
         <w:tab/>
+      </w:r>
+      <w:r>
         <w:fldChar w:fldCharType="begin"/>
+      </w:r>
+      <w:r>
         <w:instrText xml:space="preserve"> PAGEREF anxE \h </w:instrText>
+      </w:r>
+      <w:r>
         <w:fldChar w:fldCharType="separate"/>
       </w:r>
       <w:r>
         <w:rPr>
           <w:noProof/>
         </w:rPr>
-        <w:t>54</w:t>
+        <w:t>57</w:t>
       </w:r>
       <w:r>
         <w:fldChar w:fldCharType="end"/>
@@ -2216,15 +2471,21 @@
       </w:hyperlink>
       <w:r>
         <w:tab/>
+      </w:r>
+      <w:r>
         <w:fldChar w:fldCharType="begin"/>
+      </w:r>
+      <w:r>
         <w:instrText xml:space="preserve"> PAGEREF anxE \h </w:instrText>
+      </w:r>
+      <w:r>
         <w:fldChar w:fldCharType="separate"/>
       </w:r>
       <w:r>
         <w:rPr>
           <w:noProof/>
         </w:rPr>
-        <w:t>54</w:t>
+        <w:t>57</w:t>
       </w:r>
       <w:r>
         <w:fldChar w:fldCharType="end"/>
@@ -2249,15 +2510,21 @@
       </w:hyperlink>
       <w:r>
         <w:tab/>
+      </w:r>
+      <w:r>
         <w:fldChar w:fldCharType="begin"/>
+      </w:r>
+      <w:r>
         <w:instrText xml:space="preserve"> PAGEREF anxNota \h </w:instrText>
+      </w:r>
+      <w:r>
         <w:fldChar w:fldCharType="separate"/>
       </w:r>
       <w:r>
         <w:rPr>
           <w:noProof/>
         </w:rPr>
-        <w:t>55</w:t>
+        <w:t>57</w:t>
       </w:r>
       <w:r>
         <w:fldChar w:fldCharType="end"/>
@@ -2387,6 +2654,8 @@
       </w:pPr>
       <w:r>
         <w:t xml:space="preserve">Hipótesis de trabajo: H1: la implementación de un sistema integrado de gestión de stock basado en arquitectura API REST, con automatización de pedidos mediante n8n y Telegram, reducirá el tiempo promedio de procesamiento de pedidos en al menos un 50%, en comparación con la modalidad manual simulada. Esta reducción se mide en un entorno de prueba controlado que reproduce las condiciones operativas típicas de un comercio minorista de pequeña escala. El umbral adoptado se fundamenta en los órdenes de magnitud de mejora reportados para la </w:t>
+      </w:r>
+      <w:r>
         <w:lastRenderedPageBreak/>
         <w:t xml:space="preserve">automatización de procesos administrativos estructurados (Davenport y Kirby, 2016) y en los beneficios de eficiencia identificados para la adopción de tecnología en PyMEs (Moeuf et al., 2020). Esto no implica una derivación estadística directa de dichos antecedentes: se trata de un umbral de referencia que los autores adoptaron para volver la hipótesis falsable, no de una cifra reportada literalmente por esas fuentes. La tasa de errores en la carga de datos (TED) y el nivel de actualización del stock (NAS) se miden también (sección 3.5) como indicadores descriptivos secundarios del desempeño del sistema, sin un umbral de mejora fijado a priori. Como se explica en la sección 3.4, el diseño experimental —ejecutado por uno de los autores del sistema en ambas condiciones— no permite generar una línea de base de errores representativa de un operador real, por lo que una hipótesis formal sobre TED no sería falsable con este diseño. Esta limitación se discute en la sección 6.1 y su contrastación con operadores reales queda planteada como trabajo futuro (sección 7.2). </w:t>
       </w:r>
@@ -2470,6 +2739,8 @@
       </w:pPr>
       <w:r>
         <w:t xml:space="preserve">Desarrollar e implementar un sistema integrado de gestión de stock basado en arquitectura API REST que permita optimizar la administración de productos, clientes y ventas mediante la automatización de pedidos a través de plataformas de mensajería instantánea. Evaluar, </w:t>
+      </w:r>
+      <w:r>
         <w:lastRenderedPageBreak/>
         <w:t xml:space="preserve">además, su impacto sobre la eficiencia operativa mediante un experimento controlado que reproduce las condiciones operativas típicas de un comercio de pequeña escala. </w:t>
       </w:r>
@@ -2626,6 +2897,8 @@
       </w:pPr>
       <w:r>
         <w:t xml:space="preserve">Se reconoce como limitación la dependencia del sistema respecto de la conectividad a internet y del correcto funcionamiento de los servicios externos utilizados (API de Telegram, servidor n8n). La limitación metodológica más relevante del presente trabajo es que la evaluación del sistema se realizó en un entorno de prueba controlado y no en un comercio real en operación. Esto se debe a que, a la fecha de este informe, el artefacto no se implementó comercialmente. En consecuencia, los resultados obtenidos poseen validez interna alta pero validez externa </w:t>
+      </w:r>
+      <w:r>
         <w:lastRenderedPageBreak/>
         <w:t xml:space="preserve">acotada. Su generalización a condiciones reales de uso (variabilidad de clientes, picos de demanda, errores de conectividad en campo) requiere una validación de campo posterior, que se plantea como trabajo futuro prioritario (sección 7.2). </w:t>
       </w:r>
@@ -3005,6 +3278,8 @@
       </w:pPr>
       <w:r>
         <w:t xml:space="preserve">La adopción de este estilo arquitectónico permite desarrollar aplicaciones altamente escalables y flexibles, facilitando la interoperabilidad entre sistemas heterogéneos. El uso del protocolo </w:t>
+      </w:r>
+      <w:r>
         <w:lastRenderedPageBreak/>
         <w:t xml:space="preserve">HTTP como mecanismo de comunicación y la representación de recursos en formatos estándar como JSON favorecen la integración con múltiples plataformas y dispositivos. </w:t>
       </w:r>
@@ -3015,7 +3290,7 @@
         <w:ind w:left="-5" w:right="841"/>
       </w:pPr>
       <w:r>
-        <w:t xml:space="preserve">Richardson y Ruby (2007) destacan que la arquitectura REST simplifica el desarrollo y mejora la mantenibilidad del sistema al promover el desacoplamiento entre sus componentes. En años recientes, la proliferación de arquitecturas de microservicios ha reforzado la relevancia de REST como contrato de comunicación entre servicios independientes (Newman, 2019). Esta característica resulta especialmente valiosa en el contexto del presente trabajo, donde la API actúa como núcleo de integración entre el frontend, la base de datos y los servicios externos de automatización. Bogner, Kotstein y Pfaff (2023), en un experimento controlado con 105 participantes, aportan evidencia empírica de que el cumplimiento de las convenciones de diseño REST —como el uso semánticamente correcto de los verbos HTTP y la consistencia en la estructura de las respuestas— mejora significativamente la comprensión de la API por parte de quienes la consumen. Esta evidencia respalda las decisiones de diseño adoptadas para la API del presente trabajo, descriptas en la sección 4.2. Un estudio empírico complementario, basado en 17 entrevistas realizadas en 11 empresas (Lercher et al., 2024), muestra que la evolución de las APIs de microservicios en la práctica enfrenta desafíos de comunicación entre equipos y de dependencia de los consumidores respecto de versiones antiguas. Esto refuerza, desde la perspectiva del mantenimiento a largo plazo, la relevancia de las convenciones de diseño consistentes que Bogner et al. (2023) evalúan desde la comprensión inicial de la API. El versionado formal de la API excede el alcance del presente trabajo, pero esta evidencia resulta pertinente para su eventual evolución.</w:t>
+        <w:t>Richardson y Ruby (2007) destacan que la arquitectura REST simplifica el desarrollo y mejora la mantenibilidad del sistema al promover el desacoplamiento entre sus componentes. En años recientes, la proliferación de arquitecturas de microservicios ha reforzado la relevancia de REST como contrato de comunicación entre servicios independientes (Newman, 2019). Esta característica resulta especialmente valiosa en el contexto del presente trabajo, donde la API actúa como núcleo de integración entre el frontend, la base de datos y los servicios externos de automatización. Bogner, Kotstein y Pfaff (2023), en un experimento controlado con 105 participantes, aportan evidencia empírica de que el cumplimiento de las convenciones de diseño REST —como el uso semánticamente correcto de los verbos HTTP y la consistencia en la estructura de las respuestas— mejora significativamente la comprensión de la API por parte de quienes la consumen. Esta evidencia respalda las decisiones de diseño adoptadas para la API del presente trabajo, descriptas en la sección 4.2. Un estudio empírico complementario, basado en 17 entrevistas realizadas en 11 empresas (Lercher et al., 2024), muestra que la evolución de las APIs de microservicios en la práctica enfrenta desafíos de comunicación entre equipos y de dependencia de los consumidores respecto de versiones antiguas. Esto refuerza, desde la perspectiva del mantenimiento a largo plazo, la relevancia de las convenciones de diseño consistentes que Bogner et al. (2023) evalúan desde la comprensión inicial de la API. El versionado formal de la API excede el alcance del presente trabajo, pero esta evidencia resulta pertinente para su eventual evolución.</w:t>
       </w:r>
     </w:p>
     <w:p>
@@ -3059,7 +3334,11 @@
         <w:ind w:left="-5" w:right="841"/>
       </w:pPr>
       <w:r>
-        <w:t xml:space="preserve">La implementación del frontend como aplicación de página única (Single-Page Application, SPA) tiene implicaciones directas sobre el diseño de la API REST del sistema. A diferencia de las aplicaciones web tradicionales de renderizado en servidor, una SPA delega toda la lógica de presentación al cliente y se comunica con el backend exclusivamente mediante llamadas HTTP asíncronas. Esto implica tres exigencias para la API. Debe exponer respuestas en formato JSON autocontenidas. Debe configurar los encabezados CORS (Cross-Origin Resource Sharing) cuando el frontend se sirve desde un dominio distinto del de la API; en este trabajo lo sirve el propio backend, por lo que el origen es el mismo. Y debe diseñar sus endpoints de manera que cada respuesta incluya la información suficiente para que el cliente construya la vista sin requerir llamadas adicionales encadenadas. Este patrón de interacción se inscribe, en términos generales, en la arquitectura Modelo-Vista-Controlador (MVC), descripta junto con la separación en capas por Fowler (2002): el backend actúa como capa de Modelo y Controlador, gestionando la lógica de negocio y el acceso a datos, mientras que el frontend SPA asume el rol de Vista desacoplada. Esta lectura del frontend como Vista desacoplada es una interpretación de los autores, no una categoría de la obra citada. La comprensión de esta separación de responsabilidades es relevante para evaluar las decisiones de diseño de la API descritas en la sección 4.2. </w:t>
+        <w:t xml:space="preserve">La implementación del frontend como aplicación de página única (Single-Page Application, SPA) tiene implicaciones directas sobre el diseño de la API REST del sistema. A diferencia de las aplicaciones web tradicionales de renderizado en servidor, una SPA delega toda la lógica de </w:t>
+      </w:r>
+      <w:r>
+        <w:lastRenderedPageBreak/>
+        <w:t xml:space="preserve">presentación al cliente y se comunica con el backend exclusivamente mediante llamadas HTTP asíncronas. Esto implica tres exigencias para la API. Debe exponer respuestas en formato JSON autocontenidas. Debe configurar los encabezados CORS (Cross-Origin Resource Sharing) cuando el frontend se sirve desde un dominio distinto del de la API; en este trabajo lo sirve el propio backend, por lo que el origen es el mismo. Y debe diseñar sus endpoints de manera que cada respuesta incluya la información suficiente para que el cliente construya la vista sin requerir llamadas adicionales encadenadas. Este patrón de interacción se inscribe, en términos generales, en la arquitectura Modelo-Vista-Controlador (MVC), descripta junto con la separación en capas por Fowler (2002): el backend actúa como capa de Modelo y Controlador, gestionando la lógica de negocio y el acceso a datos, mientras que el frontend SPA asume el rol de Vista desacoplada. Esta lectura del frontend como Vista desacoplada es una interpretación de los autores, no una categoría de la obra citada. La comprensión de esta separación de responsabilidades es relevante para evaluar las decisiones de diseño de la API descritas en la sección 4.2. </w:t>
       </w:r>
     </w:p>
     <w:p>
@@ -3111,7 +3390,8 @@
         <w:ind w:left="-5" w:right="841"/>
       </w:pPr>
       <w:r>
-        <w:t xml:space="preserve">Trabajos recientes en el campo de la investigación aplicada confirman esta tendencia hacia la reducción de la barrera técnica de entrada. Sufi (2023) revisa sistemáticamente las plataformas low-code/no-code utilizadas en trabajos de investigación e identifica que este tipo de herramientas —categoría dentro de la cual se enmarca n8n— permite a usuarios sin formación avanzada en programación construir flujos funcionales de automatización. Esto resulta particularmente pertinente para el segmento de PyMEs abordado en este trabajo, donde la disponibilidad de personal técnico especializado es limitada (sección 2.1). Desde una perspectiva más amplia de la automatización de procesos de negocio, Khantong y Sriboonlue (2026) sintetizan sistemáticamente 83 artículos arbitrados publicados entre 2015 y 2025 sobre la Automatización Robótica de Procesos (RPA) y proponen un marco integrado organizado en torno a la alineación estratégica, la ejecución operativa y la mejora continua. n8n no constituye una herramienta de RPA en sentido estricto: opera sobre integraciones y disparadores de eventos, no sobre la manipulación de interfaces de usuario existentes. Aun así, los autores identifican los mismos ejes de beneficios y barreras (bajo costo de adopción, gobernanza y mantenimiento) que motivan la elección de una herramienta low-code como capa de automatización en este trabajo.</w:t>
+        <w:lastRenderedPageBreak/>
+        <w:t>Trabajos recientes en el campo de la investigación aplicada confirman esta tendencia hacia la reducción de la barrera técnica de entrada. Sufi (2023) revisa sistemáticamente las plataformas low-code/no-code utilizadas en trabajos de investigación e identifica que este tipo de herramientas —categoría dentro de la cual se enmarca n8n— permite a usuarios sin formación avanzada en programación construir flujos funcionales de automatización. Esto resulta particularmente pertinente para el segmento de PyMEs abordado en este trabajo, donde la disponibilidad de personal técnico especializado es limitada (sección 2.1). Desde una perspectiva más amplia de la automatización de procesos de negocio, Khantong y Sriboonlue (2026) sintetizan sistemáticamente 83 artículos arbitrados publicados entre 2015 y 2025 sobre la Automatización Robótica de Procesos (RPA) y proponen un marco integrado organizado en torno a la alineación estratégica, la ejecución operativa y la mejora continua. n8n no constituye una herramienta de RPA en sentido estricto: opera sobre integraciones y disparadores de eventos, no sobre la manipulación de interfaces de usuario existentes. Aun así, los autores identifican los mismos ejes de beneficios y barreras (bajo costo de adopción, gobernanza y mantenimiento) que motivan la elección de una herramienta low-code como capa de automatización en este trabajo.</w:t>
       </w:r>
     </w:p>
     <w:p>
@@ -3163,9 +3443,11 @@
         <w:ind w:left="-5" w:right="841"/>
       </w:pPr>
       <w:r>
-        <w:t xml:space="preserve">Corresponde precisar, sin embargo, que gran parte de la literatura sobre chatbots citada en esta sección aborda sistemas con capacidad de interpretación de lenguaje natural (NLP). El bot desarrollado en el presente trabajo (sección 4.4), en cambio, no incorpora procesamiento de lenguaje natural en ningún punto de su funcionamiento: la interacción con el cliente está guiada enteramente por botones en línea (inline keyboard) de Telegram, sin que el usuario escriba texto libre en ningún paso del proceso de toma de pedidos. La referencia a Adamopoulou y Moussiades (2020) se retoma con mayor precisión en la sección 2.7.2, en relación específica </w:t>
+        <w:t xml:space="preserve">Corresponde precisar, sin embargo, que gran parte de la literatura sobre chatbots citada en esta sección aborda sistemas con capacidad de interpretación de lenguaje natural (NLP). El bot desarrollado en el presente trabajo (sección 4.4), en cambio, no incorpora procesamiento de </w:t>
+      </w:r>
+      <w:r>
         <w:lastRenderedPageBreak/>
-        <w:t xml:space="preserve">con los chatbots basados en reglas —categoría en la que se inscribe el artefacto desarrollado—, y no con los sistemas basados en aprendizaje automático o NLP. </w:t>
+        <w:t xml:space="preserve">lenguaje natural en ningún punto de su funcionamiento: la interacción con el cliente está guiada enteramente por botones en línea (inline keyboard) de Telegram, sin que el usuario escriba texto libre en ningún paso del proceso de toma de pedidos. La referencia a Adamopoulou y Moussiades (2020) se retoma con mayor precisión en la sección 2.7.2, en relación específica con los chatbots basados en reglas —categoría en la que se inscribe el artefacto desarrollado—, y no con los sistemas basados en aprendizaje automático o NLP. </w:t>
       </w:r>
     </w:p>
     <w:p>
@@ -3265,9 +3547,11 @@
         <w:ind w:left="-5" w:right="841"/>
       </w:pPr>
       <w:r>
-        <w:t xml:space="preserve">En el ámbito latinoamericano, estudios recientes han evidenciado que gran parte de las PyMEs del sector comercial continúa utilizando hojas de cálculo o registros manuales para la gestión de inventarios, incluso en contextos urbanos con acceso a tecnología (CEPAL, 2021). Esta realidad subraya la pertinencia de desarrollar soluciones tecnológicas adaptadas a las capacidades y restricciones de este segmento. Un análisis cienciométrico más reciente confirma esta tendencia: Parra-Sanchez y Talero-Sarmiento (2024), a partir de 448 documentos indexados en Scopus, documentan un crecimiento sostenido de la investigación sobre transformación digital en PyMEs. También documentan una intención creciente de estas organizaciones de adoptar tecnologías como la inteligencia artificial, el big data, la computación en la nube y el comercio electrónico, lo cual refuerza la pertinencia y oportunidad del artefacto desarrollado en este trabajo. Gao, Teh y Ho (2026) confirman esta tendencia mediante un análisis bibliométrico y de contenido de 115 estudios empíricos sobre transformación digital e innovación en PyMEs, publicados en 32 países y relevados en Scopus y Web of Science. Sus </w:t>
+        <w:t xml:space="preserve">En el ámbito latinoamericano, estudios recientes han evidenciado que gran parte de las PyMEs del sector comercial continúa utilizando hojas de cálculo o registros manuales para la gestión de inventarios, incluso en contextos urbanos con acceso a tecnología (CEPAL, 2021). Esta realidad subraya la pertinencia de desarrollar soluciones tecnológicas adaptadas a las capacidades y restricciones de este segmento. Un análisis cienciométrico más reciente confirma esta tendencia: Parra-Sanchez y Talero-Sarmiento (2024), a partir de 448 documentos indexados en Scopus, documentan un crecimiento sostenido de la investigación sobre transformación digital en PyMEs. También documentan una intención creciente de estas organizaciones de adoptar tecnologías como la inteligencia artificial, el big data, la computación </w:t>
+      </w:r>
+      <w:r>
         <w:lastRenderedPageBreak/>
-        <w:t>resultados muestran una correlación positiva pero dependiente del contexto entre transformación digital e innovación, y los propios autores señalan que esta relación permanece insuficientemente explorada para el segmento de pequeñas y medianas empresas, lo cual refuerza el vacío de conocimiento identificado en la sección 2.7.3.</w:t>
+        <w:t>en la nube y el comercio electrónico, lo cual refuerza la pertinencia y oportunidad del artefacto desarrollado en este trabajo. Gao, Teh y Ho (2026) confirman esta tendencia mediante un análisis bibliométrico y de contenido de 115 estudios empíricos sobre transformación digital e innovación en PyMEs, publicados en 32 países y relevados en Scopus y Web of Science. Sus resultados muestran una correlación positiva pero dependiente del contexto entre transformación digital e innovación, y los propios autores señalan que esta relación permanece insuficientemente explorada para el segmento de pequeñas y medianas empresas, lo cual refuerza el vacío de conocimiento identificado en la sección 2.7.3.</w:t>
       </w:r>
     </w:p>
     <w:p>
@@ -3340,9 +3624,11 @@
         <w:ind w:left="-5" w:right="841"/>
       </w:pPr>
       <w:r>
-        <w:t xml:space="preserve">La revisión de la literatura permite identificar con claridad el vacío de conocimiento que este trabajo pretende cubrir. Existen estudios sobre sistemas de gestión de inventario para PyMEs (Moeuf et al., 2020), trabajos sobre la integración de chatbots en comercio electrónico (Adamopoulou y Moussiades, 2020), propuestas de automatización de procesos de negocio (van der Aalst, 2016) y revisiones recientes sobre plataformas low-code/no-code (Sufi, 2023). Sin embargo, no se encontraron en la literatura revisada trabajos que integren de manera simultánea los tres componentes en una solución funcional orientada a pequeños comercios </w:t>
+        <w:t xml:space="preserve">La revisión de la literatura permite identificar con claridad el vacío de conocimiento que este trabajo pretende cubrir. Existen estudios sobre sistemas de gestión de inventario para PyMEs (Moeuf et al., 2020), trabajos sobre la integración de chatbots en comercio electrónico </w:t>
+      </w:r>
+      <w:r>
         <w:lastRenderedPageBreak/>
-        <w:t xml:space="preserve">de tipo presencial: (1) un sistema de gestión de stock basado en API REST, (2) un canal de recepción de pedidos mediante mensajería instantánea y (3) una capa de automatización de bajo costo basada en herramientas como n8n, de licenciamiento fair-code (sección 2.4). </w:t>
+        <w:t xml:space="preserve">(Adamopoulou y Moussiades, 2020), propuestas de automatización de procesos de negocio (van der Aalst, 2016) y revisiones recientes sobre plataformas low-code/no-code (Sufi, 2023). Sin embargo, no se encontraron en la literatura revisada trabajos que integren de manera simultánea los tres componentes en una solución funcional orientada a pequeños comercios de tipo presencial: (1) un sistema de gestión de stock basado en API REST, (2) un canal de recepción de pedidos mediante mensajería instantánea y (3) una capa de automatización de bajo costo basada en herramientas como n8n, de licenciamiento fair-code (sección 2.4). </w:t>
       </w:r>
     </w:p>
     <w:p>
@@ -3352,11 +3638,6 @@
       <w:r>
         <w:t>Esta brecha justifica el desarrollo del artefacto tecnológico propuesto y define el aporte específico de este trabajo al campo de la Ingeniería de Software aplicada a contextos de PyMEs.</w:t>
       </w:r>
-    </w:p>
-    <w:p>
-      <w:pPr>
-        <w:ind w:left="-5" w:right="841"/>
-      </w:pPr>
     </w:p>
     <w:p>
       <w:pPr>
@@ -3471,6 +3752,8 @@
       </w:pPr>
       <w:r>
         <w:t xml:space="preserve"> </w:t>
+      </w:r>
+      <w:r>
         <w:tab/>
         <w:t xml:space="preserve"> </w:t>
       </w:r>
@@ -3669,6 +3952,8 @@
       </w:pPr>
       <w:r>
         <w:t xml:space="preserve">Corresponde precisar con mayor rigor conceptual la denominación de este diseño de investigación. Siguiendo la taxonomía clásica de Campbell y Stanley (1963), un diseño pretest-postest de un único grupo, sin grupo de control independiente ni asignación aleatoria de unidades a condiciones, se clasifica en sentido estricto como preexperimental, y no como cuasiexperimental. Esta última categoría requiere, como mínimo, un grupo de comparación no equivalente. En el presente trabajo no fue posible constituir dicho grupo de comparación, dado </w:t>
+      </w:r>
+      <w:r>
         <w:lastRenderedPageBreak/>
         <w:t xml:space="preserve">que un único operador, coautor del sistema, ejecutó el experimento sobre el mismo conjunto de escenarios en ambas condiciones. Esta precisión terminológica no invalida los resultados obtenidos, pero acota el alcance de las afirmaciones causales que pueden sostenerse a partir de ellos. El diseño intrasujeto reduce la variabilidad atribuible a diferencias entre sujetos u organizaciones, pero no descarta por sí solo otras fuentes de variación —como el efecto de aprendizaje discutido en la sección 3.9—, tal como sí lo haría un grupo de control independiente. </w:t>
       </w:r>
@@ -6821,8 +7106,10 @@
       </w:pPr>
       <w:r>
         <w:t xml:space="preserve">Los 20 escenarios de pedido estandarizados por condición (Anexo A) no se seleccionaron mediante un procedimiento de muestreo aleatorio. Esto se debe a que no se dispuso de una población real de pedidos históricos del comercio de referencia a partir de la cual muestrear. Su construcción respondió, en cambio, a un criterio de diseño deliberado de los autores, orientado a maximizar la cobertura de la variabilidad operativa típica de un comercio minorista de pequeña escala. Se incluyeron así pedidos de uno y de múltiples productos, y casos límite (tres escenarios de stock insuficiente, IDs 17 a 19 del Anexo A, y un escenario de cantidad máxima permitida). La dimensión "cliente nuevo vs. recurrente", presente en una versión anterior del diseño de escenarios, se retiró de la versión final. El artefacto identifica al cliente únicamente por chat_id y por un campo de texto libre (sección 4.3), sin relación con una entidad de clientes, por lo que esa distinción no es representable en el sistema evaluado. Se reconoce como limitación que este criterio de construcción deliberada —al no ser aleatorio ni estar validado por un evaluador ajeno al equipo de desarrollo— puede introducir un sesgo de selección no cuantificable. Ese sesgo favorecería casos que los propios autores anticipan que el sistema resuelve correctamente. Adicionalmente, antes de los 20 escenarios de medición de cada condición se ejecutaron 5 escenarios de calentamiento, no cronometrados y excluidos de todo análisis. Con ellos se buscó que el operador superara la curva de aprendizaje básica del procedimiento (manual o automatizado) antes de iniciar el registro de datos; esta incorporación se retoma en la sección 3.9.  Un único operador, coautor del sistema, ejecutó las dos condiciones. La grabación de pantalla la realizó el otro autor y los instantes de recepción y de </w:t>
+      </w:r>
+      <w:r>
         <w:lastRenderedPageBreak/>
-        <w:t xml:space="preserve">registro confirmado los leyó el mismo operador, con conocimiento de la condición de cada video.</w:t>
+        <w:t>registro confirmado los leyó el mismo operador, con conocimiento de la condición de cada video.</w:t>
       </w:r>
     </w:p>
     <w:p>
@@ -6891,7 +7178,11 @@
         <w:jc w:val="left"/>
       </w:pPr>
       <w:r>
-        <w:t xml:space="preserve">Nivel de actualización del stock (NAS): proporción de productos auditados cuyo stock registrado —en el sistema, en el postest, o en la planilla del operador, en el pretest— coincide con el stock esperado según el diseño de escenarios al cierre de la corrida experimental (pretest o postest). El stock esperado se calculó como el stock inicial menos el consumo previsto por los escenarios confirmados (Anexo A, hoja Auditoria_Stock). Como el experimento es una simulación, sin mercadería ni un inventario físico independiente del registro, NAS verifica la consistencia interna del registro de stock y no su correspondencia con un inventario físico; esa limitación se discute en la sección 6.1. La auditoría abarcó la totalidad de los 17 productos del catálogo por condición (no una muestra, ver sección 3.9). </w:t>
+        <w:t xml:space="preserve">Nivel de actualización del stock (NAS): proporción de productos auditados cuyo stock registrado —en el sistema, en el postest, o en la planilla del operador, en el pretest— coincide con el stock esperado según el diseño de escenarios al cierre de la corrida experimental (pretest o postest). El stock esperado se calculó como el stock inicial menos el consumo previsto por los escenarios confirmados (Anexo A, hoja Auditoria_Stock). Como el experimento es una simulación, sin mercadería ni un inventario físico independiente del registro, NAS verifica la consistencia interna del registro de stock y no su correspondencia con un inventario físico; esa limitación se </w:t>
+      </w:r>
+      <w:r>
+        <w:lastRenderedPageBreak/>
+        <w:t xml:space="preserve">discute en la sección 6.1. La auditoría abarcó la totalidad de los 17 productos del catálogo por condición (no una muestra, ver sección 3.9). </w:t>
       </w:r>
     </w:p>
     <w:p>
@@ -6899,7 +7190,6 @@
         <w:ind w:left="-5" w:right="841"/>
       </w:pPr>
       <w:r>
-        <w:lastRenderedPageBreak/>
         <w:t xml:space="preserve">La variable independiente fue la implementación del sistema integrado de gestión de stock con automatización de pedidos. </w:t>
       </w:r>
     </w:p>
@@ -7045,7 +7335,11 @@
         <w:ind w:left="-5" w:right="841"/>
       </w:pPr>
       <w:r>
-        <w:t xml:space="preserve">El desarrollo del sistema se realizó utilizando el siguiente conjunto de herramientas tecnológicas, seleccionadas en función de su compatibilidad, escalabilidad, robustez y disponibilidad como soluciones de código abierto, de bajo costo o de licenciamiento fair-code (sección 2.4): </w:t>
+        <w:t xml:space="preserve">El desarrollo del sistema se realizó utilizando el siguiente conjunto de herramientas tecnológicas, seleccionadas en función de su compatibilidad, escalabilidad, robustez y </w:t>
+      </w:r>
+      <w:r>
+        <w:lastRenderedPageBreak/>
+        <w:t xml:space="preserve">disponibilidad como soluciones de código abierto, de bajo costo o de licenciamiento fair-code (sección 2.4): </w:t>
       </w:r>
     </w:p>
     <w:p>
@@ -7058,7 +7352,6 @@
         <w:ind w:left="676" w:right="841" w:hanging="338"/>
       </w:pPr>
       <w:r>
-        <w:lastRenderedPageBreak/>
         <w:t xml:space="preserve">Backend: Java (versión 17 LTS) con el framework Spring Boot, por su madurez, amplia adopción en entornos empresariales y soporte nativo para la construcción de APIs REST mediante anotaciones. </w:t>
       </w:r>
     </w:p>
@@ -7304,6 +7597,8 @@
       </w:r>
       <w:r>
         <w:t xml:space="preserve"> El experimento no se ejecutó una sola vez. Una corrida original, anterior a las versiones previas de este informe, se descartó porque su resultado no podía reconstruirse a partir de datos verificables. La re-ejecución se realizó en septiembre de 2026: el pretest manual el 10/09; un primer intento de postest el 11/09, que se descartó porque reveló un defecto en la confirmación de pedidos (descuento doble de stock ante confirmaciones duplicadas casi simultáneas, sección 4.6); y el postest definitivo el 12/09. La decisión de descartar el intento del 11/09 se tomó después de observarlo y no respondió a una regla fijada de antemano. Sus tiempos no se usaron en el análisis principal, pero se conservan </w:t>
+      </w:r>
+      <w:r>
         <w:lastRenderedPageBreak/>
         <w:t>(docs/analisis/rerun/intento1_postest_bug_confirmacion_doble/) y se informan en la Tabla 6.1, porque el postest definitivo fue, en la práctica, la segunda pasada completa de los mismos 20 escenarios con el circuito automatizado, lo que es relevante para la amenaza de práctica descrita en este apartado.</w:t>
       </w:r>
@@ -7315,6 +7610,146 @@
       <w:r>
         <w:t xml:space="preserve">En cuanto a la validez externa, se reconoce como limitación central que el experimento se ejecutó en un entorno controlado y no en condiciones reales de operación comercial. Esto puede sobreestimar los beneficios observados respecto de un contexto con mayor variabilidad, interrupciones y comportamiento heterogéneo de clientes reales. Los resultados obtenidos deben interpretarse, por lo tanto, como una estimación del potencial del sistema bajo condiciones controladas, y no como una medición definitiva de su impacto en un comercio en funcionamiento. La validación en campo se plantea como trabajo futuro prioritario (Capítulo 7). </w:t>
       </w:r>
+    </w:p>
+    <w:p>
+      <w:pPr>
+        <w:spacing w:after="0" w:line="259" w:lineRule="auto"/>
+        <w:ind w:left="0" w:right="0" w:firstLine="0"/>
+        <w:jc w:val="left"/>
+      </w:pPr>
+    </w:p>
+    <w:p>
+      <w:pPr>
+        <w:spacing w:after="0" w:line="259" w:lineRule="auto"/>
+        <w:ind w:left="0" w:right="0" w:firstLine="0"/>
+        <w:jc w:val="left"/>
+      </w:pPr>
+    </w:p>
+    <w:p>
+      <w:pPr>
+        <w:spacing w:after="0" w:line="259" w:lineRule="auto"/>
+        <w:ind w:left="0" w:right="0" w:firstLine="0"/>
+        <w:jc w:val="left"/>
+      </w:pPr>
+    </w:p>
+    <w:p>
+      <w:pPr>
+        <w:spacing w:after="0" w:line="259" w:lineRule="auto"/>
+        <w:ind w:left="0" w:right="0" w:firstLine="0"/>
+        <w:jc w:val="left"/>
+      </w:pPr>
+    </w:p>
+    <w:p>
+      <w:pPr>
+        <w:spacing w:after="0" w:line="259" w:lineRule="auto"/>
+        <w:ind w:left="0" w:right="0" w:firstLine="0"/>
+        <w:jc w:val="left"/>
+      </w:pPr>
+    </w:p>
+    <w:p>
+      <w:pPr>
+        <w:spacing w:after="0" w:line="259" w:lineRule="auto"/>
+        <w:ind w:left="0" w:right="0" w:firstLine="0"/>
+        <w:jc w:val="left"/>
+      </w:pPr>
+    </w:p>
+    <w:p>
+      <w:pPr>
+        <w:spacing w:after="0" w:line="259" w:lineRule="auto"/>
+        <w:ind w:left="0" w:right="0" w:firstLine="0"/>
+        <w:jc w:val="left"/>
+      </w:pPr>
+    </w:p>
+    <w:p>
+      <w:pPr>
+        <w:spacing w:after="0" w:line="259" w:lineRule="auto"/>
+        <w:ind w:left="0" w:right="0" w:firstLine="0"/>
+        <w:jc w:val="left"/>
+      </w:pPr>
+    </w:p>
+    <w:p>
+      <w:pPr>
+        <w:spacing w:after="0" w:line="259" w:lineRule="auto"/>
+        <w:ind w:left="0" w:right="0" w:firstLine="0"/>
+        <w:jc w:val="left"/>
+      </w:pPr>
+    </w:p>
+    <w:p>
+      <w:pPr>
+        <w:spacing w:after="0" w:line="259" w:lineRule="auto"/>
+        <w:ind w:left="0" w:right="0" w:firstLine="0"/>
+        <w:jc w:val="left"/>
+      </w:pPr>
+    </w:p>
+    <w:p>
+      <w:pPr>
+        <w:spacing w:after="0" w:line="259" w:lineRule="auto"/>
+        <w:ind w:left="0" w:right="0" w:firstLine="0"/>
+        <w:jc w:val="left"/>
+      </w:pPr>
+    </w:p>
+    <w:p>
+      <w:pPr>
+        <w:spacing w:after="0" w:line="259" w:lineRule="auto"/>
+        <w:ind w:left="0" w:right="0" w:firstLine="0"/>
+        <w:jc w:val="left"/>
+      </w:pPr>
+    </w:p>
+    <w:p>
+      <w:pPr>
+        <w:spacing w:after="0" w:line="259" w:lineRule="auto"/>
+        <w:ind w:left="0" w:right="0" w:firstLine="0"/>
+        <w:jc w:val="left"/>
+      </w:pPr>
+    </w:p>
+    <w:p>
+      <w:pPr>
+        <w:spacing w:after="0" w:line="259" w:lineRule="auto"/>
+        <w:ind w:left="0" w:right="0" w:firstLine="0"/>
+        <w:jc w:val="left"/>
+      </w:pPr>
+    </w:p>
+    <w:p>
+      <w:pPr>
+        <w:spacing w:after="0" w:line="259" w:lineRule="auto"/>
+        <w:ind w:left="0" w:right="0" w:firstLine="0"/>
+        <w:jc w:val="left"/>
+      </w:pPr>
+    </w:p>
+    <w:p>
+      <w:pPr>
+        <w:spacing w:after="0" w:line="259" w:lineRule="auto"/>
+        <w:ind w:left="0" w:right="0" w:firstLine="0"/>
+        <w:jc w:val="left"/>
+      </w:pPr>
+    </w:p>
+    <w:p>
+      <w:pPr>
+        <w:spacing w:after="0" w:line="259" w:lineRule="auto"/>
+        <w:ind w:left="0" w:right="0" w:firstLine="0"/>
+        <w:jc w:val="left"/>
+      </w:pPr>
+    </w:p>
+    <w:p>
+      <w:pPr>
+        <w:spacing w:after="0" w:line="259" w:lineRule="auto"/>
+        <w:ind w:left="0" w:right="0" w:firstLine="0"/>
+        <w:jc w:val="left"/>
+      </w:pPr>
+    </w:p>
+    <w:p>
+      <w:pPr>
+        <w:spacing w:after="0" w:line="259" w:lineRule="auto"/>
+        <w:ind w:left="0" w:right="0" w:firstLine="0"/>
+        <w:jc w:val="left"/>
+      </w:pPr>
+    </w:p>
+    <w:p>
+      <w:pPr>
+        <w:spacing w:after="0" w:line="259" w:lineRule="auto"/>
+        <w:ind w:left="0" w:right="0" w:firstLine="0"/>
+        <w:jc w:val="left"/>
+      </w:pPr>
     </w:p>
     <w:p>
       <w:pPr>
@@ -7381,6 +7816,7 @@
       <w:bookmarkStart w:id="57" w:name="ch4"/>
       <w:bookmarkEnd w:id="56"/>
       <w:r>
+        <w:lastRenderedPageBreak/>
         <w:t>CAPÍTULO 4: Desarrollo del Sistema</w:t>
       </w:r>
       <w:bookmarkEnd w:id="57"/>
@@ -7446,7 +7882,6 @@
         <w:rPr>
           <w:noProof/>
         </w:rPr>
-        <w:lastRenderedPageBreak/>
         <w:drawing>
           <wp:inline distT="0" distB="0" distL="0" distR="0" wp14:anchorId="70CB3681" wp14:editId="3EF6DD43">
             <wp:extent cx="5157217" cy="1386840"/>
@@ -7521,7 +7956,11 @@
         <w:ind w:left="-5" w:right="841"/>
       </w:pPr>
       <w:r>
-        <w:t xml:space="preserve">El frontend se implementó como una aplicación de página única (SPA) en JavaScript, HTML5 y CSS3, servida como contenido estático por el propio backend de Spring Boot. La interfaz se organiza en módulos funcionales independientes: autenticación (login), pantalla de inicio, gestión de productos, gestión de pedidos y control de stock. Cada módulo está compuesto por una vista HTML y un script JavaScript que consume la API REST mediante llamadas HTTP asíncronas (fetch) y renderiza dinámicamente la información recibida. El módulo de autenticación se implementó mediante JSON Web Tokens (JWT). Al iniciar sesión, el backend emite un token firmado que se almacena en una cookie con el atributo HttpOnly —inaccesible desde JavaScript, para mitigar ataques de tipo XSS— y que expira tras una hora de inactividad, renovándose automáticamente con cada solicitud autenticada (expiración deslizante). Un filtro de seguridad (Spring Security) exige una sesión válida para acceder a cualquier pantalla del panel de administración o a sus endpoints de gestión. Este filtro redirige al usuario no autenticado a la pantalla de inicio de sesión, tanto si intenta acceder directamente por URL como si su sesión expiró por inactividad. Los endpoints que consume la integración con Telegram y la consulta pública del catálogo usan mecanismos de autenticación distintos, detallados en la sección 4.2. Esta organización modular responde al objetivo específico OE3 (sección 1.5) y facilita que cada operador del comercio acceda únicamente a las funcionalidades relevantes para su tarea, manteniendo la separación de responsabilidades descripta en la sección 2.3. Las Figuras 4.1.1a a 4.1.1c muestran las pantallas de inicio de sesión, el panel de control y la gestión de productos; el resto de las capturas de la SPA y del bot se incluye en el Anexo E. </w:t>
+        <w:t xml:space="preserve">El frontend se implementó como una aplicación de página única (SPA) en JavaScript, HTML5 y CSS3, servida como contenido estático por el propio backend de Spring Boot. La interfaz se organiza en módulos funcionales independientes: autenticación (login), pantalla de inicio, gestión de productos, gestión de pedidos y control de stock. Cada módulo está compuesto por una vista HTML y un script JavaScript que consume la API REST mediante llamadas HTTP asíncronas (fetch) y renderiza dinámicamente la información recibida. El módulo de autenticación se implementó mediante JSON Web Tokens (JWT). Al iniciar sesión, el backend emite un token firmado que se almacena en una cookie con el atributo HttpOnly —inaccesible </w:t>
+      </w:r>
+      <w:r>
+        <w:lastRenderedPageBreak/>
+        <w:t xml:space="preserve">desde JavaScript, para mitigar ataques de tipo XSS— y que expira tras una hora de inactividad, renovándose automáticamente con cada solicitud autenticada (expiración deslizante). Un filtro de seguridad (Spring Security) exige una sesión válida para acceder a cualquier pantalla del panel de administración o a sus endpoints de gestión. Este filtro redirige al usuario no autenticado a la pantalla de inicio de sesión, tanto si intenta acceder directamente por URL como si su sesión expiró por inactividad. Los endpoints que consume la integración con Telegram y la consulta pública del catálogo usan mecanismos de autenticación distintos, detallados en la sección 4.2. Esta organización modular responde al objetivo específico OE3 (sección 1.5) y facilita que cada operador del comercio acceda únicamente a las funcionalidades relevantes para su tarea, manteniendo la separación de responsabilidades descripta en la sección 2.3. Las Figuras 4.1.1a a 4.1.1c muestran las pantallas de inicio de sesión, el panel de control y la gestión de productos; el resto de las capturas de la SPA y del bot se incluye en el Anexo E. </w:t>
       </w:r>
     </w:p>
     <w:p>
@@ -7533,7 +7972,6 @@
         <w:rPr>
           <w:noProof/>
         </w:rPr>
-        <w:lastRenderedPageBreak/>
         <w:drawing>
           <wp:inline distT="0" distB="0" distL="0" distR="0" wp14:anchorId="5DCCE636" wp14:editId="18A8854E">
             <wp:extent cx="5000000" cy="3515625"/>
@@ -7590,6 +8028,7 @@
         <w:rPr>
           <w:noProof/>
         </w:rPr>
+        <w:lastRenderedPageBreak/>
         <w:drawing>
           <wp:inline distT="0" distB="0" distL="0" distR="0" wp14:anchorId="140EB317" wp14:editId="12F94436">
             <wp:extent cx="5000000" cy="3515625"/>
@@ -7646,7 +8085,6 @@
         <w:rPr>
           <w:noProof/>
         </w:rPr>
-        <w:lastRenderedPageBreak/>
         <w:drawing>
           <wp:inline distT="0" distB="0" distL="0" distR="0" wp14:anchorId="7FBA90B3" wp14:editId="334E0F00">
             <wp:extent cx="5000000" cy="3515625"/>
@@ -7703,6 +8141,7 @@
       <w:bookmarkStart w:id="63" w:name="sec4_2"/>
       <w:bookmarkEnd w:id="62"/>
       <w:r>
+        <w:lastRenderedPageBreak/>
         <w:t>4.2 Diseño de la API</w:t>
       </w:r>
       <w:bookmarkEnd w:id="63"/>
@@ -7726,9 +8165,7 @@
         <w:ind w:left="-5" w:right="841"/>
       </w:pPr>
       <w:r>
-        <w:t xml:space="preserve">Se definieron endpoints específicos para la gestión de las principales entidades del sistema: productos, categorías y pedidos (junto con sus ítems). Para cada entidad, la API expone las operaciones de creación (POST), consulta individual y colectiva (GET), actualización (PUT) y eliminación física (DELETE), siguiendo las convenciones semánticas del protocolo HTTP. El flujo de toma de pedidos se expone además mediante endpoints específicos de carrito (POST /carrito/{chatId}/item, POST /carrito/{chatId}/confirmar) para su integración con el bot de Telegram (sección 4.4). Este conjunto de operaciones cubre los requerimientos funcionales identificados durante el relevamiento inicial. El esquema de autenticación no es uniforme para toda la API. Las pantallas y endpoints de gestión del panel de administración (creación, edición y eliminación de productos, categorías y pedidos, y consulta de pedidos) exigen el JWT de sesión descripto en la sección 4.1.1. Los endpoints que consume la integración con el bot de Telegram vía n8n (POST /carrito/{chatId}/item, POST /carrito/{chatId}/confirmar, POST /pedidos/webhook), en cambio, se autentican con una clave compartida enviada en el encabezado X-N8N-Api-Key, ya que esas llamadas no provienen de un administrador logueado. Las consultas de solo lectura del catálogo (GET /productos y GET /categorias, con sus variantes), </w:t>
-        <w:lastRenderedPageBreak/>
-        <w:t xml:space="preserve">por último, son de acceso público y sin autenticación, para que el bot pueda armar los menús sin necesidad de credenciales. </w:t>
+        <w:t xml:space="preserve">Se definieron endpoints específicos para la gestión de las principales entidades del sistema: productos, categorías y pedidos (junto con sus ítems). Para cada entidad, la API expone las operaciones de creación (POST), consulta individual y colectiva (GET), actualización (PUT) y eliminación física (DELETE), siguiendo las convenciones semánticas del protocolo HTTP. El flujo de toma de pedidos se expone además mediante endpoints específicos de carrito (POST /carrito/{chatId}/item, POST /carrito/{chatId}/confirmar) para su integración con el bot de Telegram (sección 4.4). Este conjunto de operaciones cubre los requerimientos funcionales identificados durante el relevamiento inicial. El esquema de autenticación no es uniforme para toda la API. Las pantallas y endpoints de gestión del panel de administración (creación, edición y eliminación de productos, categorías y pedidos, y consulta de pedidos) exigen el JWT de sesión descripto en la sección 4.1.1. Los endpoints que consume la integración con el bot de Telegram vía n8n (POST /carrito/{chatId}/item, POST /carrito/{chatId}/confirmar, POST /pedidos/webhook), en cambio, se autentican con una clave compartida enviada en el encabezado X-N8N-Api-Key, ya que esas llamadas no provienen de un administrador logueado. Las consultas de solo lectura del catálogo (GET /productos y GET /categorias, con sus variantes), por último, son de acceso público y sin autenticación, para que el bot pueda armar los menús sin necesidad de credenciales. </w:t>
       </w:r>
     </w:p>
     <w:p>
@@ -7772,7 +8209,11 @@
         <w:ind w:left="-5" w:right="841"/>
       </w:pPr>
       <w:r>
-        <w:t xml:space="preserve">Cada ítem de pedido almacena, además de la referencia al producto (producto_id), una copia de su nombre y precio al momento de la compra (nombre, precio, subtotal). Esta duplicación es intencional: desacopla el historial de pedidos de cambios posteriores en el catálogo (por ejemplo, una actualización de precio no debe alterar pedidos ya registrados). Es un patrón habitual en sistemas de ventas, conocido como snapshot de línea de pedido, y constituye una excepción deliberada a la normalización estricta. La entidad usuarios está diseñada para representar a los clientes del comercio, con una relación de uno a muchos hacia pedidos (un cliente puede realizar múltiples pedidos, cada pedido pertenece a un único cliente). Esta relación corresponde al diseño planificado del modelo y se encuentra pendiente de implementación al momento de este informe. Actualmente, pedidos identifica al cliente únicamente mediante chat_id y el campo de texto libre cliente_nombre, sin clave foránea hacia usuarios, tal como puede verificarse en el diagrama entidad-relación presentado a continuación (Figura 4.2) y en el Anexo D. </w:t>
+        <w:t xml:space="preserve">Cada ítem de pedido almacena, además de la referencia al producto (producto_id), una copia de su nombre y precio al momento de la compra (nombre, precio, subtotal). Esta duplicación es intencional: desacopla el historial de pedidos de cambios posteriores en el catálogo (por ejemplo, una actualización de precio no debe alterar pedidos ya registrados). Es un patrón </w:t>
+      </w:r>
+      <w:r>
+        <w:lastRenderedPageBreak/>
+        <w:t xml:space="preserve">habitual en sistemas de ventas, conocido como snapshot de línea de pedido, y constituye una excepción deliberada a la normalización estricta. La entidad usuarios está diseñada para representar a los clientes del comercio, con una relación de uno a muchos hacia pedidos (un cliente puede realizar múltiples pedidos, cada pedido pertenece a un único cliente). Esta relación corresponde al diseño planificado del modelo y se encuentra pendiente de implementación al momento de este informe. Actualmente, pedidos identifica al cliente únicamente mediante chat_id y el campo de texto libre cliente_nombre, sin clave foránea hacia usuarios, tal como puede verificarse en el diagrama entidad-relación presentado a continuación (Figura 4.2) y en el Anexo D. </w:t>
       </w:r>
     </w:p>
     <w:p>
@@ -7781,6 +8222,8 @@
       </w:pPr>
       <w:r>
         <w:t xml:space="preserve">La decisión de utilizar MySQL como sistema gestor responde a su compatibilidad con el estándar SQL y a su integración nativa con Spring Boot a través de JPA (Java Persistence API) e Hibernate. Esto simplifica las operaciones de mapeo objeto-relacional y reduce la cantidad de código repetitivo en la capa de persistencia. </w:t>
+      </w:r>
+      <w:r>
         <w:br w:type="page"/>
       </w:r>
     </w:p>
@@ -7936,6 +8379,8 @@
       </w:pPr>
       <w:r>
         <w:t xml:space="preserve">Uno de los aportes más significativos del sistema desarrollado radica en la integración con plataformas de mensajería instantánea y la utilización de herramientas de automatización para </w:t>
+      </w:r>
+      <w:r>
         <w:lastRenderedPageBreak/>
         <w:t xml:space="preserve">la gestión de flujos de trabajo. Esta integración permite que los usuarios —clientes del comercio— puedan enviar pedidos a través de Telegram sin necesidad de interactuar directamente con la interfaz web del sistema. </w:t>
       </w:r>
@@ -8179,6 +8624,8 @@
       </w:pPr>
       <w:r>
         <w:t xml:space="preserve">Durante el desarrollo se realizaron verificaciones funcionales manuales orientadas a comprobar el comportamiento de los componentes de la API —particularmente la lógica de validación de datos y el manejo de errores en cada endpoint. Estas verificaciones se llevaron a cabo consumiendo la propia API desde el frontend de la aplicación y, en el caso de los endpoints vinculados a la toma de pedidos, mediante interacción directa con el bot de Telegram. En cada caso se observaron las respuestas devueltas y el comportamiento resultante en la base de datos. No se utilizó una herramienta dedicada de prueba de peticiones HTTP (como Postman) ni una especificación OpenAPI. Las pruebas de los endpoints CRUD (productos, categorías, </w:t>
+      </w:r>
+      <w:r>
         <w:lastRenderedPageBreak/>
         <w:t xml:space="preserve">pedidos) se ejecutaron, en cambio, a través de las mismas pantallas de la SPA que los consume en producción: esto permitió verificar el comportamiento end-to-end del sistema tal como lo experimentaría un operador real, aunque no permitió aislar cada endpoint de forma independiente del resto de la interfaz. Las capturas incluidas en el Anexo E documentan estas pruebas sobre la SPA y sobre el bot. </w:t>
       </w:r>
@@ -8231,13 +8678,11 @@
         <w:ind w:left="-5" w:right="841"/>
       </w:pPr>
       <w:r>
-        <w:t xml:space="preserve">Esta sección reúne las modificaciones que recibió el artefacto en torno al experimento descripto en el Capítulo 5, en orden cronológico y con el commit del repositorio que respalda cada una (Anexo F). Se trata de trabajo ya realizado; lo que queda pendiente se detalla en la sección 7.2. </w:t>
-      </w:r>
-      <w:r>
-        <w:t xml:space="preserve">La suite de pruebas automatizadas que protege estos cambios se describe en la sección 4.5. Los resultados del Capítulo 5 corresponden al árbol de trabajo local de la corrida del 10 y el 12/09/2026, cuyo estado se consolidó después en el commit 97ce027. Los commits posteriores (95af526, 4c57af8 y 15625b8) modifican los tipos numéricos y de fecha, el filtro del historial de pedidos, la configuración de despliegue y la seguridad, y no alteran la secuencia de carrito, confirmación y notificación que se midió; el cálculo de subtotal y total pasó a BigDecimal sin cambiar su resultado.</w:t>
-      </w:r>
-      <w:r>
-        <w:t xml:space="preserve"> </w:t>
+        <w:t xml:space="preserve">Esta sección reúne las modificaciones que recibió el artefacto en torno al experimento descripto en el Capítulo 5, en orden cronológico y con el commit del repositorio que respalda cada una (Anexo F). Se trata de trabajo ya realizado; lo que queda pendiente se detalla en la sección 7.2. La suite de pruebas automatizadas que protege estos cambios se describe en la sección 4.5. Los resultados del Capítulo 5 corresponden al árbol de trabajo local de la corrida del 10 y el 12/09/2026, cuyo estado se consolidó después en el commit 97ce027. Los commits posteriores </w:t>
+      </w:r>
+      <w:r>
+        <w:lastRenderedPageBreak/>
+        <w:t xml:space="preserve">(95af526, 4c57af8 y 15625b8) modifican los tipos numéricos y de fecha, el filtro del historial de pedidos, la configuración de despliegue y la seguridad, y no alteran la secuencia de carrito, confirmación y notificación que se midió; el cálculo de subtotal y total pasó a BigDecimal sin cambiar su resultado. </w:t>
       </w:r>
     </w:p>
     <w:p>
@@ -8245,25 +8690,27 @@
         <w:ind w:left="-5" w:right="841"/>
       </w:pPr>
       <w:r>
-        <w:t xml:space="preserve">El 11/08/2026, con anterioridad a la corrida del 10 y el 12/09/2026, se resolvieron dos tareas técnicas puntuales: la corrección de la excepción no controlada que exponía el escenario de </w:t>
+        <w:t xml:space="preserve">El 11/08/2026, con anterioridad a la corrida del 10 y el 12/09/2026, se resolvieron dos tareas técnicas puntuales: la corrección de la excepción no controlada que exponía el escenario de carrito vacío, y la incorporación de una validación de cantidad máxima del lado del servidor. Esta última cantidad estaba antes impuesta únicamente por la construcción de los botones en n8n (sección 4.4). Para el primer caso, se agregó manejo explícito de la excepción (respuesta HTTP 400 con mensaje descriptivo; commit 1d95abf del repositorio, Anexo F). Para el segundo, una validación de rango (1 a 10 unidades) en el endpoint POST /carrito/{chatId}/item (commit 237ed83 del repositorio, Anexo F). </w:t>
+      </w:r>
+    </w:p>
+    <w:p>
+      <w:pPr>
+        <w:ind w:left="-5" w:right="841"/>
+      </w:pPr>
+      <w:r>
+        <w:t xml:space="preserve">Durante la re-ejecución del experimento y en la revisión de código posterior se identificaron dos observaciones sobre el flujo de carrito y confirmación de pedidos, que se investigaron y resolvieron. La primera era una condición de carrera en la confirmación de pedidos: la comprobación en memoria del estado antes de descontar stock permitía que dos confirmaciones casi simultáneas del mismo pedido (por ejemplo, un doble clic) leyeran ambas el estado no confirmado antes de que la primera terminara de escribir, descontando el stock dos veces. Se corrigió reemplazando esa comprobación por una transición atómica a nivel de base de datos: una sentencia UPDATE condicionada a que el estado no sea ya CONFIRMADO, el mismo patrón ya usado para el descuento de stock. La corrección se validó con diez confirmaciones simultáneas reales sobre el mismo pedido y con el test de regresión confirmarEstadoDosVecesNoDescuentaStockDosVeces (sección 4.5; commit 97ce027 del repositorio, Anexo F). La segunda cuestionaba si la cantidad acumulada de un mismo producto al agregarlo dos veces al carrito debía limitarse al máximo de 10 unidades por interacción impuesto por el menú de botones de Telegram (sección 4.4). Se determinó que ese límite es exclusivo de la interfaz de botones y no una regla de negocio, por lo que la cantidad acumulada puede superar las 10 unidades sin inconveniente, siempre que la disponibilidad se valide contra el stock real al confirmar el pedido. Este comportamiento ya lo implementaba correctamente el sistema, y quedó cubierto con dos tests de regresión adicionales (sección 4.5). </w:t>
+      </w:r>
+    </w:p>
+    <w:p>
+      <w:pPr>
+        <w:ind w:left="-5" w:right="841"/>
+      </w:pPr>
+      <w:r>
+        <w:t xml:space="preserve">También se identificó, como riesgo de seguridad, que la configuración de desarrollo versionaba credenciales sensibles: un usuario de MySQL sin contraseña y valores por defecto para el secreto de firma JWT y la clave compartida de la integración con n8n. Estos valores permitían levantar el sistema sin definir ningún secreto real. Se separó la configuración en un perfil "dev" —activo por defecto, sin cambios en el flujo de trabajo local ni en la suite de pruebas— con esos valores de conveniencia. El archivo de configuración base, en cambio, no tiene valores por defecto para las credenciales de base de datos, el secreto JWT y la clave de n8n: cualquier otro perfil de despliegue debe definirlas por variable de entorno, o el arranque falla con un error explícito (commit 97ce027 del repositorio, Anexo F). Se agregó también la posibilidad de marcar la cookie de sesión JWT como Secure (solo HTTPS) mediante una variable de entorno, deshabilitada por defecto para no romper el desarrollo local sobre HTTP. Se agregó, por último, </w:t>
+      </w:r>
+      <w:r>
         <w:lastRenderedPageBreak/>
-        <w:t xml:space="preserve">carrito vacío, y la incorporación de una validación de cantidad máxima del lado del servidor. Esta última cantidad estaba antes impuesta únicamente por la construcción de los botones en n8n (sección 4.4). Para el primer caso, se agregó manejo explícito de la excepción (respuesta HTTP 400 con mensaje descriptivo; commit 1d95abf del repositorio, Anexo F). Para el segundo, una validación de rango (1 a 10 unidades) en el endpoint POST /carrito/{chatId}/item (commit 237ed83 del repositorio, Anexo F). </w:t>
-      </w:r>
-    </w:p>
-    <w:p>
-      <w:pPr>
-        <w:ind w:left="-5" w:right="841"/>
-      </w:pPr>
-      <w:r>
-        <w:t xml:space="preserve">Durante la re-ejecución del experimento y en la revisión de código posterior se identificaron dos observaciones sobre el flujo de carrito y confirmación de pedidos, que se investigaron y resolvieron. La primera era una condición de carrera en la confirmación de pedidos: la comprobación en memoria del estado antes de descontar stock permitía que dos confirmaciones casi simultáneas del mismo pedido (por ejemplo, un doble clic) leyeran ambas el estado no confirmado antes de que la primera terminara de escribir, descontando el stock dos veces. Se corrigió reemplazando esa comprobación por una transición atómica a nivel de base de datos: una sentencia UPDATE condicionada a que el estado no sea ya CONFIRMADO, el mismo patrón ya usado para el descuento de stock. La corrección se validó con diez confirmaciones simultáneas reales sobre el mismo pedido y con el test de regresión confirmarEstadoDosVecesNoDescuentaStockDosVeces (sección 4.5; commit 97ce027 del repositorio, Anexo F). La segunda cuestionaba si la cantidad acumulada de un mismo producto al agregarlo dos veces al carrito debía limitarse al máximo de 10 unidades por interacción impuesto por el menú de botones de Telegram (sección 4.4). Se determinó que ese límite es exclusivo de la interfaz de botones y no una regla de negocio, por lo que la cantidad acumulada puede superar las 10 unidades sin inconveniente, siempre que la disponibilidad se valide contra el stock real al confirmar el pedido. Este comportamiento ya lo implementaba correctamente el sistema, y quedó cubierto con dos tests de regresión adicionales (sección 4.5). </w:t>
-      </w:r>
-    </w:p>
-    <w:p>
-      <w:pPr>
-        <w:ind w:left="-5" w:right="841"/>
-      </w:pPr>
-      <w:r>
-        <w:t xml:space="preserve">También se identificó, como riesgo de seguridad, que la configuración de desarrollo versionaba credenciales sensibles: un usuario de MySQL sin contraseña y valores por defecto para el secreto de firma JWT y la clave compartida de la integración con n8n. Estos valores permitían levantar el sistema sin definir ningún secreto real. Se separó la configuración en un perfil "dev" —activo por defecto, sin cambios en el flujo de trabajo local ni en la suite de pruebas— con esos valores de conveniencia. El archivo de configuración base, en cambio, no tiene valores por defecto para las credenciales de base de datos, el secreto JWT y la clave de n8n: cualquier otro perfil de despliegue debe definirlas por variable de entorno, o el arranque falla con un error explícito (commit 97ce027 del repositorio, Anexo F). Se agregó también la posibilidad de marcar la cookie de sesión JWT como Secure (solo HTTPS) mediante una variable de entorno, deshabilitada por defecto para no romper el desarrollo local sobre HTTP. Se agregó, por último, un perfil “prod” (application-prod.properties) que sobrescribe spring.jpa.hibernate.ddl-auto de “update” a “validate”. El valor “update” era conveniente mientras el modelo de datos todavía cambiaba en desarrollo. Con “validate”, en un despliegue real, Hibernate compara el esquema existente contra las entidades y falla el arranque si no coinciden, en lugar de crear o alterar tablas automáticamente (commit 4c57af8 del repositorio, Anexo F). En una revisión posterior se cerraron dos observaciones de seguridad que quedaban abiertas. Se quitó el origen abierto (@CrossOrigin con origen “*”) de los controladores de pedidos y de carrito, dado que el frontend se sirve desde el propio backend y n8n llama a la API de servidor a servidor. Además, server.error.include-message quedó en “never” en el archivo base, de modo que solo el perfil “dev” expone el mensaje de las excepciones no controladas (commit 15625b8 del repositorio, Anexo F). La protección contra CSRF sigue deshabilitada, como se declara en el Anexo F. </w:t>
+        <w:t xml:space="preserve">un perfil “prod” (application-prod.properties) que sobrescribe spring.jpa.hibernate.ddl-auto de “update” a “validate”. El valor “update” era conveniente mientras el modelo de datos todavía cambiaba en desarrollo. Con “validate”, en un despliegue real, Hibernate compara el esquema existente contra las entidades y falla el arranque si no coinciden, en lugar de crear o alterar tablas automáticamente (commit 4c57af8 del repositorio, Anexo F). En una revisión posterior se cerraron dos observaciones de seguridad que quedaban abiertas. Se quitó el origen abierto (@CrossOrigin con origen “*”) de los controladores de pedidos y de carrito, dado que el frontend se sirve desde el propio backend y n8n llama a la API de servidor a servidor. Además, server.error.include-message quedó en “never” en el archivo base, de modo que solo el perfil “dev” expone el mensaje de las excepciones no controladas (commit 15625b8 del repositorio, Anexo F). La protección contra CSRF sigue deshabilitada, como se declara en el Anexo F. </w:t>
       </w:r>
     </w:p>
     <w:p>
@@ -8290,20 +8737,6 @@
       <w:r>
         <w:t xml:space="preserve"> </w:t>
       </w:r>
-    </w:p>
-    <w:p>
-      <w:pPr>
-        <w:spacing w:after="0" w:line="259" w:lineRule="auto"/>
-        <w:ind w:left="0" w:right="0" w:firstLine="0"/>
-        <w:jc w:val="left"/>
-      </w:pPr>
-    </w:p>
-    <w:p>
-      <w:pPr>
-        <w:spacing w:after="0" w:line="259" w:lineRule="auto"/>
-        <w:ind w:left="0" w:right="0" w:firstLine="0"/>
-        <w:jc w:val="left"/>
-      </w:pPr>
     </w:p>
     <w:p>
       <w:pPr>
@@ -9503,7 +9936,11 @@
         <w:ind w:left="-5" w:right="835"/>
       </w:pPr>
       <w:r>
-        <w:t xml:space="preserve">Tabla 5.1. Comparación de resultados entre la condición pretest y postest del experimento controlado (n = 20 escenarios por condición, sección 3.4). El tamaño del efecto de TPP se calculó a partir de los mismos datos pareados del Anexo A, mediante el estadístico r = |z|/√N asociado a la prueba de Wilcoxon (Rosenthal, 1991) e interpretado según los umbrales convencionales de Cohen (1988). Se informa en valor absoluto porque el signo de z depende de la convención de la diferencia y no cambia la magnitud. El denominador N corresponde a las 40 observaciones totales (pretest + postest), no a los 20 pares evaluados. El valor p informado es el valor exacto de la prueba de Wilcoxon (principal); la aproximación normal (z = −3,79) da un valor p = 0,000149, del mismo orden de magnitud. El intervalo de confianza bootstrap percentil corresponde a la mediana de las diferencias pareadas, no a la diferencia de las medianas de cada condición por separado, que es una cifra distinta (32,00 s vs. 21,50 s = 10,50 s). Se calculó con 10.000 remuestreos y semilla fija (random_state = 42) para garantizar la reproducibilidad. La mediana observada de las diferencias pareadas fue de 11,50 s. Su cociente sobre la mediana del pretest (35,9%) y la reducción de las medianas de cada condición (32,8%) se informan con su intervalo de confianza en la sección 5.2. Para TED se aplicó la prueba exacta de McNemar (p = 1,000), dado que los errores se registraron en escenarios distintos entre condiciones (2 pares discordantes en cada sentido). No corresponde, por eso, un tamaño de efecto convencional para una tabla 2×2 de baja frecuencia. Para NAS no se calculó un contraste formal. La auditoría del postest se obtuvo en una pasada suplementaria del 12/09/2026, sin volcados exportados y sin registro del estado del código respecto de la corrección de concurrencia (sección 6.2). Las auditorías cubrieron la totalidad de los 17 productos del catálogo por condición (no una muestra de 5) y el stock registrado coincidió con el esperado en el 100% de los casos en ambas condiciones, sin variación que contrastar. No se aplicó corrección por comparaciones múltiples entre las tres variables: cada una responde a una pregunta distinta y solo TPP fue objeto de un contraste de hipótesis formal, por lo que dicha corrección no resulta aplicable en este caso. </w:t>
+        <w:t xml:space="preserve">Tabla 5.1. Comparación de resultados entre la condición pretest y postest del experimento controlado (n = 20 escenarios por condición, sección 3.4). El tamaño del efecto de TPP se calculó </w:t>
+      </w:r>
+      <w:r>
+        <w:lastRenderedPageBreak/>
+        <w:t xml:space="preserve">a partir de los mismos datos pareados del Anexo A, mediante el estadístico r = |z|/√N asociado a la prueba de Wilcoxon (Rosenthal, 1991) e interpretado según los umbrales convencionales de Cohen (1988). Se informa en valor absoluto porque el signo de z depende de la convención de la diferencia y no cambia la magnitud. El denominador N corresponde a las 40 observaciones totales (pretest + postest), no a los 20 pares evaluados. El valor p informado es el valor exacto de la prueba de Wilcoxon (principal); la aproximación normal (z = −3,79) da un valor p = 0,000149, del mismo orden de magnitud. El intervalo de confianza bootstrap percentil corresponde a la mediana de las diferencias pareadas, no a la diferencia de las medianas de cada condición por separado, que es una cifra distinta (32,00 s vs. 21,50 s = 10,50 s). Se calculó con 10.000 remuestreos y semilla fija (random_state = 42) para garantizar la reproducibilidad. La mediana observada de las diferencias pareadas fue de 11,50 s. Su cociente sobre la mediana del pretest (35,9%) y la reducción de las medianas de cada condición (32,8%) se informan con su intervalo de confianza en la sección 5.2. Para TED se aplicó la prueba exacta de McNemar (p = 1,000), dado que los errores se registraron en escenarios distintos entre condiciones (2 pares discordantes en cada sentido). No corresponde, por eso, un tamaño de efecto convencional para una tabla 2×2 de baja frecuencia. Para NAS no se calculó un contraste formal. La auditoría del postest se obtuvo en una pasada suplementaria del 12/09/2026, sin volcados exportados y sin registro del estado del código respecto de la corrección de concurrencia (sección 6.2). Las auditorías cubrieron la totalidad de los 17 productos del catálogo por condición (no una muestra de 5) y el stock registrado coincidió con el esperado en el 100% de los casos en ambas condiciones, sin variación que contrastar. No se aplicó corrección por comparaciones múltiples entre las tres variables: cada una responde a una pregunta distinta y solo TPP fue objeto de un contraste de hipótesis formal, por lo que dicha corrección no resulta aplicable en este caso. </w:t>
       </w:r>
     </w:p>
     <w:p>
@@ -9733,13 +10170,7 @@
         <w:ind w:left="-5" w:right="841"/>
       </w:pPr>
       <w:r>
-        <w:t xml:space="preserve">La reducción observada en TPP (34,9% sobre las medias; 35,9% para la mediana de las diferencias pareadas respecto de la mediana del pretest, IC95% [25,8%; 44,4%]) es menor que el orden de magnitud que Davenport y Kirby (2016) atribuyen a la automatización de tareas administrativas estructuradas. Tampoco alcanza el umbral del 50% adoptado en la sección 3.1 para H1, y el intervalo de confianza de esa reducción excluye dicho umbral. No obstante, la mejora es consistente en dirección con el argumento de Moeuf et al. (2020) y de Sufi (2023) sobre el potencial de impacto de las soluciones de bajo costo y fácil integración —incluidas las plataformas low-code/no-code como n8n— en PyMEs. El sistema desarrollado no requirió infraestructura compleja y, aun así, produjo una reducción de tiempo estadísticamente significativa y de tamaño de efecto grande (r = 0,60; Cohen, 1988). Cabe señalar que el diseño adoptado carece de grupo de comparación no equivalente y se ubica, en sentido estricto, en la categoría de diseños preexperimentales (sección 3.4). Por eso, parte de esta reducción podría explicarse por fuentes de variación no controladas, en particular el efecto de práctica derivado de resolver los mismos veinte escenarios en ambas condiciones (secciones 3.9 y 6.2). La incorporación de escenarios de calentamiento (sección 3.4) mitigó parcialmente esta amenaza, sin eliminarla. Un caso concreto ilustra esta cautela: el escenario 8, el único que favoreció al pretest, correspondió a un contratiempo operativo puntual en el postest (un reintento de selección de categoría). Esto indica que el resultado agregado no está artificialmente libre de ruido en ninguna de las dos direcciones. </w:t>
-      </w:r>
-      <w:r>
-        <w:t xml:space="preserve">Por ello, la reducción observada se interpreta como una estimación verificable y reproducible, obtenida bajo un instrumento de medición único y consistente entre condiciones (sección 3.5), y no como una cifra construida sobre datos no verificables. Debe leerse, sin embargo, como una estimación obtenida en condiciones controladas y con amenazas que en su mayoría favorecen a la condición automatizada (orden fijo de las corridas, mismos escenarios y práctica entre pasadas, sección 6.2), y por lo tanto como una cota superior probable del efecto en un comercio real.</w:t>
-      </w:r>
-      <w:r>
-        <w:t xml:space="preserve"> </w:t>
+        <w:t xml:space="preserve">La reducción observada en TPP (34,9% sobre las medias; 35,9% para la mediana de las diferencias pareadas respecto de la mediana del pretest, IC95% [25,8%; 44,4%]) es menor que el orden de magnitud que Davenport y Kirby (2016) atribuyen a la automatización de tareas administrativas estructuradas. Tampoco alcanza el umbral del 50% adoptado en la sección 3.1 para H1, y el intervalo de confianza de esa reducción excluye dicho umbral. No obstante, la mejora es consistente en dirección con el argumento de Moeuf et al. (2020) y de Sufi (2023) sobre el potencial de impacto de las soluciones de bajo costo y fácil integración —incluidas las plataformas low-code/no-code como n8n— en PyMEs. El sistema desarrollado no requirió infraestructura compleja y, aun así, produjo una reducción de tiempo estadísticamente significativa y de tamaño de efecto grande (r = 0,60; Cohen, 1988). Cabe señalar que el diseño adoptado carece de grupo de comparación no equivalente y se ubica, en sentido estricto, en la categoría de diseños preexperimentales (sección 3.4). Por eso, parte de esta reducción podría explicarse por fuentes de variación no controladas, en particular el efecto de práctica derivado de resolver los mismos veinte escenarios en ambas condiciones (secciones 3.9 y 6.2). La incorporación de escenarios de calentamiento (sección 3.4) mitigó parcialmente esta amenaza, sin eliminarla. Un caso concreto ilustra esta cautela: el escenario 8, el único que favoreció al pretest, correspondió a un contratiempo operativo puntual en el postest (un reintento de selección de categoría). Esto indica que el resultado agregado no está artificialmente libre de ruido en ninguna de las dos direcciones. Por ello, la reducción observada se interpreta como una estimación verificable y reproducible, obtenida bajo un instrumento de medición único y consistente entre condiciones (sección 3.5), y no como una cifra construida sobre datos no verificables. Debe leerse, sin embargo, como una estimación obtenida en condiciones controladas y con amenazas que en su mayoría favorecen a la condición automatizada (orden fijo de las corridas, mismos escenarios y práctica entre pasadas, sección 6.2), y por lo tanto como una cota superior probable del efecto en un comercio real. </w:t>
       </w:r>
     </w:p>
     <w:p>
@@ -9747,7 +10178,11 @@
         <w:ind w:left="-5" w:right="841"/>
       </w:pPr>
       <w:r>
-        <w:t xml:space="preserve">El resultado de TED —sin diferencia entre condiciones (11,8% en ambas; McNemar exacto, p = 1,000)— contrasta con lo esperado a partir de la misma literatura. Esa literatura atribuye a la automatización una reducción en la tasa de errores humanos (Davenport y Kirby, 2016). La explicación más plausible no es que la automatización sea inefectiva para reducir errores, sino que el diseño experimental, tal como se advirtió en las secciones 1.2 y 3.1, no genera una tasa de error de base representativa de un operador real. Uno de los autores del sistema operó ambas condiciones, con pleno conocimiento del catálogo y del procedimiento; por eso, los errores registrados (dos por condición, detallados en el Anexo A) reflejan más bien la variabilidad esperable de una tarea manual repetitiva que una falla estructural de alguna de las dos modalidades. Un operador real, sin ese conocimiento ni ese entrenamiento previo, probablemente presentaría una tasa de error de base distinta —y potencialmente más alta en la modalidad manual— que este diseño no puede estimar. Además, la naturaleza de los errores difiere entre condiciones (de registro en la planilla en el pretest, de selección del operador en el postest; sección 3.5), de modo que la igualdad del 11,8% no compara exactamente la misma magnitud. En consecuencia, TED se reporta sin hipótesis asociada; su contrastación con operadores reales queda como pregunta abierta para la validación de campo (sección 7.2). </w:t>
+        <w:t xml:space="preserve">El resultado de TED —sin diferencia entre condiciones (11,8% en ambas; McNemar exacto, p = 1,000)— contrasta con lo esperado a partir de la misma literatura. Esa literatura atribuye a la automatización una reducción en la tasa de errores humanos (Davenport y Kirby, 2016). La explicación más plausible no es que la automatización sea inefectiva para reducir errores, sino que el diseño experimental, tal como se advirtió en las secciones 1.2 y 3.1, no genera una tasa de error de base representativa de un operador real. Uno de los autores del sistema operó ambas condiciones, con pleno conocimiento del catálogo y del procedimiento; por eso, los errores registrados (dos por condición, detallados en el Anexo A) reflejan más bien la variabilidad esperable de una tarea manual repetitiva que una falla estructural de alguna de las dos modalidades. Un operador real, sin ese conocimiento ni ese entrenamiento previo, probablemente presentaría una tasa de error de base distinta —y potencialmente más alta en la modalidad manual— que este diseño no puede estimar. Además, la naturaleza de los errores difiere entre condiciones (de registro en la planilla en el pretest, de selección del operador en </w:t>
+      </w:r>
+      <w:r>
+        <w:lastRenderedPageBreak/>
+        <w:t xml:space="preserve">el postest; sección 3.5), de modo que la igualdad del 11,8% no compara exactamente la misma magnitud. En consecuencia, TED se reporta sin hipótesis asociada; su contrastación con operadores reales queda como pregunta abierta para la validación de campo (sección 7.2). </w:t>
       </w:r>
     </w:p>
     <w:p>
@@ -9793,9 +10228,11 @@
         <w:jc w:val="left"/>
       </w:pPr>
       <w:r>
-        <w:t xml:space="preserve">En primer lugar, el diseño intrasujeto ejecutó los mismos 20 escenarios de medición en un orden fijo: primero la modalidad manual (10/09/2026), luego la automatizada (12/09/2026), con más de un día de intervalo entre el cierre de una y el inicio de la otra. No hubo </w:t>
+        <w:t xml:space="preserve">En primer lugar, el diseño intrasujeto ejecutó los mismos 20 escenarios de medición en un orden fijo: primero la modalidad manual (10/09/2026), luego la automatizada (12/09/2026), </w:t>
+      </w:r>
+      <w:r>
         <w:lastRenderedPageBreak/>
-        <w:t xml:space="preserve">contrabalanceo, y el mismo operador (uno de los autores del sistema) intervino en ambas corridas. Para atenuar el efecto de práctica se incorporaron 5 escenarios de calentamiento no cronometrados antes de cada condición (sección 3.4). Esta incorporación reduce, pero no permite aislar cuantitativamente, la magnitud del efecto de práctica residual sobre los 20 escenarios de medición, que siguen siendo idénticos entre condiciones. A diferencia de versiones anteriores de este trabajo, TPP se midió en ambas condiciones con un instrumento único: grabación de pantalla con el reloj del sistema visible, leído al segundo (sección 3.5). Por eso, la asimetría instrumental ya no es una amenaza aplicable. La magnitud del efecto observado (r = 0,60) es compatible con una mejora real más allá del ruido de medición. Sin embargo, dado el diseño preexperimental, no puede descartarse por completo una contribución del efecto de práctica residual a la reducción del 34,9%-35,9% informada en la sección 5.2. </w:t>
+        <w:t xml:space="preserve">con más de un día de intervalo entre el cierre de una y el inicio de la otra. No hubo contrabalanceo, y el mismo operador (uno de los autores del sistema) intervino en ambas corridas. Para atenuar el efecto de práctica se incorporaron 5 escenarios de calentamiento no cronometrados antes de cada condición (sección 3.4). Esta incorporación reduce, pero no permite aislar cuantitativamente, la magnitud del efecto de práctica residual sobre los 20 escenarios de medición, que siguen siendo idénticos entre condiciones. A diferencia de versiones anteriores de este trabajo, TPP se midió en ambas condiciones con un instrumento único: grabación de pantalla con el reloj del sistema visible, leído al segundo (sección 3.5). Por eso, la asimetría instrumental ya no es una amenaza aplicable. La magnitud del efecto observado (r = 0,60) es compatible con una mejora real más allá del ruido de medición. Sin embargo, dado el diseño preexperimental, no puede descartarse por completo una contribución del efecto de práctica residual a la reducción del 34,9%-35,9% informada en la sección 5.2. </w:t>
       </w:r>
     </w:p>
     <w:p>
@@ -9811,7 +10248,11 @@
         <w:ind w:left="-5" w:right="841"/>
       </w:pPr>
       <w:r>
-        <w:t xml:space="preserve">Este hallazgo debe distinguirse de la amenaza identificada en la sección 3.9, que es el arrastre entre condiciones: que el postest se beneficie de haber resuelto los mismos veinte escenarios en pasadas anteriores. Una tendencia intra-corrida, plana o marcada, no mide ese arrastre. Los datos disponibles permiten una cota indicativa, no una estimación: el intento de postest descartado del 11/09 (sección 3.9) fue una primera pasada completa del circuito automatizado sobre los mismos escenarios, y sus tiempos fueron mayores que los del postest definitivo (media de 31,20 s frente a 25,60 s; diferencia de 5,60 s; Wilcoxon pareado exacto p = 5,3×10⁻⁴; Tabla 6.1). Esa diferencia, equivalente al 41 % de la reducción global de 13,70 s, es compatible con un efecto de práctica entre pasadas del mismo circuito. También podría deberse a otras causas: carga del servidor, latencia de la conexión u orden de los escenarios (en el intento descartado, los escenarios 15 y 16 se ejecutaron en orden inverso). Por lo tanto, no puede descartarse que una parte relevante de la reducción de 13,70 s entre el pretest y el postest definitivo se deba a la práctica y no al sistema. Contra el intento descartado, la reducción de las medias es del 20,6 % (Wilcoxon exacto p = 8,3×10⁻⁴). El arrastre entre condiciones se mantiene como limitación no estimada con precisión: su estimación completa, con escenarios de calentamiento cronometrados y contrabalanceo del orden, queda como tarea pendiente para una réplica futura del experimento (sección 7.2). </w:t>
+        <w:t xml:space="preserve">Este hallazgo debe distinguirse de la amenaza identificada en la sección 3.9, que es el arrastre entre condiciones: que el postest se beneficie de haber resuelto los mismos veinte escenarios en pasadas anteriores. Una tendencia intra-corrida, plana o marcada, no mide ese arrastre. Los datos disponibles permiten una cota indicativa, no una estimación: el intento de postest descartado del 11/09 (sección 3.9) fue una primera pasada completa del circuito automatizado sobre los mismos escenarios, y sus tiempos fueron mayores que los del postest definitivo </w:t>
+      </w:r>
+      <w:r>
+        <w:lastRenderedPageBreak/>
+        <w:t xml:space="preserve">(media de 31,20 s frente a 25,60 s; diferencia de 5,60 s; Wilcoxon pareado exacto p = 5,3×10⁻⁴; Tabla 6.1). Esa diferencia, equivalente al 41 % de la reducción global de 13,70 s, es compatible con un efecto de práctica entre pasadas del mismo circuito. También podría deberse a otras causas: carga del servidor, latencia de la conexión u orden de los escenarios (en el intento descartado, los escenarios 15 y 16 se ejecutaron en orden inverso). Por lo tanto, no puede descartarse que una parte relevante de la reducción de 13,70 s entre el pretest y el postest definitivo se deba a la práctica y no al sistema. Contra el intento descartado, la reducción de las medias es del 20,6 % (Wilcoxon exacto p = 8,3×10⁻⁴). El arrastre entre condiciones se mantiene como limitación no estimada con precisión: su estimación completa, con escenarios de calentamiento cronometrados y contrabalanceo del orden, queda como tarea pendiente para una réplica futura del experimento (sección 7.2). </w:t>
       </w:r>
     </w:p>
     <w:p>
@@ -10346,9 +10787,11 @@
         <w:ind w:left="-5" w:right="841"/>
       </w:pPr>
       <w:r>
-        <w:t xml:space="preserve">En cuarto lugar, las auditorías de stock (NAS) se realizaron en una única sesión al cierre de cada corrida completa, auditando la totalidad de los 17 productos del catálogo, en lugar de en puntos de control distribuidos a lo largo de la ejecución. Esto es consistente con la definición de NAS de la sección 3.5, pero no permite observar cómo evoluciona la desactualización del stock durante la corrida, solo su estado final. En el postest, además, la auditoría no se hizo al cierre de la corrida cronometrada: un reinicio accidental de la base de datos, antes de exportar el estado final, impidió conservar los datos de inventario de esa corrida. La auditoría se realizó entonces en una pasada suplementaria, el 12/09/2026, posterior a la corrida cronometrada, </w:t>
+        <w:t xml:space="preserve">En cuarto lugar, las auditorías de stock (NAS) se realizaron en una única sesión al cierre de cada corrida completa, auditando la totalidad de los 17 productos del catálogo, en lugar de en puntos de control distribuidos a lo largo de la ejecución. Esto es consistente con la definición de NAS de la sección 3.5, pero no permite observar cómo evoluciona la desactualización del stock durante la corrida, solo su estado final. En el postest, además, la auditoría no se hizo al cierre de la corrida cronometrada: un reinicio accidental de la base de datos, antes de exportar el </w:t>
+      </w:r>
+      <w:r>
         <w:lastRenderedPageBreak/>
-        <w:t>sobre los mismos 20 escenarios y sin video ni cronometraje. El defecto de doble descuento de stock ante confirmaciones duplicadas casi simultáneas se detectó en la pasada descartada del 11/09/2026 (sección 3.9) y su corrección se consolidó en el commit 97ce027 (13/09/2026). No se conserva un registro que permita establecer si esa corrección ya estaba aplicada durante la corrida cronometrada del 12/09 o se aplicó después: el árbol de trabajo de esa corrida no estaba commiteado. En consecuencia, no puede afirmarse que la corrida cronometrada y la pasada suplementaria se ejecutaron sobre el mismo código, y el 100% informado en la Tabla 5.1 debe leerse con esa salvedad. El defecto afectaba al descuento de stock ante confirmaciones duplicadas casi simultáneas, no a la recepción del pedido por el bot. Tampoco se exportaron volcados de stock de esa pasada, por lo que la fila NAS del postest no tiene respaldo exportable, a diferencia del pretest, cuyo registro completo se conserva (ledger y volcados de stock). Ambas circunstancias se declaran como limitaciones de esa fila.</w:t>
+        <w:t>estado final, impidió conservar los datos de inventario de esa corrida. La auditoría se realizó entonces en una pasada suplementaria, el 12/09/2026, posterior a la corrida cronometrada, sobre los mismos 20 escenarios y sin video ni cronometraje. El defecto de doble descuento de stock ante confirmaciones duplicadas casi simultáneas se detectó en la pasada descartada del 11/09/2026 (sección 3.9) y su corrección se consolidó en el commit 97ce027 (13/09/2026). No se conserva un registro que permita establecer si esa corrección ya estaba aplicada durante la corrida cronometrada del 12/09 o se aplicó después: el árbol de trabajo de esa corrida no estaba commiteado. En consecuencia, no puede afirmarse que la corrida cronometrada y la pasada suplementaria se ejecutaron sobre el mismo código, y el 100% informado en la Tabla 5.1 debe leerse con esa salvedad. El defecto afectaba al descuento de stock ante confirmaciones duplicadas casi simultáneas, no a la recepción del pedido por el bot. Tampoco se exportaron volcados de stock de esa pasada, por lo que la fila NAS del postest no tiene respaldo exportable, a diferencia del pretest, cuyo registro completo se conserva (ledger y volcados de stock). Ambas circunstancias se declaran como limitaciones de esa fila.</w:t>
       </w:r>
     </w:p>
     <w:p>
@@ -10356,13 +10799,7 @@
         <w:ind w:left="-5" w:right="841"/>
       </w:pPr>
       <w:r>
-        <w:t xml:space="preserve">En quinto lugar, el escenario 14 del postest se abortó y se volvió a simular. La planilla registra un error al cargar la cantidad de productos, por lo que el pedido se canceló antes de confirmarlo para no descontar stock. El intervalo registrado (21:16:55 a 21:17:53, 58 s) cubre solo la resimulación. El log de n8n muestra las 15 ejecuciones del intento abortado entre las 21:15:29 y las 21:16:43, fuera de ese intervalo, una de ellas con error; las 14 ejecuciones de la ventana registrada son coherentes con un pedido de tres productos. Omitir el intento abortado favorece a la condición postest. Para acotar su efecto se recalculó el contraste incluyéndolo, con inicio en la primera ejecución de n8n (144 s) o, como cota superior, en el fin del escenario anterior (156 s) (compute_stats.py, Anexo B). La reducción de las medias baja del 34,9% a entre el 22,4% y el 23,9%, y la mediana de las diferencias, a 10,50 s. El resultado sigue siendo significativo (Wilcoxon exacto, p = 0,0012) y el intervalo de confianza de la reducción relativa, [23,3%; 42,2%], sigue excluyendo el umbral del 50%. El instante exacto de inicio del intento abortado solo puede leerse del video. </w:t>
-      </w:r>
-      <w:r>
-        <w:t xml:space="preserve">Los resultados principales se informan con los datos tal como se registraron, y la variante con el intento abortado se presenta como análisis de sensibilidad. Cabe notar que el mismo incidente se cuenta como error en TED, mientras que su costo temporal queda fuera del intervalo de TPP en el resultado principal; la variante de sensibilidad corrige esa asimetría y acota el efecto de la decisión (22,4–23,9% frente a 34,9%).</w:t>
-      </w:r>
-      <w:r>
-        <w:t xml:space="preserve"> </w:t>
+        <w:t xml:space="preserve">En quinto lugar, el escenario 14 del postest se abortó y se volvió a simular. La planilla registra un error al cargar la cantidad de productos, por lo que el pedido se canceló antes de confirmarlo para no descontar stock. El intervalo registrado (21:16:55 a 21:17:53, 58 s) cubre solo la resimulación. El log de n8n muestra las 15 ejecuciones del intento abortado entre las 21:15:29 y las 21:16:43, fuera de ese intervalo, una de ellas con error; las 14 ejecuciones de la ventana registrada son coherentes con un pedido de tres productos. Omitir el intento abortado favorece a la condición postest. Para acotar su efecto se recalculó el contraste incluyéndolo, con inicio en la primera ejecución de n8n (144 s) o, como cota superior, en el fin del escenario anterior (156 s) (compute_stats.py, Anexo B). La reducción de las medias baja del 34,9% a entre el 22,4% y el 23,9%, y la mediana de las diferencias, a 10,50 s. El resultado sigue siendo significativo (Wilcoxon exacto, p = 0,0012) y el intervalo de confianza de la reducción relativa, [23,3%; 42,2%], sigue excluyendo el umbral del 50%. El instante exacto de inicio del intento abortado solo puede leerse del video. Los resultados principales se informan con los datos tal como se registraron, y la variante con el intento abortado se presenta como análisis de sensibilidad. Cabe notar que el mismo incidente se cuenta como error en TED, mientras que su costo temporal queda fuera del intervalo de TPP en el resultado principal; la variante de sensibilidad corrige esa asimetría y acota el efecto de la decisión (22,4–23,9% frente a 34,9%). </w:t>
       </w:r>
     </w:p>
     <w:p>
@@ -10386,6 +10823,7 @@
         <w:ind w:left="-5" w:right="841"/>
       </w:pPr>
       <w:r>
+        <w:lastRenderedPageBreak/>
         <w:t xml:space="preserve">El dataset crudo del experimento, el flujo de automatización de n8n, el diagrama entidad-relación de la base de datos, capturas de la interfaz y del bot, y el enlace al repositorio de código se incluyen como anexos (véase Anexos). Esto garantiza la reproducibilidad de los resultados presentados. Esto no sustituye, sin embargo, a la validación del sistema en un comercio real en funcionamiento, que se mantiene como línea de trabajo futuro prioritaria (sección 7.2). </w:t>
       </w:r>
     </w:p>
@@ -10585,8 +11023,42 @@
         <w:ind w:left="0" w:right="0" w:firstLine="0"/>
         <w:jc w:val="left"/>
       </w:pPr>
-      <w:r>
-        <w:tab/>
+    </w:p>
+    <w:p>
+      <w:pPr>
+        <w:spacing w:after="0" w:line="259" w:lineRule="auto"/>
+        <w:ind w:left="0" w:right="0" w:firstLine="0"/>
+        <w:jc w:val="left"/>
+      </w:pPr>
+    </w:p>
+    <w:p>
+      <w:pPr>
+        <w:spacing w:after="0" w:line="259" w:lineRule="auto"/>
+        <w:ind w:left="0" w:right="0" w:firstLine="0"/>
+        <w:jc w:val="left"/>
+      </w:pPr>
+    </w:p>
+    <w:p>
+      <w:pPr>
+        <w:spacing w:after="0" w:line="259" w:lineRule="auto"/>
+        <w:ind w:left="0" w:right="0" w:firstLine="0"/>
+        <w:jc w:val="left"/>
+      </w:pPr>
+    </w:p>
+    <w:p>
+      <w:pPr>
+        <w:spacing w:after="0" w:line="259" w:lineRule="auto"/>
+        <w:ind w:left="0" w:right="0" w:firstLine="0"/>
+        <w:jc w:val="left"/>
+      </w:pPr>
+    </w:p>
+    <w:p>
+      <w:pPr>
+        <w:spacing w:after="0" w:line="259" w:lineRule="auto"/>
+        <w:ind w:left="0" w:right="0" w:firstLine="0"/>
+        <w:jc w:val="left"/>
+      </w:pPr>
+      <w:r>
         <w:t xml:space="preserve"> </w:t>
       </w:r>
     </w:p>
@@ -10599,6 +11071,7 @@
       <w:bookmarkStart w:id="85" w:name="ch7"/>
       <w:bookmarkEnd w:id="84"/>
       <w:r>
+        <w:lastRenderedPageBreak/>
         <w:t>CAPÍTULO 7: Conclusiones y Trabajos Futuros</w:t>
       </w:r>
       <w:bookmarkEnd w:id="85"/>
@@ -10650,9 +11123,7 @@
         <w:ind w:left="-5" w:right="841"/>
       </w:pPr>
       <w:r>
-        <w:t xml:space="preserve">OE4 (bot de Telegram) y OE5 (automatización con n8n) se alcanzaron. La sección 4.4 describe el flujo de recepción y registro automatizado de pedidos, verificado además </w:t>
-        <w:lastRenderedPageBreak/>
-        <w:t xml:space="preserve">experimentalmente mediante los 20 escenarios postest y documentado en el flujo exportado del Anexo C. </w:t>
+        <w:t xml:space="preserve">OE4 (bot de Telegram) y OE5 (automatización con n8n) se alcanzaron. La sección 4.4 describe el flujo de recepción y registro automatizado de pedidos, verificado además experimentalmente mediante los 20 escenarios postest y documentado en el flujo exportado del Anexo C. </w:t>
       </w:r>
     </w:p>
     <w:p>
@@ -10677,7 +11148,11 @@
         <w:ind w:left="-5" w:right="841"/>
       </w:pPr>
       <w:r>
-        <w:t xml:space="preserve">Lo demostrado empíricamente por este trabajo es que, con el sistema desarrollado, el tiempo de procesamiento de pedidos fue significativamente menor que con el procedimiento manual, con un tamaño de efecto grande. Esto se comprobó en un entorno de prueba controlado, cuyos datos y artefactos de soporte se documentan íntegramente en los Anexos. Con este diseño no puede estimarse qué parte de esa diferencia se debe al sistema y qué parte a la práctica del operador (sección 6.2). Lo sugerido, pero no demostrado, es que también podría mejorar la exactitud del stock registrado y reducir la tasa de errores de carga en condiciones reales de operación, con operadores ajenos al equipo de desarrollo. Lo que queda abierto es precisamente esa pregunta, junto con el desempeño del sistema ante la variabilidad de un comercio real en funcionamiento, que se retoma en la sección 7.2. </w:t>
+        <w:t xml:space="preserve">Lo demostrado empíricamente por este trabajo es que, con el sistema desarrollado, el tiempo de procesamiento de pedidos fue significativamente menor que con el procedimiento manual, con un tamaño de efecto grande. Esto se comprobó en un entorno de prueba controlado, cuyos datos y artefactos de soporte se documentan íntegramente en los Anexos. Con este diseño no puede estimarse qué parte de esa diferencia se debe al sistema y qué parte a la práctica del </w:t>
+      </w:r>
+      <w:r>
+        <w:lastRenderedPageBreak/>
+        <w:t xml:space="preserve">operador (sección 6.2). Lo sugerido, pero no demostrado, es que también podría mejorar la exactitud del stock registrado y reducir la tasa de errores de carga en condiciones reales de operación, con operadores ajenos al equipo de desarrollo. Lo que queda abierto es precisamente esa pregunta, junto con el desempeño del sistema ante la variabilidad de un comercio real en funcionamiento, que se retoma en la sección 7.2. </w:t>
       </w:r>
     </w:p>
     <w:p>
@@ -10723,8 +11198,12 @@
       </w:pPr>
       <w:r>
         <w:t xml:space="preserve"> </w:t>
+      </w:r>
+      <w:r>
         <w:tab/>
         <w:t xml:space="preserve"> </w:t>
+      </w:r>
+      <w:r>
         <w:br w:type="page"/>
       </w:r>
     </w:p>
@@ -11127,6 +11606,12 @@
           <w:lang w:val="en-US"/>
         </w:rPr>
         <w:t xml:space="preserve">Cogent </w:t>
+      </w:r>
+      <w:r>
+        <w:rPr>
+          <w:i/>
+          <w:lang w:val="en-US"/>
+        </w:rPr>
         <w:lastRenderedPageBreak/>
         <w:t>Business &amp; Management, 13</w:t>
       </w:r>
@@ -11172,15 +11657,132 @@
         <w:spacing w:after="176" w:line="276" w:lineRule="auto"/>
         <w:ind w:left="720" w:right="841" w:hanging="720"/>
         <w:jc w:val="left"/>
+      </w:pPr>
+      <w:r>
         <w:rPr>
           <w:lang w:val="en-US"/>
         </w:rPr>
-      </w:pPr>
+        <w:t xml:space="preserve">Hevner, A. R., March, S. T., Park, J., y Ram, S. (2004). Design science in information systems research. </w:t>
+      </w:r>
+      <w:r>
+        <w:rPr>
+          <w:i/>
+          <w:iCs/>
+        </w:rPr>
+        <w:t xml:space="preserve">MIS </w:t>
+      </w:r>
+      <w:proofErr w:type="spellStart"/>
+      <w:r>
+        <w:rPr>
+          <w:i/>
+          <w:iCs/>
+        </w:rPr>
+        <w:t>Quarterly</w:t>
+      </w:r>
+      <w:proofErr w:type="spellEnd"/>
+      <w:r>
+        <w:rPr>
+          <w:i/>
+          <w:iCs/>
+        </w:rPr>
+        <w:t>, 28</w:t>
+      </w:r>
+      <w:r>
+        <w:t>(1), 75–106. https://doi.org/10.2307/25148625</w:t>
+      </w:r>
+    </w:p>
+    <w:p>
+      <w:pPr>
+        <w:spacing w:after="176" w:line="276" w:lineRule="auto"/>
+        <w:ind w:left="720" w:hanging="720"/>
+        <w:rPr>
+          <w:lang w:val="fr-FR"/>
+        </w:rPr>
+      </w:pPr>
+      <w:proofErr w:type="spellStart"/>
+      <w:r>
+        <w:t>Khantong</w:t>
+      </w:r>
+      <w:proofErr w:type="spellEnd"/>
+      <w:r>
+        <w:t xml:space="preserve">, S., y </w:t>
+      </w:r>
+      <w:proofErr w:type="spellStart"/>
+      <w:r>
+        <w:t>Sriboonlue</w:t>
+      </w:r>
+      <w:proofErr w:type="spellEnd"/>
+      <w:r>
+        <w:t xml:space="preserve">, P. (2026). </w:t>
+      </w:r>
       <w:r>
         <w:rPr>
           <w:lang w:val="en-US"/>
         </w:rPr>
-        <w:t xml:space="preserve">Hevner, A. R., March, S. T., Park, J., y Ram, S. (2004). Design science in information systems research. </w:t>
+        <w:t xml:space="preserve">Robotic Process Automation in Business Process Management: A Systematic Literature Review and an Integrated Framework. </w:t>
+      </w:r>
+      <w:r>
+        <w:rPr>
+          <w:i/>
+          <w:lang w:val="fr-FR"/>
+        </w:rPr>
+        <w:t>Technologies, 14</w:t>
+      </w:r>
+      <w:r>
+        <w:rPr>
+          <w:lang w:val="fr-FR"/>
+        </w:rPr>
+        <w:t>(4), Article 225. https://doi.org/10.3390/technologies14040225</w:t>
+      </w:r>
+    </w:p>
+    <w:p>
+      <w:pPr>
+        <w:spacing w:after="176" w:line="276" w:lineRule="auto"/>
+        <w:ind w:left="720" w:hanging="720"/>
+        <w:rPr>
+          <w:lang w:val="en-US"/>
+        </w:rPr>
+      </w:pPr>
+      <w:r>
+        <w:rPr>
+          <w:lang w:val="fr-FR"/>
+        </w:rPr>
+        <w:t xml:space="preserve">Lercher, A., Glock, J., Macho, C., y Pinzger, M. (2024). </w:t>
+      </w:r>
+      <w:r>
+        <w:rPr>
+          <w:lang w:val="en-US"/>
+        </w:rPr>
+        <w:t xml:space="preserve">Microservice API evolution in practice: A study on strategies and challenges. </w:t>
+      </w:r>
+      <w:r>
+        <w:rPr>
+          <w:i/>
+          <w:lang w:val="en-US"/>
+        </w:rPr>
+        <w:t>Journal of Systems and Software, 215</w:t>
+      </w:r>
+      <w:r>
+        <w:rPr>
+          <w:lang w:val="en-US"/>
+        </w:rPr>
+        <w:t>, Article 112110. https://doi.org/10.1016/j.jss.2024.112110</w:t>
+      </w:r>
+    </w:p>
+    <w:p>
+      <w:pPr>
+        <w:spacing w:after="176" w:line="276" w:lineRule="auto"/>
+        <w:ind w:left="720" w:right="841" w:hanging="720"/>
+        <w:jc w:val="left"/>
+        <w:rPr>
+          <w:lang w:val="en-US"/>
+        </w:rPr>
+      </w:pPr>
+      <w:r>
+        <w:rPr>
+          <w:lang w:val="en-US"/>
+        </w:rPr>
+        <w:t xml:space="preserve">Li, K. (2025, March 20). Telegram hits 1 billion active users as CEO Pavel Durov takes swipe at Meta-owned rival WhatsApp. </w:t>
       </w:r>
       <w:r>
         <w:rPr>
@@ -11188,75 +11790,13 @@
           <w:iCs/>
           <w:lang w:val="en-US"/>
         </w:rPr>
-        <w:t>MIS Quarterly, 28</w:t>
+        <w:t>Business Insider</w:t>
       </w:r>
       <w:r>
         <w:rPr>
           <w:lang w:val="en-US"/>
         </w:rPr>
-        <w:t>(1), 75–106. https://doi.org/10.2307/25148625</w:t>
-      </w:r>
-    </w:p>
-    <w:p>
-      <w:pPr>
-        <w:spacing w:after="176" w:line="276" w:lineRule="auto"/>
-        <w:ind w:left="720" w:hanging="720"/>
-        <w:rPr>
-          <w:lang w:val="fr-FR"/>
-        </w:rPr>
-      </w:pPr>
-      <w:r>
-        <w:rPr>
-          <w:lang w:val="en-US"/>
-        </w:rPr>
-        <w:t xml:space="preserve">Khantong, S., y Sriboonlue, P. (2026). Robotic Process Automation in Business Process Management: A Systematic Literature Review and an Integrated Framework. </w:t>
-      </w:r>
-      <w:r>
-        <w:rPr>
-          <w:i/>
-          <w:lang w:val="fr-FR"/>
-        </w:rPr>
-        <w:t>Technologies, 14</w:t>
-      </w:r>
-      <w:r>
-        <w:rPr>
-          <w:lang w:val="fr-FR"/>
-        </w:rPr>
-        <w:t>(4), Article 225. https://doi.org/10.3390/technologies14040225</w:t>
-      </w:r>
-    </w:p>
-    <w:p>
-      <w:pPr>
-        <w:spacing w:after="176" w:line="276" w:lineRule="auto"/>
-        <w:ind w:left="720" w:hanging="720"/>
-        <w:rPr>
-          <w:lang w:val="en-US"/>
-        </w:rPr>
-      </w:pPr>
-      <w:r>
-        <w:rPr>
-          <w:lang w:val="fr-FR"/>
-        </w:rPr>
-        <w:t xml:space="preserve">Lercher, A., Glock, J., Macho, C., y Pinzger, M. (2024). </w:t>
-      </w:r>
-      <w:r>
-        <w:rPr>
-          <w:lang w:val="en-US"/>
-        </w:rPr>
-        <w:t xml:space="preserve">Microservice API evolution in practice: A study on strategies and challenges. </w:t>
-      </w:r>
-      <w:r>
-        <w:rPr>
-          <w:i/>
-          <w:lang w:val="en-US"/>
-        </w:rPr>
-        <w:t>Journal of Systems and Software, 215</w:t>
-      </w:r>
-      <w:r>
-        <w:rPr>
-          <w:lang w:val="en-US"/>
-        </w:rPr>
-        <w:t>, Article 112110. https://doi.org/10.1016/j.jss.2024.112110</w:t>
+        <w:t>. https://www.yahoo.com/news/telegram-hits-1-billion-active-011848089.html</w:t>
       </w:r>
     </w:p>
     <w:p>
@@ -11269,10 +11809,13 @@
         </w:rPr>
       </w:pPr>
       <w:r>
+        <w:t xml:space="preserve">Li, Z., Wu, C., Li, J., y Yuan, Q. (2026). </w:t>
+      </w:r>
+      <w:r>
         <w:rPr>
           <w:lang w:val="en-US"/>
         </w:rPr>
-        <w:t xml:space="preserve">Li, K. (2025, March 20). Telegram hits 1 billion active users as CEO Pavel Durov takes swipe at Meta-owned rival WhatsApp. </w:t>
+        <w:t xml:space="preserve">Chatbot research in the fields of business and information systems: A systematic review and bibliometric analysis. </w:t>
       </w:r>
       <w:r>
         <w:rPr>
@@ -11280,13 +11823,13 @@
           <w:iCs/>
           <w:lang w:val="en-US"/>
         </w:rPr>
-        <w:t>Business Insider</w:t>
+        <w:t>Aslib Journal of Information Management, 78</w:t>
       </w:r>
       <w:r>
         <w:rPr>
           <w:lang w:val="en-US"/>
         </w:rPr>
-        <w:t>. https://www.yahoo.com/news/telegram-hits-1-billion-active-011848089.html</w:t>
+        <w:t>(4), 988–1014. https://doi.org/10.1108/AJIM-05-2024-0427</w:t>
       </w:r>
     </w:p>
     <w:p>
@@ -11299,13 +11842,10 @@
         </w:rPr>
       </w:pPr>
       <w:r>
-        <w:t xml:space="preserve">Li, Z., Wu, C., Li, J., y Yuan, Q. (2026). </w:t>
-      </w:r>
-      <w:r>
         <w:rPr>
           <w:lang w:val="en-US"/>
         </w:rPr>
-        <w:t xml:space="preserve">Chatbot research in the fields of business and information systems: A systematic review and bibliometric analysis. </w:t>
+        <w:t xml:space="preserve">Mehta, I. (2024, July 23). Telegram’s userbase climbs to 950M, plans to launch app store. </w:t>
       </w:r>
       <w:r>
         <w:rPr>
@@ -11313,13 +11853,13 @@
           <w:iCs/>
           <w:lang w:val="en-US"/>
         </w:rPr>
-        <w:t>Aslib Journal of Information Management, 78</w:t>
+        <w:t>TechCrunch</w:t>
       </w:r>
       <w:r>
         <w:rPr>
           <w:lang w:val="en-US"/>
         </w:rPr>
-        <w:t>(4), 988–1014. https://doi.org/10.1108/AJIM-05-2024-0427</w:t>
+        <w:t>. https://techcrunch.com/2024/07/23/telegrams-userbase-climbs-to-950m-plans-to-launch-app-store</w:t>
       </w:r>
     </w:p>
     <w:p>
@@ -11332,10 +11872,13 @@
         </w:rPr>
       </w:pPr>
       <w:r>
+        <w:t xml:space="preserve">Moeuf, A., Lamouri, S., Pellerin, R., Tamayo-Giraldo, S., Tobon-Valencia, E., y Eburdy, R. (2020). </w:t>
+      </w:r>
+      <w:r>
         <w:rPr>
           <w:lang w:val="en-US"/>
         </w:rPr>
-        <w:t xml:space="preserve">Mehta, I. (2024, July 23). Telegram’s userbase climbs to 950M, plans to launch app store. </w:t>
+        <w:t xml:space="preserve">Identification of critical success factors, risks and opportunities of Industry 4.0 in SMEs. </w:t>
       </w:r>
       <w:r>
         <w:rPr>
@@ -11343,13 +11886,13 @@
           <w:iCs/>
           <w:lang w:val="en-US"/>
         </w:rPr>
-        <w:t>TechCrunch</w:t>
+        <w:t>International Journal of Production Research, 58</w:t>
       </w:r>
       <w:r>
         <w:rPr>
           <w:lang w:val="en-US"/>
         </w:rPr>
-        <w:t>. https://techcrunch.com/2024/07/23/telegrams-userbase-climbs-to-950m-plans-to-launch-app-store</w:t>
+        <w:t>(5), 1384–1400. https://doi.org/10.1080/00207543.2019.1636323</w:t>
       </w:r>
     </w:p>
     <w:p>
@@ -11362,13 +11905,10 @@
         </w:rPr>
       </w:pPr>
       <w:r>
-        <w:t xml:space="preserve">Moeuf, A., Lamouri, S., Pellerin, R., Tamayo-Giraldo, S., Tobon-Valencia, E., y Eburdy, R. (2020). </w:t>
-      </w:r>
-      <w:r>
         <w:rPr>
           <w:lang w:val="en-US"/>
         </w:rPr>
-        <w:t xml:space="preserve">Identification of critical success factors, risks and opportunities of Industry 4.0 in SMEs. </w:t>
+        <w:t xml:space="preserve">n8n. (2022). </w:t>
       </w:r>
       <w:r>
         <w:rPr>
@@ -11376,13 +11916,13 @@
           <w:iCs/>
           <w:lang w:val="en-US"/>
         </w:rPr>
-        <w:t>International Journal of Production Research, 58</w:t>
+        <w:t>Sustainable Use License (n8n Community License)</w:t>
       </w:r>
       <w:r>
         <w:rPr>
           <w:lang w:val="en-US"/>
         </w:rPr>
-        <w:t>(5), 1384–1400. https://doi.org/10.1080/00207543.2019.1636323</w:t>
+        <w:t>. https://docs.n8n.io/n8n-community-license</w:t>
       </w:r>
     </w:p>
     <w:p>
@@ -11398,7 +11938,7 @@
         <w:rPr>
           <w:lang w:val="en-US"/>
         </w:rPr>
-        <w:t xml:space="preserve">n8n. (2022). </w:t>
+        <w:t xml:space="preserve">n8n. (2024). </w:t>
       </w:r>
       <w:r>
         <w:rPr>
@@ -11406,13 +11946,13 @@
           <w:iCs/>
           <w:lang w:val="en-US"/>
         </w:rPr>
-        <w:t>Sustainable Use License (n8n Community License)</w:t>
+        <w:t>n8n documentation: Workflow automation</w:t>
       </w:r>
       <w:r>
         <w:rPr>
           <w:lang w:val="en-US"/>
         </w:rPr>
-        <w:t>. https://docs.n8n.io/n8n-community-license</w:t>
+        <w:t>. https://docs.n8n.io</w:t>
       </w:r>
     </w:p>
     <w:p>
@@ -11428,7 +11968,7 @@
         <w:rPr>
           <w:lang w:val="en-US"/>
         </w:rPr>
-        <w:t xml:space="preserve">n8n. (2024). </w:t>
+        <w:t xml:space="preserve">Newman, S. (2019). </w:t>
       </w:r>
       <w:r>
         <w:rPr>
@@ -11436,13 +11976,13 @@
           <w:iCs/>
           <w:lang w:val="en-US"/>
         </w:rPr>
-        <w:t>n8n documentation: Workflow automation</w:t>
+        <w:t>Monolith to microservices: Evolutionary patterns to transform your monolith</w:t>
       </w:r>
       <w:r>
         <w:rPr>
           <w:lang w:val="en-US"/>
         </w:rPr>
-        <w:t>. https://docs.n8n.io</w:t>
+        <w:t>. O'Reilly Media.</w:t>
       </w:r>
     </w:p>
     <w:p>
@@ -11458,7 +11998,7 @@
         <w:rPr>
           <w:lang w:val="en-US"/>
         </w:rPr>
-        <w:t xml:space="preserve">Newman, S. (2019). </w:t>
+        <w:t xml:space="preserve">OECD. (2023). </w:t>
       </w:r>
       <w:r>
         <w:rPr>
@@ -11466,13 +12006,13 @@
           <w:iCs/>
           <w:lang w:val="en-US"/>
         </w:rPr>
-        <w:t>Monolith to microservices: Evolutionary patterns to transform your monolith</w:t>
+        <w:t>OECD SME and Entrepreneurship Outlook 2023</w:t>
       </w:r>
       <w:r>
         <w:rPr>
           <w:lang w:val="en-US"/>
         </w:rPr>
-        <w:t>. O'Reilly Media.</w:t>
+        <w:t>. OECD Publishing. https://doi.org/10.1787/342b8564-en</w:t>
       </w:r>
     </w:p>
     <w:p>
@@ -11485,10 +12025,13 @@
         </w:rPr>
       </w:pPr>
       <w:r>
+        <w:t xml:space="preserve">Parra-Sanchez, D. T., y Talero-Sarmiento, L. H. (2024). </w:t>
+      </w:r>
+      <w:r>
         <w:rPr>
           <w:lang w:val="en-US"/>
         </w:rPr>
-        <w:t xml:space="preserve">OECD. (2023). </w:t>
+        <w:t xml:space="preserve">Digital transformation in small and medium enterprises: A scientometric analysis. </w:t>
       </w:r>
       <w:r>
         <w:rPr>
@@ -11496,13 +12039,13 @@
           <w:iCs/>
           <w:lang w:val="en-US"/>
         </w:rPr>
-        <w:t>OECD SME and Entrepreneurship Outlook 2023</w:t>
+        <w:t>Digital Transformation and Society, 3</w:t>
       </w:r>
       <w:r>
         <w:rPr>
           <w:lang w:val="en-US"/>
         </w:rPr>
-        <w:t>. OECD Publishing. https://doi.org/10.1787/342b8564-en</w:t>
+        <w:t>(3), 257–276. https://doi.org/10.1108/DTS-06-2023-0048</w:t>
       </w:r>
     </w:p>
     <w:p>
@@ -11515,13 +12058,11 @@
         </w:rPr>
       </w:pPr>
       <w:r>
-        <w:t xml:space="preserve">Parra-Sanchez, D. T., y Talero-Sarmiento, L. H. (2024). </w:t>
-      </w:r>
-      <w:r>
         <w:rPr>
           <w:lang w:val="en-US"/>
         </w:rPr>
-        <w:t xml:space="preserve">Digital transformation in small and medium enterprises: A scientometric analysis. </w:t>
+        <w:lastRenderedPageBreak/>
+        <w:t xml:space="preserve">Pfister, P., y Lehmann, C. (2023). Measuring the success of digital transformation in German SMEs. </w:t>
       </w:r>
       <w:r>
         <w:rPr>
@@ -11529,13 +12070,13 @@
           <w:iCs/>
           <w:lang w:val="en-US"/>
         </w:rPr>
-        <w:t>Digital Transformation and Society, 3</w:t>
+        <w:t>Journal of Small Business Strategy, 33</w:t>
       </w:r>
       <w:r>
         <w:rPr>
           <w:lang w:val="en-US"/>
         </w:rPr>
-        <w:t>(3), 257–276. https://doi.org/10.1108/DTS-06-2023-0048</w:t>
+        <w:t>(1), 1–19. https://doi.org/10.53703/001c.39679</w:t>
       </w:r>
     </w:p>
     <w:p>
@@ -11551,7 +12092,7 @@
         <w:rPr>
           <w:lang w:val="en-US"/>
         </w:rPr>
-        <w:t xml:space="preserve">Pfister, P., y Lehmann, C. (2023). Measuring the success of digital transformation in German SMEs. </w:t>
+        <w:t xml:space="preserve">Richardson, L., y Ruby, S. (2007). </w:t>
       </w:r>
       <w:r>
         <w:rPr>
@@ -11559,13 +12100,13 @@
           <w:iCs/>
           <w:lang w:val="en-US"/>
         </w:rPr>
-        <w:t>Journal of Small Business Strategy, 33</w:t>
+        <w:t>RESTful web services</w:t>
       </w:r>
       <w:r>
         <w:rPr>
           <w:lang w:val="en-US"/>
         </w:rPr>
-        <w:t>(1), 1–19. https://doi.org/10.53703/001c.39679</w:t>
+        <w:t>. O'Reilly Media.</w:t>
       </w:r>
     </w:p>
     <w:p>
@@ -11581,8 +12122,7 @@
         <w:rPr>
           <w:lang w:val="en-US"/>
         </w:rPr>
-        <w:lastRenderedPageBreak/>
-        <w:t xml:space="preserve">Richardson, L., y Ruby, S. (2007). </w:t>
+        <w:t xml:space="preserve">Rosenthal, R. (1991). </w:t>
       </w:r>
       <w:r>
         <w:rPr>
@@ -11590,13 +12130,13 @@
           <w:iCs/>
           <w:lang w:val="en-US"/>
         </w:rPr>
-        <w:t>RESTful web services</w:t>
+        <w:t>Meta-analytic procedures for social research</w:t>
       </w:r>
       <w:r>
         <w:rPr>
           <w:lang w:val="en-US"/>
         </w:rPr>
-        <w:t>. O'Reilly Media.</w:t>
+        <w:t xml:space="preserve"> (Rev. ed.). Sage Publications.</w:t>
       </w:r>
     </w:p>
     <w:p>
@@ -11612,7 +12152,7 @@
         <w:rPr>
           <w:lang w:val="en-US"/>
         </w:rPr>
-        <w:t xml:space="preserve">Rosenthal, R. (1991). </w:t>
+        <w:t xml:space="preserve">Sufi, F. (2023). Algorithms in low-code-no-code for research applications: A practical review. </w:t>
       </w:r>
       <w:r>
         <w:rPr>
@@ -11620,13 +12160,13 @@
           <w:iCs/>
           <w:lang w:val="en-US"/>
         </w:rPr>
-        <w:t>Meta-analytic procedures for social research</w:t>
+        <w:t>Algorithms, 16</w:t>
       </w:r>
       <w:r>
         <w:rPr>
           <w:lang w:val="en-US"/>
         </w:rPr>
-        <w:t xml:space="preserve"> (Rev. ed.). Sage Publications.</w:t>
+        <w:t>(2), 108. https://doi.org/10.3390/a16020108</w:t>
       </w:r>
     </w:p>
     <w:p>
@@ -11642,7 +12182,7 @@
         <w:rPr>
           <w:lang w:val="en-US"/>
         </w:rPr>
-        <w:t xml:space="preserve">Sufi, F. (2023). Algorithms in low-code-no-code for research applications: A practical review. </w:t>
+        <w:t xml:space="preserve">Telegram. (2024). </w:t>
       </w:r>
       <w:r>
         <w:rPr>
@@ -11650,13 +12190,13 @@
           <w:iCs/>
           <w:lang w:val="en-US"/>
         </w:rPr>
-        <w:t>Algorithms, 16</w:t>
+        <w:t>Telegram Bot API documentation</w:t>
       </w:r>
       <w:r>
         <w:rPr>
           <w:lang w:val="en-US"/>
         </w:rPr>
-        <w:t>(2), 108. https://doi.org/10.3390/a16020108</w:t>
+        <w:t>. https://core.telegram.org/bots/api</w:t>
       </w:r>
     </w:p>
     <w:p>
@@ -11664,15 +12204,17 @@
         <w:spacing w:after="176" w:line="276" w:lineRule="auto"/>
         <w:ind w:left="720" w:right="841" w:hanging="720"/>
         <w:jc w:val="left"/>
-        <w:rPr>
-          <w:lang w:val="en-US"/>
-        </w:rPr>
-      </w:pPr>
-      <w:r>
-        <w:rPr>
-          <w:lang w:val="en-US"/>
-        </w:rPr>
-        <w:t xml:space="preserve">Telegram. (2024). </w:t>
+      </w:pPr>
+      <w:r>
+        <w:t xml:space="preserve">van </w:t>
+      </w:r>
+      <w:proofErr w:type="spellStart"/>
+      <w:r>
+        <w:t>der</w:t>
+      </w:r>
+      <w:proofErr w:type="spellEnd"/>
+      <w:r>
+        <w:t xml:space="preserve"> Aalst, W. M. P. (2016). </w:t>
       </w:r>
       <w:r>
         <w:rPr>
@@ -11680,33 +12222,6 @@
           <w:iCs/>
           <w:lang w:val="en-US"/>
         </w:rPr>
-        <w:t>Telegram Bot API documentation</w:t>
-      </w:r>
-      <w:r>
-        <w:rPr>
-          <w:lang w:val="en-US"/>
-        </w:rPr>
-        <w:t>. https://core.telegram.org/bots/api</w:t>
-      </w:r>
-    </w:p>
-    <w:p>
-      <w:pPr>
-        <w:spacing w:after="176" w:line="276" w:lineRule="auto"/>
-        <w:ind w:left="720" w:right="841" w:hanging="720"/>
-        <w:jc w:val="left"/>
-      </w:pPr>
-      <w:r>
-        <w:rPr>
-          <w:lang w:val="en-US"/>
-        </w:rPr>
-        <w:t xml:space="preserve">van der Aalst, W. M. P. (2016). </w:t>
-      </w:r>
-      <w:r>
-        <w:rPr>
-          <w:i/>
-          <w:iCs/>
-          <w:lang w:val="en-US"/>
-        </w:rPr>
         <w:t>Process mining: Data science in action</w:t>
       </w:r>
       <w:r>
@@ -11727,8 +12242,12 @@
       </w:pPr>
       <w:r>
         <w:t xml:space="preserve"> </w:t>
+      </w:r>
+      <w:r>
         <w:tab/>
         <w:t xml:space="preserve"> </w:t>
+      </w:r>
+      <w:r>
         <w:br w:type="page"/>
       </w:r>
     </w:p>
@@ -11862,7 +12381,8 @@
                 <w:sz w:val="19"/>
                 <w:szCs w:val="19"/>
               </w:rPr>
-              <w:t xml:space="preserve">Escenario</w:t>
+              <w:lastRenderedPageBreak/>
+              <w:t>Escenario</w:t>
             </w:r>
           </w:p>
         </w:tc>
@@ -11883,7 +12403,7 @@
                 <w:sz w:val="19"/>
                 <w:szCs w:val="19"/>
               </w:rPr>
-              <w:t xml:space="preserve">TPP pretest (s)</w:t>
+              <w:t>TPP pretest (s)</w:t>
             </w:r>
           </w:p>
         </w:tc>
@@ -11904,7 +12424,7 @@
                 <w:sz w:val="19"/>
                 <w:szCs w:val="19"/>
               </w:rPr>
-              <w:t xml:space="preserve">TPP postest (s)</w:t>
+              <w:t>TPP postest (s)</w:t>
             </w:r>
           </w:p>
         </w:tc>
@@ -11925,7 +12445,7 @@
                 <w:sz w:val="19"/>
                 <w:szCs w:val="19"/>
               </w:rPr>
-              <w:t xml:space="preserve">Diferencia (s)</w:t>
+              <w:t>Diferencia (s)</w:t>
             </w:r>
           </w:p>
         </w:tc>
@@ -11946,7 +12466,7 @@
                 <w:sz w:val="19"/>
                 <w:szCs w:val="19"/>
               </w:rPr>
-              <w:t xml:space="preserve">Ejecuciones de n8n (postest)</w:t>
+              <w:t>Ejecuciones de n8n (postest)</w:t>
             </w:r>
           </w:p>
         </w:tc>
@@ -11967,7 +12487,7 @@
                 <w:sz w:val="19"/>
                 <w:szCs w:val="19"/>
               </w:rPr>
-              <w:t xml:space="preserve">Incidencia pretest</w:t>
+              <w:t>Incidencia pretest</w:t>
             </w:r>
           </w:p>
         </w:tc>
@@ -11988,7 +12508,7 @@
                 <w:sz w:val="19"/>
                 <w:szCs w:val="19"/>
               </w:rPr>
-              <w:t xml:space="preserve">Incidencia postest</w:t>
+              <w:t>Incidencia postest</w:t>
             </w:r>
           </w:p>
         </w:tc>
@@ -12012,7 +12532,7 @@
                 <w:sz w:val="19"/>
                 <w:szCs w:val="19"/>
               </w:rPr>
-              <w:t xml:space="preserve">1</w:t>
+              <w:t>1</w:t>
             </w:r>
           </w:p>
         </w:tc>
@@ -12031,7 +12551,7 @@
                 <w:sz w:val="19"/>
                 <w:szCs w:val="19"/>
               </w:rPr>
-              <w:t xml:space="preserve">31</w:t>
+              <w:t>31</w:t>
             </w:r>
           </w:p>
         </w:tc>
@@ -12050,7 +12570,7 @@
                 <w:sz w:val="19"/>
                 <w:szCs w:val="19"/>
               </w:rPr>
-              <w:t xml:space="preserve">25</w:t>
+              <w:t>25</w:t>
             </w:r>
           </w:p>
         </w:tc>
@@ -12069,7 +12589,7 @@
                 <w:sz w:val="19"/>
                 <w:szCs w:val="19"/>
               </w:rPr>
-              <w:t xml:space="preserve">6</w:t>
+              <w:t>6</w:t>
             </w:r>
           </w:p>
         </w:tc>
@@ -12088,7 +12608,7 @@
                 <w:sz w:val="19"/>
                 <w:szCs w:val="19"/>
               </w:rPr>
-              <w:t xml:space="preserve">6</w:t>
+              <w:t>6</w:t>
             </w:r>
           </w:p>
         </w:tc>
@@ -12107,7 +12627,7 @@
                 <w:sz w:val="19"/>
                 <w:szCs w:val="19"/>
               </w:rPr>
-              <w:t xml:space="preserve">No</w:t>
+              <w:t>No</w:t>
             </w:r>
           </w:p>
         </w:tc>
@@ -12126,7 +12646,7 @@
                 <w:sz w:val="19"/>
                 <w:szCs w:val="19"/>
               </w:rPr>
-              <w:t xml:space="preserve">No</w:t>
+              <w:t>No</w:t>
             </w:r>
           </w:p>
         </w:tc>
@@ -12150,7 +12670,7 @@
                 <w:sz w:val="19"/>
                 <w:szCs w:val="19"/>
               </w:rPr>
-              <w:t xml:space="preserve">2</w:t>
+              <w:t>2</w:t>
             </w:r>
           </w:p>
         </w:tc>
@@ -12169,7 +12689,7 @@
                 <w:sz w:val="19"/>
                 <w:szCs w:val="19"/>
               </w:rPr>
-              <w:t xml:space="preserve">35</w:t>
+              <w:t>35</w:t>
             </w:r>
           </w:p>
         </w:tc>
@@ -12188,7 +12708,7 @@
                 <w:sz w:val="19"/>
                 <w:szCs w:val="19"/>
               </w:rPr>
-              <w:t xml:space="preserve">24</w:t>
+              <w:t>24</w:t>
             </w:r>
           </w:p>
         </w:tc>
@@ -12207,7 +12727,7 @@
                 <w:sz w:val="19"/>
                 <w:szCs w:val="19"/>
               </w:rPr>
-              <w:t xml:space="preserve">11</w:t>
+              <w:t>11</w:t>
             </w:r>
           </w:p>
         </w:tc>
@@ -12226,7 +12746,7 @@
                 <w:sz w:val="19"/>
                 <w:szCs w:val="19"/>
               </w:rPr>
-              <w:t xml:space="preserve">6</w:t>
+              <w:t>6</w:t>
             </w:r>
           </w:p>
         </w:tc>
@@ -12245,7 +12765,7 @@
                 <w:sz w:val="19"/>
                 <w:szCs w:val="19"/>
               </w:rPr>
-              <w:t xml:space="preserve">No</w:t>
+              <w:t>No</w:t>
             </w:r>
           </w:p>
         </w:tc>
@@ -12264,7 +12784,7 @@
                 <w:sz w:val="19"/>
                 <w:szCs w:val="19"/>
               </w:rPr>
-              <w:t xml:space="preserve">No</w:t>
+              <w:t>No</w:t>
             </w:r>
           </w:p>
         </w:tc>
@@ -12288,7 +12808,7 @@
                 <w:sz w:val="19"/>
                 <w:szCs w:val="19"/>
               </w:rPr>
-              <w:t xml:space="preserve">3</w:t>
+              <w:t>3</w:t>
             </w:r>
           </w:p>
         </w:tc>
@@ -12307,7 +12827,7 @@
                 <w:sz w:val="19"/>
                 <w:szCs w:val="19"/>
               </w:rPr>
-              <w:t xml:space="preserve">27</w:t>
+              <w:t>27</w:t>
             </w:r>
           </w:p>
         </w:tc>
@@ -12326,7 +12846,7 @@
                 <w:sz w:val="19"/>
                 <w:szCs w:val="19"/>
               </w:rPr>
-              <w:t xml:space="preserve">23</w:t>
+              <w:t>23</w:t>
             </w:r>
           </w:p>
         </w:tc>
@@ -12345,7 +12865,7 @@
                 <w:sz w:val="19"/>
                 <w:szCs w:val="19"/>
               </w:rPr>
-              <w:t xml:space="preserve">4</w:t>
+              <w:t>4</w:t>
             </w:r>
           </w:p>
         </w:tc>
@@ -12364,7 +12884,7 @@
                 <w:sz w:val="19"/>
                 <w:szCs w:val="19"/>
               </w:rPr>
-              <w:t xml:space="preserve">6</w:t>
+              <w:t>6</w:t>
             </w:r>
           </w:p>
         </w:tc>
@@ -12383,7 +12903,7 @@
                 <w:sz w:val="19"/>
                 <w:szCs w:val="19"/>
               </w:rPr>
-              <w:t xml:space="preserve">No</w:t>
+              <w:t>No</w:t>
             </w:r>
           </w:p>
         </w:tc>
@@ -12402,7 +12922,7 @@
                 <w:sz w:val="19"/>
                 <w:szCs w:val="19"/>
               </w:rPr>
-              <w:t xml:space="preserve">No</w:t>
+              <w:t>No</w:t>
             </w:r>
           </w:p>
         </w:tc>
@@ -12426,7 +12946,7 @@
                 <w:sz w:val="19"/>
                 <w:szCs w:val="19"/>
               </w:rPr>
-              <w:t xml:space="preserve">4</w:t>
+              <w:t>4</w:t>
             </w:r>
           </w:p>
         </w:tc>
@@ -12445,7 +12965,7 @@
                 <w:sz w:val="19"/>
                 <w:szCs w:val="19"/>
               </w:rPr>
-              <w:t xml:space="preserve">29</w:t>
+              <w:t>29</w:t>
             </w:r>
           </w:p>
         </w:tc>
@@ -12464,7 +12984,7 @@
                 <w:sz w:val="19"/>
                 <w:szCs w:val="19"/>
               </w:rPr>
-              <w:t xml:space="preserve">21</w:t>
+              <w:t>21</w:t>
             </w:r>
           </w:p>
         </w:tc>
@@ -12483,7 +13003,7 @@
                 <w:sz w:val="19"/>
                 <w:szCs w:val="19"/>
               </w:rPr>
-              <w:t xml:space="preserve">8</w:t>
+              <w:t>8</w:t>
             </w:r>
           </w:p>
         </w:tc>
@@ -12502,7 +13022,7 @@
                 <w:sz w:val="19"/>
                 <w:szCs w:val="19"/>
               </w:rPr>
-              <w:t xml:space="preserve">6</w:t>
+              <w:t>6</w:t>
             </w:r>
           </w:p>
         </w:tc>
@@ -12521,7 +13041,7 @@
                 <w:sz w:val="19"/>
                 <w:szCs w:val="19"/>
               </w:rPr>
-              <w:t xml:space="preserve">No</w:t>
+              <w:t>No</w:t>
             </w:r>
           </w:p>
         </w:tc>
@@ -12540,7 +13060,7 @@
                 <w:sz w:val="19"/>
                 <w:szCs w:val="19"/>
               </w:rPr>
-              <w:t xml:space="preserve">No</w:t>
+              <w:t>No</w:t>
             </w:r>
           </w:p>
         </w:tc>
@@ -12564,7 +13084,7 @@
                 <w:sz w:val="19"/>
                 <w:szCs w:val="19"/>
               </w:rPr>
-              <w:t xml:space="preserve">5</w:t>
+              <w:t>5</w:t>
             </w:r>
           </w:p>
         </w:tc>
@@ -12583,7 +13103,7 @@
                 <w:sz w:val="19"/>
                 <w:szCs w:val="19"/>
               </w:rPr>
-              <w:t xml:space="preserve">36</w:t>
+              <w:t>36</w:t>
             </w:r>
           </w:p>
         </w:tc>
@@ -12602,7 +13122,7 @@
                 <w:sz w:val="19"/>
                 <w:szCs w:val="19"/>
               </w:rPr>
-              <w:t xml:space="preserve">21</w:t>
+              <w:t>21</w:t>
             </w:r>
           </w:p>
         </w:tc>
@@ -12621,7 +13141,7 @@
                 <w:sz w:val="19"/>
                 <w:szCs w:val="19"/>
               </w:rPr>
-              <w:t xml:space="preserve">15</w:t>
+              <w:t>15</w:t>
             </w:r>
           </w:p>
         </w:tc>
@@ -12640,7 +13160,7 @@
                 <w:sz w:val="19"/>
                 <w:szCs w:val="19"/>
               </w:rPr>
-              <w:t xml:space="preserve">6</w:t>
+              <w:t>6</w:t>
             </w:r>
           </w:p>
         </w:tc>
@@ -12659,7 +13179,7 @@
                 <w:sz w:val="19"/>
                 <w:szCs w:val="19"/>
               </w:rPr>
-              <w:t xml:space="preserve">Si</w:t>
+              <w:t>Si</w:t>
             </w:r>
           </w:p>
         </w:tc>
@@ -12678,7 +13198,7 @@
                 <w:sz w:val="19"/>
                 <w:szCs w:val="19"/>
               </w:rPr>
-              <w:t xml:space="preserve">No</w:t>
+              <w:t>No</w:t>
             </w:r>
           </w:p>
         </w:tc>
@@ -12702,7 +13222,7 @@
                 <w:sz w:val="19"/>
                 <w:szCs w:val="19"/>
               </w:rPr>
-              <w:t xml:space="preserve">6</w:t>
+              <w:t>6</w:t>
             </w:r>
           </w:p>
         </w:tc>
@@ -12721,7 +13241,7 @@
                 <w:sz w:val="19"/>
                 <w:szCs w:val="19"/>
               </w:rPr>
-              <w:t xml:space="preserve">36</w:t>
+              <w:t>36</w:t>
             </w:r>
           </w:p>
         </w:tc>
@@ -12740,7 +13260,7 @@
                 <w:sz w:val="19"/>
                 <w:szCs w:val="19"/>
               </w:rPr>
-              <w:t xml:space="preserve">19</w:t>
+              <w:t>19</w:t>
             </w:r>
           </w:p>
         </w:tc>
@@ -12759,7 +13279,7 @@
                 <w:sz w:val="19"/>
                 <w:szCs w:val="19"/>
               </w:rPr>
-              <w:t xml:space="preserve">17</w:t>
+              <w:t>17</w:t>
             </w:r>
           </w:p>
         </w:tc>
@@ -12778,7 +13298,7 @@
                 <w:sz w:val="19"/>
                 <w:szCs w:val="19"/>
               </w:rPr>
-              <w:t xml:space="preserve">6</w:t>
+              <w:t>6</w:t>
             </w:r>
           </w:p>
         </w:tc>
@@ -12797,7 +13317,7 @@
                 <w:sz w:val="19"/>
                 <w:szCs w:val="19"/>
               </w:rPr>
-              <w:t xml:space="preserve">No</w:t>
+              <w:t>No</w:t>
             </w:r>
           </w:p>
         </w:tc>
@@ -12816,7 +13336,7 @@
                 <w:sz w:val="19"/>
                 <w:szCs w:val="19"/>
               </w:rPr>
-              <w:t xml:space="preserve">No</w:t>
+              <w:t>No</w:t>
             </w:r>
           </w:p>
         </w:tc>
@@ -12840,7 +13360,7 @@
                 <w:sz w:val="19"/>
                 <w:szCs w:val="19"/>
               </w:rPr>
-              <w:t xml:space="preserve">7</w:t>
+              <w:t>7</w:t>
             </w:r>
           </w:p>
         </w:tc>
@@ -12859,7 +13379,7 @@
                 <w:sz w:val="19"/>
                 <w:szCs w:val="19"/>
               </w:rPr>
-              <w:t xml:space="preserve">32</w:t>
+              <w:t>32</w:t>
             </w:r>
           </w:p>
         </w:tc>
@@ -12878,7 +13398,7 @@
                 <w:sz w:val="19"/>
                 <w:szCs w:val="19"/>
               </w:rPr>
-              <w:t xml:space="preserve">22</w:t>
+              <w:t>22</w:t>
             </w:r>
           </w:p>
         </w:tc>
@@ -12897,7 +13417,7 @@
                 <w:sz w:val="19"/>
                 <w:szCs w:val="19"/>
               </w:rPr>
-              <w:t xml:space="preserve">10</w:t>
+              <w:t>10</w:t>
             </w:r>
           </w:p>
         </w:tc>
@@ -12916,7 +13436,7 @@
                 <w:sz w:val="19"/>
                 <w:szCs w:val="19"/>
               </w:rPr>
-              <w:t xml:space="preserve">6</w:t>
+              <w:t>6</w:t>
             </w:r>
           </w:p>
         </w:tc>
@@ -12935,7 +13455,7 @@
                 <w:sz w:val="19"/>
                 <w:szCs w:val="19"/>
               </w:rPr>
-              <w:t xml:space="preserve">No</w:t>
+              <w:t>No</w:t>
             </w:r>
           </w:p>
         </w:tc>
@@ -12954,7 +13474,7 @@
                 <w:sz w:val="19"/>
                 <w:szCs w:val="19"/>
               </w:rPr>
-              <w:t xml:space="preserve">No</w:t>
+              <w:t>No</w:t>
             </w:r>
           </w:p>
         </w:tc>
@@ -12978,7 +13498,7 @@
                 <w:sz w:val="19"/>
                 <w:szCs w:val="19"/>
               </w:rPr>
-              <w:t xml:space="preserve">8</w:t>
+              <w:t>8</w:t>
             </w:r>
           </w:p>
         </w:tc>
@@ -12997,7 +13517,7 @@
                 <w:sz w:val="19"/>
                 <w:szCs w:val="19"/>
               </w:rPr>
-              <w:t xml:space="preserve">26</w:t>
+              <w:t>26</w:t>
             </w:r>
           </w:p>
         </w:tc>
@@ -13016,7 +13536,7 @@
                 <w:sz w:val="19"/>
                 <w:szCs w:val="19"/>
               </w:rPr>
-              <w:t xml:space="preserve">32</w:t>
+              <w:t>32</w:t>
             </w:r>
           </w:p>
         </w:tc>
@@ -13035,7 +13555,7 @@
                 <w:sz w:val="19"/>
                 <w:szCs w:val="19"/>
               </w:rPr>
-              <w:t xml:space="preserve">−6</w:t>
+              <w:t>−6</w:t>
             </w:r>
           </w:p>
         </w:tc>
@@ -13054,7 +13574,7 @@
                 <w:sz w:val="19"/>
                 <w:szCs w:val="19"/>
               </w:rPr>
-              <w:t xml:space="preserve">8</w:t>
+              <w:t>8</w:t>
             </w:r>
           </w:p>
         </w:tc>
@@ -13073,7 +13593,7 @@
                 <w:sz w:val="19"/>
                 <w:szCs w:val="19"/>
               </w:rPr>
-              <w:t xml:space="preserve">No</w:t>
+              <w:t>No</w:t>
             </w:r>
           </w:p>
         </w:tc>
@@ -13092,7 +13612,7 @@
                 <w:sz w:val="19"/>
                 <w:szCs w:val="19"/>
               </w:rPr>
-              <w:t xml:space="preserve">Si</w:t>
+              <w:t>Si</w:t>
             </w:r>
           </w:p>
         </w:tc>
@@ -13116,7 +13636,7 @@
                 <w:sz w:val="19"/>
                 <w:szCs w:val="19"/>
               </w:rPr>
-              <w:t xml:space="preserve">9</w:t>
+              <w:t>9</w:t>
             </w:r>
           </w:p>
         </w:tc>
@@ -13135,7 +13655,7 @@
                 <w:sz w:val="19"/>
                 <w:szCs w:val="19"/>
               </w:rPr>
-              <w:t xml:space="preserve">44</w:t>
+              <w:t>44</w:t>
             </w:r>
           </w:p>
         </w:tc>
@@ -13154,7 +13674,7 @@
                 <w:sz w:val="19"/>
                 <w:szCs w:val="19"/>
               </w:rPr>
-              <w:t xml:space="preserve">23</w:t>
+              <w:t>23</w:t>
             </w:r>
           </w:p>
         </w:tc>
@@ -13173,7 +13693,7 @@
                 <w:sz w:val="19"/>
                 <w:szCs w:val="19"/>
               </w:rPr>
-              <w:t xml:space="preserve">21</w:t>
+              <w:t>21</w:t>
             </w:r>
           </w:p>
         </w:tc>
@@ -13192,7 +13712,7 @@
                 <w:sz w:val="19"/>
                 <w:szCs w:val="19"/>
               </w:rPr>
-              <w:t xml:space="preserve">6</w:t>
+              <w:t>6</w:t>
             </w:r>
           </w:p>
         </w:tc>
@@ -13211,7 +13731,7 @@
                 <w:sz w:val="19"/>
                 <w:szCs w:val="19"/>
               </w:rPr>
-              <w:t xml:space="preserve">Si</w:t>
+              <w:t>Si</w:t>
             </w:r>
           </w:p>
         </w:tc>
@@ -13230,7 +13750,7 @@
                 <w:sz w:val="19"/>
                 <w:szCs w:val="19"/>
               </w:rPr>
-              <w:t xml:space="preserve">No</w:t>
+              <w:t>No</w:t>
             </w:r>
           </w:p>
         </w:tc>
@@ -13254,7 +13774,7 @@
                 <w:sz w:val="19"/>
                 <w:szCs w:val="19"/>
               </w:rPr>
-              <w:t xml:space="preserve">10</w:t>
+              <w:t>10</w:t>
             </w:r>
           </w:p>
         </w:tc>
@@ -13273,7 +13793,7 @@
                 <w:sz w:val="19"/>
                 <w:szCs w:val="19"/>
               </w:rPr>
-              <w:t xml:space="preserve">27</w:t>
+              <w:t>27</w:t>
             </w:r>
           </w:p>
         </w:tc>
@@ -13292,7 +13812,7 @@
                 <w:sz w:val="19"/>
                 <w:szCs w:val="19"/>
               </w:rPr>
-              <w:t xml:space="preserve">21</w:t>
+              <w:t>21</w:t>
             </w:r>
           </w:p>
         </w:tc>
@@ -13311,7 +13831,7 @@
                 <w:sz w:val="19"/>
                 <w:szCs w:val="19"/>
               </w:rPr>
-              <w:t xml:space="preserve">6</w:t>
+              <w:t>6</w:t>
             </w:r>
           </w:p>
         </w:tc>
@@ -13330,7 +13850,7 @@
                 <w:sz w:val="19"/>
                 <w:szCs w:val="19"/>
               </w:rPr>
-              <w:t xml:space="preserve">6</w:t>
+              <w:t>6</w:t>
             </w:r>
           </w:p>
         </w:tc>
@@ -13349,7 +13869,7 @@
                 <w:sz w:val="19"/>
                 <w:szCs w:val="19"/>
               </w:rPr>
-              <w:t xml:space="preserve">No</w:t>
+              <w:t>No</w:t>
             </w:r>
           </w:p>
         </w:tc>
@@ -13368,7 +13888,7 @@
                 <w:sz w:val="19"/>
                 <w:szCs w:val="19"/>
               </w:rPr>
-              <w:t xml:space="preserve">No</w:t>
+              <w:t>No</w:t>
             </w:r>
           </w:p>
         </w:tc>
@@ -13392,7 +13912,7 @@
                 <w:sz w:val="19"/>
                 <w:szCs w:val="19"/>
               </w:rPr>
-              <w:t xml:space="preserve">11</w:t>
+              <w:t>11</w:t>
             </w:r>
           </w:p>
         </w:tc>
@@ -13411,7 +13931,7 @@
                 <w:sz w:val="19"/>
                 <w:szCs w:val="19"/>
               </w:rPr>
-              <w:t xml:space="preserve">31</w:t>
+              <w:t>31</w:t>
             </w:r>
           </w:p>
         </w:tc>
@@ -13430,7 +13950,7 @@
                 <w:sz w:val="19"/>
                 <w:szCs w:val="19"/>
               </w:rPr>
-              <w:t xml:space="preserve">17</w:t>
+              <w:t>17</w:t>
             </w:r>
           </w:p>
         </w:tc>
@@ -13449,7 +13969,7 @@
                 <w:sz w:val="19"/>
                 <w:szCs w:val="19"/>
               </w:rPr>
-              <w:t xml:space="preserve">14</w:t>
+              <w:t>14</w:t>
             </w:r>
           </w:p>
         </w:tc>
@@ -13468,7 +13988,7 @@
                 <w:sz w:val="19"/>
                 <w:szCs w:val="19"/>
               </w:rPr>
-              <w:t xml:space="preserve">6</w:t>
+              <w:t>6</w:t>
             </w:r>
           </w:p>
         </w:tc>
@@ -13487,7 +14007,7 @@
                 <w:sz w:val="19"/>
                 <w:szCs w:val="19"/>
               </w:rPr>
-              <w:t xml:space="preserve">No</w:t>
+              <w:t>No</w:t>
             </w:r>
           </w:p>
         </w:tc>
@@ -13506,7 +14026,7 @@
                 <w:sz w:val="19"/>
                 <w:szCs w:val="19"/>
               </w:rPr>
-              <w:t xml:space="preserve">No</w:t>
+              <w:t>No</w:t>
             </w:r>
           </w:p>
         </w:tc>
@@ -13530,7 +14050,7 @@
                 <w:sz w:val="19"/>
                 <w:szCs w:val="19"/>
               </w:rPr>
-              <w:t xml:space="preserve">12</w:t>
+              <w:t>12</w:t>
             </w:r>
           </w:p>
         </w:tc>
@@ -13549,7 +14069,7 @@
                 <w:sz w:val="19"/>
                 <w:szCs w:val="19"/>
               </w:rPr>
-              <w:t xml:space="preserve">32</w:t>
+              <w:t>32</w:t>
             </w:r>
           </w:p>
         </w:tc>
@@ -13568,7 +14088,7 @@
                 <w:sz w:val="19"/>
                 <w:szCs w:val="19"/>
               </w:rPr>
-              <w:t xml:space="preserve">19</w:t>
+              <w:t>19</w:t>
             </w:r>
           </w:p>
         </w:tc>
@@ -13587,7 +14107,7 @@
                 <w:sz w:val="19"/>
                 <w:szCs w:val="19"/>
               </w:rPr>
-              <w:t xml:space="preserve">13</w:t>
+              <w:t>13</w:t>
             </w:r>
           </w:p>
         </w:tc>
@@ -13606,7 +14126,7 @@
                 <w:sz w:val="19"/>
                 <w:szCs w:val="19"/>
               </w:rPr>
-              <w:t xml:space="preserve">6</w:t>
+              <w:t>6</w:t>
             </w:r>
           </w:p>
         </w:tc>
@@ -13625,7 +14145,7 @@
                 <w:sz w:val="19"/>
                 <w:szCs w:val="19"/>
               </w:rPr>
-              <w:t xml:space="preserve">No</w:t>
+              <w:t>No</w:t>
             </w:r>
           </w:p>
         </w:tc>
@@ -13644,7 +14164,7 @@
                 <w:sz w:val="19"/>
                 <w:szCs w:val="19"/>
               </w:rPr>
-              <w:t xml:space="preserve">No</w:t>
+              <w:t>No</w:t>
             </w:r>
           </w:p>
         </w:tc>
@@ -13668,7 +14188,7 @@
                 <w:sz w:val="19"/>
                 <w:szCs w:val="19"/>
               </w:rPr>
-              <w:t xml:space="preserve">13</w:t>
+              <w:t>13</w:t>
             </w:r>
           </w:p>
         </w:tc>
@@ -13687,7 +14207,7 @@
                 <w:sz w:val="19"/>
                 <w:szCs w:val="19"/>
               </w:rPr>
-              <w:t xml:space="preserve">25</w:t>
+              <w:t>25</w:t>
             </w:r>
           </w:p>
         </w:tc>
@@ -13706,7 +14226,7 @@
                 <w:sz w:val="19"/>
                 <w:szCs w:val="19"/>
               </w:rPr>
-              <w:t xml:space="preserve">18</w:t>
+              <w:t>18</w:t>
             </w:r>
           </w:p>
         </w:tc>
@@ -13725,7 +14245,7 @@
                 <w:sz w:val="19"/>
                 <w:szCs w:val="19"/>
               </w:rPr>
-              <w:t xml:space="preserve">7</w:t>
+              <w:t>7</w:t>
             </w:r>
           </w:p>
         </w:tc>
@@ -13744,7 +14264,7 @@
                 <w:sz w:val="19"/>
                 <w:szCs w:val="19"/>
               </w:rPr>
-              <w:t xml:space="preserve">6</w:t>
+              <w:t>6</w:t>
             </w:r>
           </w:p>
         </w:tc>
@@ -13763,7 +14283,7 @@
                 <w:sz w:val="19"/>
                 <w:szCs w:val="19"/>
               </w:rPr>
-              <w:t xml:space="preserve">No</w:t>
+              <w:t>No</w:t>
             </w:r>
           </w:p>
         </w:tc>
@@ -13782,7 +14302,7 @@
                 <w:sz w:val="19"/>
                 <w:szCs w:val="19"/>
               </w:rPr>
-              <w:t xml:space="preserve">No</w:t>
+              <w:t>No</w:t>
             </w:r>
           </w:p>
         </w:tc>
@@ -13806,7 +14326,7 @@
                 <w:sz w:val="19"/>
                 <w:szCs w:val="19"/>
               </w:rPr>
-              <w:t xml:space="preserve">14</w:t>
+              <w:t>14</w:t>
             </w:r>
           </w:p>
         </w:tc>
@@ -13825,7 +14345,7 @@
                 <w:sz w:val="19"/>
                 <w:szCs w:val="19"/>
               </w:rPr>
-              <w:t xml:space="preserve">103</w:t>
+              <w:t>103</w:t>
             </w:r>
           </w:p>
         </w:tc>
@@ -13844,7 +14364,7 @@
                 <w:sz w:val="19"/>
                 <w:szCs w:val="19"/>
               </w:rPr>
-              <w:t xml:space="preserve">58</w:t>
+              <w:t>58</w:t>
             </w:r>
           </w:p>
         </w:tc>
@@ -13863,7 +14383,7 @@
                 <w:sz w:val="19"/>
                 <w:szCs w:val="19"/>
               </w:rPr>
-              <w:t xml:space="preserve">45</w:t>
+              <w:t>45</w:t>
             </w:r>
           </w:p>
         </w:tc>
@@ -13882,7 +14402,7 @@
                 <w:sz w:val="19"/>
                 <w:szCs w:val="19"/>
               </w:rPr>
-              <w:t xml:space="preserve">14</w:t>
+              <w:t>14</w:t>
             </w:r>
           </w:p>
         </w:tc>
@@ -13901,7 +14421,7 @@
                 <w:sz w:val="19"/>
                 <w:szCs w:val="19"/>
               </w:rPr>
-              <w:t xml:space="preserve">No</w:t>
+              <w:t>No</w:t>
             </w:r>
           </w:p>
         </w:tc>
@@ -13920,7 +14440,7 @@
                 <w:sz w:val="19"/>
                 <w:szCs w:val="19"/>
               </w:rPr>
-              <w:t xml:space="preserve">Si</w:t>
+              <w:t>Si</w:t>
             </w:r>
           </w:p>
         </w:tc>
@@ -13944,7 +14464,7 @@
                 <w:sz w:val="19"/>
                 <w:szCs w:val="19"/>
               </w:rPr>
-              <w:t xml:space="preserve">15</w:t>
+              <w:t>15</w:t>
             </w:r>
           </w:p>
         </w:tc>
@@ -13963,7 +14483,7 @@
                 <w:sz w:val="19"/>
                 <w:szCs w:val="19"/>
               </w:rPr>
-              <w:t xml:space="preserve">66</w:t>
+              <w:t>66</w:t>
             </w:r>
           </w:p>
         </w:tc>
@@ -13982,7 +14502,7 @@
                 <w:sz w:val="19"/>
                 <w:szCs w:val="19"/>
               </w:rPr>
-              <w:t xml:space="preserve">47</w:t>
+              <w:t>47</w:t>
             </w:r>
           </w:p>
         </w:tc>
@@ -14001,7 +14521,7 @@
                 <w:sz w:val="19"/>
                 <w:szCs w:val="19"/>
               </w:rPr>
-              <w:t xml:space="preserve">19</w:t>
+              <w:t>19</w:t>
             </w:r>
           </w:p>
         </w:tc>
@@ -14020,7 +14540,7 @@
                 <w:sz w:val="19"/>
                 <w:szCs w:val="19"/>
               </w:rPr>
-              <w:t xml:space="preserve">10</w:t>
+              <w:t>10</w:t>
             </w:r>
           </w:p>
         </w:tc>
@@ -14039,7 +14559,7 @@
                 <w:sz w:val="19"/>
                 <w:szCs w:val="19"/>
               </w:rPr>
-              <w:t xml:space="preserve">No</w:t>
+              <w:t>No</w:t>
             </w:r>
           </w:p>
         </w:tc>
@@ -14058,7 +14578,7 @@
                 <w:sz w:val="19"/>
                 <w:szCs w:val="19"/>
               </w:rPr>
-              <w:t xml:space="preserve">No</w:t>
+              <w:t>No</w:t>
             </w:r>
           </w:p>
         </w:tc>
@@ -14082,7 +14602,7 @@
                 <w:sz w:val="19"/>
                 <w:szCs w:val="19"/>
               </w:rPr>
-              <w:t xml:space="preserve">16</w:t>
+              <w:t>16</w:t>
             </w:r>
           </w:p>
         </w:tc>
@@ -14101,7 +14621,7 @@
                 <w:sz w:val="19"/>
                 <w:szCs w:val="19"/>
               </w:rPr>
-              <w:t xml:space="preserve">72</w:t>
+              <w:t>72</w:t>
             </w:r>
           </w:p>
         </w:tc>
@@ -14120,7 +14640,7 @@
                 <w:sz w:val="19"/>
                 <w:szCs w:val="19"/>
               </w:rPr>
-              <w:t xml:space="preserve">38</w:t>
+              <w:t>38</w:t>
             </w:r>
           </w:p>
         </w:tc>
@@ -14139,7 +14659,7 @@
                 <w:sz w:val="19"/>
                 <w:szCs w:val="19"/>
               </w:rPr>
-              <w:t xml:space="preserve">34</w:t>
+              <w:t>34</w:t>
             </w:r>
           </w:p>
         </w:tc>
@@ -14158,7 +14678,7 @@
                 <w:sz w:val="19"/>
                 <w:szCs w:val="19"/>
               </w:rPr>
-              <w:t xml:space="preserve">10</w:t>
+              <w:t>10</w:t>
             </w:r>
           </w:p>
         </w:tc>
@@ -14177,7 +14697,7 @@
                 <w:sz w:val="19"/>
                 <w:szCs w:val="19"/>
               </w:rPr>
-              <w:t xml:space="preserve">No</w:t>
+              <w:t>No</w:t>
             </w:r>
           </w:p>
         </w:tc>
@@ -14196,7 +14716,7 @@
                 <w:sz w:val="19"/>
                 <w:szCs w:val="19"/>
               </w:rPr>
-              <w:t xml:space="preserve">No</w:t>
+              <w:t>No</w:t>
             </w:r>
           </w:p>
         </w:tc>
@@ -14220,7 +14740,7 @@
                 <w:sz w:val="19"/>
                 <w:szCs w:val="19"/>
               </w:rPr>
-              <w:t xml:space="preserve">17</w:t>
+              <w:t>17</w:t>
             </w:r>
           </w:p>
         </w:tc>
@@ -14239,7 +14759,7 @@
                 <w:sz w:val="19"/>
                 <w:szCs w:val="19"/>
               </w:rPr>
-              <w:t xml:space="preserve">44</w:t>
+              <w:t>44</w:t>
             </w:r>
           </w:p>
         </w:tc>
@@ -14258,7 +14778,7 @@
                 <w:sz w:val="19"/>
                 <w:szCs w:val="19"/>
               </w:rPr>
-              <w:t xml:space="preserve">22</w:t>
+              <w:t>22</w:t>
             </w:r>
           </w:p>
         </w:tc>
@@ -14277,7 +14797,7 @@
                 <w:sz w:val="19"/>
                 <w:szCs w:val="19"/>
               </w:rPr>
-              <w:t xml:space="preserve">22</w:t>
+              <w:t>22</w:t>
             </w:r>
           </w:p>
         </w:tc>
@@ -14296,7 +14816,7 @@
                 <w:sz w:val="19"/>
                 <w:szCs w:val="19"/>
               </w:rPr>
-              <w:t xml:space="preserve">6</w:t>
+              <w:t>6</w:t>
             </w:r>
           </w:p>
         </w:tc>
@@ -14315,7 +14835,7 @@
                 <w:sz w:val="19"/>
                 <w:szCs w:val="19"/>
               </w:rPr>
-              <w:t xml:space="preserve">No</w:t>
+              <w:t>No</w:t>
             </w:r>
           </w:p>
         </w:tc>
@@ -14334,7 +14854,7 @@
                 <w:sz w:val="19"/>
                 <w:szCs w:val="19"/>
               </w:rPr>
-              <w:t xml:space="preserve">No</w:t>
+              <w:t>No</w:t>
             </w:r>
           </w:p>
         </w:tc>
@@ -14358,7 +14878,7 @@
                 <w:sz w:val="19"/>
                 <w:szCs w:val="19"/>
               </w:rPr>
-              <w:t xml:space="preserve">18</w:t>
+              <w:t>18</w:t>
             </w:r>
           </w:p>
         </w:tc>
@@ -14377,7 +14897,7 @@
                 <w:sz w:val="19"/>
                 <w:szCs w:val="19"/>
               </w:rPr>
-              <w:t xml:space="preserve">28</w:t>
+              <w:t>28</w:t>
             </w:r>
           </w:p>
         </w:tc>
@@ -14396,7 +14916,7 @@
                 <w:sz w:val="19"/>
                 <w:szCs w:val="19"/>
               </w:rPr>
-              <w:t xml:space="preserve">20</w:t>
+              <w:t>20</w:t>
             </w:r>
           </w:p>
         </w:tc>
@@ -14415,7 +14935,7 @@
                 <w:sz w:val="19"/>
                 <w:szCs w:val="19"/>
               </w:rPr>
-              <w:t xml:space="preserve">8</w:t>
+              <w:t>8</w:t>
             </w:r>
           </w:p>
         </w:tc>
@@ -14434,7 +14954,7 @@
                 <w:sz w:val="19"/>
                 <w:szCs w:val="19"/>
               </w:rPr>
-              <w:t xml:space="preserve">6</w:t>
+              <w:t>6</w:t>
             </w:r>
           </w:p>
         </w:tc>
@@ -14453,7 +14973,7 @@
                 <w:sz w:val="19"/>
                 <w:szCs w:val="19"/>
               </w:rPr>
-              <w:t xml:space="preserve">No</w:t>
+              <w:t>No</w:t>
             </w:r>
           </w:p>
         </w:tc>
@@ -14472,7 +14992,7 @@
                 <w:sz w:val="19"/>
                 <w:szCs w:val="19"/>
               </w:rPr>
-              <w:t xml:space="preserve">No</w:t>
+              <w:t>No</w:t>
             </w:r>
           </w:p>
         </w:tc>
@@ -14496,7 +15016,7 @@
                 <w:sz w:val="19"/>
                 <w:szCs w:val="19"/>
               </w:rPr>
-              <w:t xml:space="preserve">19</w:t>
+              <w:t>19</w:t>
             </w:r>
           </w:p>
         </w:tc>
@@ -14515,7 +15035,7 @@
                 <w:sz w:val="19"/>
                 <w:szCs w:val="19"/>
               </w:rPr>
-              <w:t xml:space="preserve">29</w:t>
+              <w:t>29</w:t>
             </w:r>
           </w:p>
         </w:tc>
@@ -14534,7 +15054,7 @@
                 <w:sz w:val="19"/>
                 <w:szCs w:val="19"/>
               </w:rPr>
-              <w:t xml:space="preserve">21</w:t>
+              <w:t>21</w:t>
             </w:r>
           </w:p>
         </w:tc>
@@ -14553,7 +15073,7 @@
                 <w:sz w:val="19"/>
                 <w:szCs w:val="19"/>
               </w:rPr>
-              <w:t xml:space="preserve">8</w:t>
+              <w:t>8</w:t>
             </w:r>
           </w:p>
         </w:tc>
@@ -14572,7 +15092,7 @@
                 <w:sz w:val="19"/>
                 <w:szCs w:val="19"/>
               </w:rPr>
-              <w:t xml:space="preserve">6</w:t>
+              <w:t>6</w:t>
             </w:r>
           </w:p>
         </w:tc>
@@ -14591,7 +15111,7 @@
                 <w:sz w:val="19"/>
                 <w:szCs w:val="19"/>
               </w:rPr>
-              <w:t xml:space="preserve">No</w:t>
+              <w:t>No</w:t>
             </w:r>
           </w:p>
         </w:tc>
@@ -14610,7 +15130,7 @@
                 <w:sz w:val="19"/>
                 <w:szCs w:val="19"/>
               </w:rPr>
-              <w:t xml:space="preserve">No</w:t>
+              <w:t>No</w:t>
             </w:r>
           </w:p>
         </w:tc>
@@ -14634,7 +15154,7 @@
                 <w:sz w:val="19"/>
                 <w:szCs w:val="19"/>
               </w:rPr>
-              <w:t xml:space="preserve">20</w:t>
+              <w:t>20</w:t>
             </w:r>
           </w:p>
         </w:tc>
@@ -14653,7 +15173,7 @@
                 <w:sz w:val="19"/>
                 <w:szCs w:val="19"/>
               </w:rPr>
-              <w:t xml:space="preserve">33</w:t>
+              <w:t>33</w:t>
             </w:r>
           </w:p>
         </w:tc>
@@ -14672,7 +15192,7 @@
                 <w:sz w:val="19"/>
                 <w:szCs w:val="19"/>
               </w:rPr>
-              <w:t xml:space="preserve">21</w:t>
+              <w:t>21</w:t>
             </w:r>
           </w:p>
         </w:tc>
@@ -14691,7 +15211,7 @@
                 <w:sz w:val="19"/>
                 <w:szCs w:val="19"/>
               </w:rPr>
-              <w:t xml:space="preserve">12</w:t>
+              <w:t>12</w:t>
             </w:r>
           </w:p>
         </w:tc>
@@ -14710,7 +15230,7 @@
                 <w:sz w:val="19"/>
                 <w:szCs w:val="19"/>
               </w:rPr>
-              <w:t xml:space="preserve">6</w:t>
+              <w:t>6</w:t>
             </w:r>
           </w:p>
         </w:tc>
@@ -14729,7 +15249,7 @@
                 <w:sz w:val="19"/>
                 <w:szCs w:val="19"/>
               </w:rPr>
-              <w:t xml:space="preserve">No</w:t>
+              <w:t>No</w:t>
             </w:r>
           </w:p>
         </w:tc>
@@ -14748,7 +15268,7 @@
                 <w:sz w:val="19"/>
                 <w:szCs w:val="19"/>
               </w:rPr>
-              <w:t xml:space="preserve">No</w:t>
+              <w:t>No</w:t>
             </w:r>
           </w:p>
         </w:tc>
@@ -14772,7 +15292,7 @@
                 <w:sz w:val="19"/>
                 <w:szCs w:val="19"/>
               </w:rPr>
-              <w:t xml:space="preserve">Media (DE)</w:t>
+              <w:t>Media (DE)</w:t>
             </w:r>
           </w:p>
         </w:tc>
@@ -14791,7 +15311,7 @@
                 <w:sz w:val="19"/>
                 <w:szCs w:val="19"/>
               </w:rPr>
-              <w:t xml:space="preserve">39,30 (19,51)</w:t>
+              <w:t>39,30 (19,51)</w:t>
             </w:r>
           </w:p>
         </w:tc>
@@ -14810,7 +15330,7 @@
                 <w:sz w:val="19"/>
                 <w:szCs w:val="19"/>
               </w:rPr>
-              <w:t xml:space="preserve">25,60 (10,52)</w:t>
+              <w:t>25,60 (10,52)</w:t>
             </w:r>
           </w:p>
         </w:tc>
@@ -14829,7 +15349,7 @@
                 <w:sz w:val="19"/>
                 <w:szCs w:val="19"/>
               </w:rPr>
-              <w:t xml:space="preserve">13,70</w:t>
+              <w:t>13,70</w:t>
             </w:r>
           </w:p>
         </w:tc>
@@ -14848,7 +15368,7 @@
                 <w:sz w:val="19"/>
                 <w:szCs w:val="19"/>
               </w:rPr>
-              <w:t xml:space="preserve">138 en ventanas</w:t>
+              <w:t>138 en ventanas</w:t>
             </w:r>
           </w:p>
         </w:tc>
@@ -14867,7 +15387,7 @@
                 <w:sz w:val="19"/>
                 <w:szCs w:val="19"/>
               </w:rPr>
-              <w:t xml:space="preserve">2 de 17</w:t>
+              <w:t>2 de 17</w:t>
             </w:r>
           </w:p>
         </w:tc>
@@ -14886,7 +15406,7 @@
                 <w:sz w:val="19"/>
                 <w:szCs w:val="19"/>
               </w:rPr>
-              <w:t xml:space="preserve">2 de 17</w:t>
+              <w:t>2 de 17</w:t>
             </w:r>
           </w:p>
         </w:tc>
@@ -14898,7 +15418,7 @@
         <w:ind w:left="-5" w:right="835"/>
       </w:pPr>
       <w:r>
-        <w:t xml:space="preserve">Tabla A.1. TPP por escenario en cada condición (hojas Pretest y Postest), diferencia pareada, cantidad de ejecuciones de n8n dentro de la ventana de cada escenario del postest (docs/analisis/salida_cruzar_log_n8n.txt) e incidencias de operación que definen TED (Pretest: escenarios 5 y 9; Postest: escenarios 8 y 14; 2 de 17 transacciones por condición). Las 153 ejecuciones de la corrida incluyen 15 del intento abortado del escenario 14, que quedan fuera de toda ventana (sección 6.2).</w:t>
+        <w:t>Tabla A.1. TPP por escenario en cada condición (hojas Pretest y Postest), diferencia pareada, cantidad de ejecuciones de n8n dentro de la ventana de cada escenario del postest (docs/analisis/salida_cruzar_log_n8n.txt) e incidencias de operación que definen TED (Pretest: escenarios 5 y 9; Postest: escenarios 8 y 14; 2 de 17 transacciones por condición). Las 153 ejecuciones de la corrida incluyen 15 del intento abortado del escenario 14, que quedan fuera de toda ventana (sección 6.2).</w:t>
       </w:r>
     </w:p>
     <w:p>
@@ -14949,7 +15469,7 @@
                 <w:sz w:val="19"/>
                 <w:szCs w:val="19"/>
               </w:rPr>
-              <w:t xml:space="preserve">Producto</w:t>
+              <w:t>Producto</w:t>
             </w:r>
           </w:p>
         </w:tc>
@@ -14970,7 +15490,7 @@
                 <w:sz w:val="19"/>
                 <w:szCs w:val="19"/>
               </w:rPr>
-              <w:t xml:space="preserve">Stock inicial</w:t>
+              <w:t>Stock inicial</w:t>
             </w:r>
           </w:p>
         </w:tc>
@@ -14991,7 +15511,7 @@
                 <w:sz w:val="19"/>
                 <w:szCs w:val="19"/>
               </w:rPr>
-              <w:t xml:space="preserve">Consumo esperado</w:t>
+              <w:t>Consumo esperado</w:t>
             </w:r>
           </w:p>
         </w:tc>
@@ -15012,7 +15532,7 @@
                 <w:sz w:val="19"/>
                 <w:szCs w:val="19"/>
               </w:rPr>
-              <w:t xml:space="preserve">Stock esperado</w:t>
+              <w:t>Stock esperado</w:t>
             </w:r>
           </w:p>
         </w:tc>
@@ -15033,7 +15553,7 @@
                 <w:sz w:val="19"/>
                 <w:szCs w:val="19"/>
               </w:rPr>
-              <w:t xml:space="preserve">Registrado pretest</w:t>
+              <w:t>Registrado pretest</w:t>
             </w:r>
           </w:p>
         </w:tc>
@@ -15054,7 +15574,7 @@
                 <w:sz w:val="19"/>
                 <w:szCs w:val="19"/>
               </w:rPr>
-              <w:t xml:space="preserve">Registrado postest</w:t>
+              <w:t>Registrado postest</w:t>
             </w:r>
           </w:p>
         </w:tc>
@@ -15075,7 +15595,7 @@
                 <w:sz w:val="19"/>
                 <w:szCs w:val="19"/>
               </w:rPr>
-              <w:t xml:space="preserve">Coincide</w:t>
+              <w:t>Coincide</w:t>
             </w:r>
           </w:p>
         </w:tc>
@@ -15099,7 +15619,7 @@
                 <w:sz w:val="19"/>
                 <w:szCs w:val="19"/>
               </w:rPr>
-              <w:t xml:space="preserve">Coca-Cola Regular</w:t>
+              <w:t>Coca-Cola Regular</w:t>
             </w:r>
           </w:p>
         </w:tc>
@@ -15118,7 +15638,7 @@
                 <w:sz w:val="19"/>
                 <w:szCs w:val="19"/>
               </w:rPr>
-              <w:t xml:space="preserve">25</w:t>
+              <w:t>25</w:t>
             </w:r>
           </w:p>
         </w:tc>
@@ -15137,7 +15657,7 @@
                 <w:sz w:val="19"/>
                 <w:szCs w:val="19"/>
               </w:rPr>
-              <w:t xml:space="preserve">2</w:t>
+              <w:t>2</w:t>
             </w:r>
           </w:p>
         </w:tc>
@@ -15156,7 +15676,7 @@
                 <w:sz w:val="19"/>
                 <w:szCs w:val="19"/>
               </w:rPr>
-              <w:t xml:space="preserve">23</w:t>
+              <w:t>23</w:t>
             </w:r>
           </w:p>
         </w:tc>
@@ -15175,7 +15695,7 @@
                 <w:sz w:val="19"/>
                 <w:szCs w:val="19"/>
               </w:rPr>
-              <w:t xml:space="preserve">23</w:t>
+              <w:t>23</w:t>
             </w:r>
           </w:p>
         </w:tc>
@@ -15194,7 +15714,7 @@
                 <w:sz w:val="19"/>
                 <w:szCs w:val="19"/>
               </w:rPr>
-              <w:t xml:space="preserve">23</w:t>
+              <w:t>23</w:t>
             </w:r>
           </w:p>
         </w:tc>
@@ -15213,7 +15733,7 @@
                 <w:sz w:val="19"/>
                 <w:szCs w:val="19"/>
               </w:rPr>
-              <w:t xml:space="preserve">Sí</w:t>
+              <w:t>Sí</w:t>
             </w:r>
           </w:p>
         </w:tc>
@@ -15237,7 +15757,7 @@
                 <w:sz w:val="19"/>
                 <w:szCs w:val="19"/>
               </w:rPr>
-              <w:t xml:space="preserve">Coca-Cola Zero</w:t>
+              <w:t>Coca-Cola Zero</w:t>
             </w:r>
           </w:p>
         </w:tc>
@@ -15256,7 +15776,7 @@
                 <w:sz w:val="19"/>
                 <w:szCs w:val="19"/>
               </w:rPr>
-              <w:t xml:space="preserve">50</w:t>
+              <w:t>50</w:t>
             </w:r>
           </w:p>
         </w:tc>
@@ -15275,7 +15795,7 @@
                 <w:sz w:val="19"/>
                 <w:szCs w:val="19"/>
               </w:rPr>
-              <w:t xml:space="preserve">1</w:t>
+              <w:t>1</w:t>
             </w:r>
           </w:p>
         </w:tc>
@@ -15294,7 +15814,7 @@
                 <w:sz w:val="19"/>
                 <w:szCs w:val="19"/>
               </w:rPr>
-              <w:t xml:space="preserve">49</w:t>
+              <w:t>49</w:t>
             </w:r>
           </w:p>
         </w:tc>
@@ -15313,7 +15833,7 @@
                 <w:sz w:val="19"/>
                 <w:szCs w:val="19"/>
               </w:rPr>
-              <w:t xml:space="preserve">49</w:t>
+              <w:t>49</w:t>
             </w:r>
           </w:p>
         </w:tc>
@@ -15332,7 +15852,7 @@
                 <w:sz w:val="19"/>
                 <w:szCs w:val="19"/>
               </w:rPr>
-              <w:t xml:space="preserve">49</w:t>
+              <w:t>49</w:t>
             </w:r>
           </w:p>
         </w:tc>
@@ -15351,7 +15871,7 @@
                 <w:sz w:val="19"/>
                 <w:szCs w:val="19"/>
               </w:rPr>
-              <w:t xml:space="preserve">Sí</w:t>
+              <w:t>Sí</w:t>
             </w:r>
           </w:p>
         </w:tc>
@@ -15375,7 +15895,7 @@
                 <w:sz w:val="19"/>
                 <w:szCs w:val="19"/>
               </w:rPr>
-              <w:t xml:space="preserve">Pepsi Regular</w:t>
+              <w:t>Pepsi Regular</w:t>
             </w:r>
           </w:p>
         </w:tc>
@@ -15394,7 +15914,7 @@
                 <w:sz w:val="19"/>
                 <w:szCs w:val="19"/>
               </w:rPr>
-              <w:t xml:space="preserve">12</w:t>
+              <w:t>12</w:t>
             </w:r>
           </w:p>
         </w:tc>
@@ -15413,7 +15933,7 @@
                 <w:sz w:val="19"/>
                 <w:szCs w:val="19"/>
               </w:rPr>
-              <w:t xml:space="preserve">1</w:t>
+              <w:t>1</w:t>
             </w:r>
           </w:p>
         </w:tc>
@@ -15432,7 +15952,7 @@
                 <w:sz w:val="19"/>
                 <w:szCs w:val="19"/>
               </w:rPr>
-              <w:t xml:space="preserve">11</w:t>
+              <w:t>11</w:t>
             </w:r>
           </w:p>
         </w:tc>
@@ -15451,7 +15971,7 @@
                 <w:sz w:val="19"/>
                 <w:szCs w:val="19"/>
               </w:rPr>
-              <w:t xml:space="preserve">11</w:t>
+              <w:t>11</w:t>
             </w:r>
           </w:p>
         </w:tc>
@@ -15470,7 +15990,7 @@
                 <w:sz w:val="19"/>
                 <w:szCs w:val="19"/>
               </w:rPr>
-              <w:t xml:space="preserve">11</w:t>
+              <w:t>11</w:t>
             </w:r>
           </w:p>
         </w:tc>
@@ -15489,7 +16009,7 @@
                 <w:sz w:val="19"/>
                 <w:szCs w:val="19"/>
               </w:rPr>
-              <w:t xml:space="preserve">Sí</w:t>
+              <w:t>Sí</w:t>
             </w:r>
           </w:p>
         </w:tc>
@@ -15513,7 +16033,8 @@
                 <w:sz w:val="19"/>
                 <w:szCs w:val="19"/>
               </w:rPr>
-              <w:t xml:space="preserve">Sprite Regular</w:t>
+              <w:lastRenderedPageBreak/>
+              <w:t>Sprite Regular</w:t>
             </w:r>
           </w:p>
         </w:tc>
@@ -15532,7 +16053,7 @@
                 <w:sz w:val="19"/>
                 <w:szCs w:val="19"/>
               </w:rPr>
-              <w:t xml:space="preserve">3</w:t>
+              <w:t>3</w:t>
             </w:r>
           </w:p>
         </w:tc>
@@ -15551,7 +16072,7 @@
                 <w:sz w:val="19"/>
                 <w:szCs w:val="19"/>
               </w:rPr>
-              <w:t xml:space="preserve">1</w:t>
+              <w:t>1</w:t>
             </w:r>
           </w:p>
         </w:tc>
@@ -15570,7 +16091,7 @@
                 <w:sz w:val="19"/>
                 <w:szCs w:val="19"/>
               </w:rPr>
-              <w:t xml:space="preserve">2</w:t>
+              <w:t>2</w:t>
             </w:r>
           </w:p>
         </w:tc>
@@ -15589,7 +16110,7 @@
                 <w:sz w:val="19"/>
                 <w:szCs w:val="19"/>
               </w:rPr>
-              <w:t xml:space="preserve">2</w:t>
+              <w:t>2</w:t>
             </w:r>
           </w:p>
         </w:tc>
@@ -15608,7 +16129,7 @@
                 <w:sz w:val="19"/>
                 <w:szCs w:val="19"/>
               </w:rPr>
-              <w:t xml:space="preserve">2</w:t>
+              <w:t>2</w:t>
             </w:r>
           </w:p>
         </w:tc>
@@ -15627,7 +16148,7 @@
                 <w:sz w:val="19"/>
                 <w:szCs w:val="19"/>
               </w:rPr>
-              <w:t xml:space="preserve">Sí</w:t>
+              <w:t>Sí</w:t>
             </w:r>
           </w:p>
         </w:tc>
@@ -15651,7 +16172,7 @@
                 <w:sz w:val="19"/>
                 <w:szCs w:val="19"/>
               </w:rPr>
-              <w:t xml:space="preserve">Cerveza Quilmes</w:t>
+              <w:t>Cerveza Quilmes</w:t>
             </w:r>
           </w:p>
         </w:tc>
@@ -15670,7 +16191,7 @@
                 <w:sz w:val="19"/>
                 <w:szCs w:val="19"/>
               </w:rPr>
-              <w:t xml:space="preserve">21</w:t>
+              <w:t>21</w:t>
             </w:r>
           </w:p>
         </w:tc>
@@ -15689,7 +16210,7 @@
                 <w:sz w:val="19"/>
                 <w:szCs w:val="19"/>
               </w:rPr>
-              <w:t xml:space="preserve">1</w:t>
+              <w:t>1</w:t>
             </w:r>
           </w:p>
         </w:tc>
@@ -15708,7 +16229,7 @@
                 <w:sz w:val="19"/>
                 <w:szCs w:val="19"/>
               </w:rPr>
-              <w:t xml:space="preserve">20</w:t>
+              <w:t>20</w:t>
             </w:r>
           </w:p>
         </w:tc>
@@ -15727,7 +16248,7 @@
                 <w:sz w:val="19"/>
                 <w:szCs w:val="19"/>
               </w:rPr>
-              <w:t xml:space="preserve">20</w:t>
+              <w:t>20</w:t>
             </w:r>
           </w:p>
         </w:tc>
@@ -15746,7 +16267,7 @@
                 <w:sz w:val="19"/>
                 <w:szCs w:val="19"/>
               </w:rPr>
-              <w:t xml:space="preserve">20</w:t>
+              <w:t>20</w:t>
             </w:r>
           </w:p>
         </w:tc>
@@ -15765,7 +16286,7 @@
                 <w:sz w:val="19"/>
                 <w:szCs w:val="19"/>
               </w:rPr>
-              <w:t xml:space="preserve">Sí</w:t>
+              <w:t>Sí</w:t>
             </w:r>
           </w:p>
         </w:tc>
@@ -15789,7 +16310,7 @@
                 <w:sz w:val="19"/>
                 <w:szCs w:val="19"/>
               </w:rPr>
-              <w:t xml:space="preserve">Fernet Branca</w:t>
+              <w:t>Fernet Branca</w:t>
             </w:r>
           </w:p>
         </w:tc>
@@ -15808,7 +16329,7 @@
                 <w:sz w:val="19"/>
                 <w:szCs w:val="19"/>
               </w:rPr>
-              <w:t xml:space="preserve">12</w:t>
+              <w:t>12</w:t>
             </w:r>
           </w:p>
         </w:tc>
@@ -15827,7 +16348,7 @@
                 <w:sz w:val="19"/>
                 <w:szCs w:val="19"/>
               </w:rPr>
-              <w:t xml:space="preserve">1</w:t>
+              <w:t>1</w:t>
             </w:r>
           </w:p>
         </w:tc>
@@ -15846,7 +16367,7 @@
                 <w:sz w:val="19"/>
                 <w:szCs w:val="19"/>
               </w:rPr>
-              <w:t xml:space="preserve">11</w:t>
+              <w:t>11</w:t>
             </w:r>
           </w:p>
         </w:tc>
@@ -15865,7 +16386,7 @@
                 <w:sz w:val="19"/>
                 <w:szCs w:val="19"/>
               </w:rPr>
-              <w:t xml:space="preserve">11</w:t>
+              <w:t>11</w:t>
             </w:r>
           </w:p>
         </w:tc>
@@ -15884,7 +16405,7 @@
                 <w:sz w:val="19"/>
                 <w:szCs w:val="19"/>
               </w:rPr>
-              <w:t xml:space="preserve">11</w:t>
+              <w:t>11</w:t>
             </w:r>
           </w:p>
         </w:tc>
@@ -15903,7 +16424,7 @@
                 <w:sz w:val="19"/>
                 <w:szCs w:val="19"/>
               </w:rPr>
-              <w:t xml:space="preserve">Sí</w:t>
+              <w:t>Sí</w:t>
             </w:r>
           </w:p>
         </w:tc>
@@ -15927,7 +16448,7 @@
                 <w:sz w:val="19"/>
                 <w:szCs w:val="19"/>
               </w:rPr>
-              <w:t xml:space="preserve">Marlboro Box</w:t>
+              <w:t>Marlboro Box</w:t>
             </w:r>
           </w:p>
         </w:tc>
@@ -15946,7 +16467,7 @@
                 <w:sz w:val="19"/>
                 <w:szCs w:val="19"/>
               </w:rPr>
-              <w:t xml:space="preserve">30</w:t>
+              <w:t>30</w:t>
             </w:r>
           </w:p>
         </w:tc>
@@ -15965,7 +16486,7 @@
                 <w:sz w:val="19"/>
                 <w:szCs w:val="19"/>
               </w:rPr>
-              <w:t xml:space="preserve">1</w:t>
+              <w:t>1</w:t>
             </w:r>
           </w:p>
         </w:tc>
@@ -15984,7 +16505,7 @@
                 <w:sz w:val="19"/>
                 <w:szCs w:val="19"/>
               </w:rPr>
-              <w:t xml:space="preserve">29</w:t>
+              <w:t>29</w:t>
             </w:r>
           </w:p>
         </w:tc>
@@ -16003,7 +16524,7 @@
                 <w:sz w:val="19"/>
                 <w:szCs w:val="19"/>
               </w:rPr>
-              <w:t xml:space="preserve">29</w:t>
+              <w:t>29</w:t>
             </w:r>
           </w:p>
         </w:tc>
@@ -16022,7 +16543,7 @@
                 <w:sz w:val="19"/>
                 <w:szCs w:val="19"/>
               </w:rPr>
-              <w:t xml:space="preserve">29</w:t>
+              <w:t>29</w:t>
             </w:r>
           </w:p>
         </w:tc>
@@ -16041,7 +16562,7 @@
                 <w:sz w:val="19"/>
                 <w:szCs w:val="19"/>
               </w:rPr>
-              <w:t xml:space="preserve">Sí</w:t>
+              <w:t>Sí</w:t>
             </w:r>
           </w:p>
         </w:tc>
@@ -16065,7 +16586,7 @@
                 <w:sz w:val="19"/>
                 <w:szCs w:val="19"/>
               </w:rPr>
-              <w:t xml:space="preserve">Phillips-Morris Convertible</w:t>
+              <w:t>Phillips-Morris Convertible</w:t>
             </w:r>
           </w:p>
         </w:tc>
@@ -16084,7 +16605,7 @@
                 <w:sz w:val="19"/>
                 <w:szCs w:val="19"/>
               </w:rPr>
-              <w:t xml:space="preserve">23</w:t>
+              <w:t>23</w:t>
             </w:r>
           </w:p>
         </w:tc>
@@ -16103,7 +16624,7 @@
                 <w:sz w:val="19"/>
                 <w:szCs w:val="19"/>
               </w:rPr>
-              <w:t xml:space="preserve">1</w:t>
+              <w:t>1</w:t>
             </w:r>
           </w:p>
         </w:tc>
@@ -16122,7 +16643,7 @@
                 <w:sz w:val="19"/>
                 <w:szCs w:val="19"/>
               </w:rPr>
-              <w:t xml:space="preserve">22</w:t>
+              <w:t>22</w:t>
             </w:r>
           </w:p>
         </w:tc>
@@ -16141,7 +16662,7 @@
                 <w:sz w:val="19"/>
                 <w:szCs w:val="19"/>
               </w:rPr>
-              <w:t xml:space="preserve">22</w:t>
+              <w:t>22</w:t>
             </w:r>
           </w:p>
         </w:tc>
@@ -16160,7 +16681,7 @@
                 <w:sz w:val="19"/>
                 <w:szCs w:val="19"/>
               </w:rPr>
-              <w:t xml:space="preserve">22</w:t>
+              <w:t>22</w:t>
             </w:r>
           </w:p>
         </w:tc>
@@ -16179,7 +16700,7 @@
                 <w:sz w:val="19"/>
                 <w:szCs w:val="19"/>
               </w:rPr>
-              <w:t xml:space="preserve">Sí</w:t>
+              <w:t>Sí</w:t>
             </w:r>
           </w:p>
         </w:tc>
@@ -16203,7 +16724,7 @@
                 <w:sz w:val="19"/>
                 <w:szCs w:val="19"/>
               </w:rPr>
-              <w:t xml:space="preserve">Chocolate Aireado Milka</w:t>
+              <w:t>Chocolate Aireado Milka</w:t>
             </w:r>
           </w:p>
         </w:tc>
@@ -16222,7 +16743,7 @@
                 <w:sz w:val="19"/>
                 <w:szCs w:val="19"/>
               </w:rPr>
-              <w:t xml:space="preserve">22</w:t>
+              <w:t>22</w:t>
             </w:r>
           </w:p>
         </w:tc>
@@ -16241,7 +16762,7 @@
                 <w:sz w:val="19"/>
                 <w:szCs w:val="19"/>
               </w:rPr>
-              <w:t xml:space="preserve">2</w:t>
+              <w:t>2</w:t>
             </w:r>
           </w:p>
         </w:tc>
@@ -16260,7 +16781,7 @@
                 <w:sz w:val="19"/>
                 <w:szCs w:val="19"/>
               </w:rPr>
-              <w:t xml:space="preserve">20</w:t>
+              <w:t>20</w:t>
             </w:r>
           </w:p>
         </w:tc>
@@ -16279,7 +16800,7 @@
                 <w:sz w:val="19"/>
                 <w:szCs w:val="19"/>
               </w:rPr>
-              <w:t xml:space="preserve">20</w:t>
+              <w:t>20</w:t>
             </w:r>
           </w:p>
         </w:tc>
@@ -16298,7 +16819,7 @@
                 <w:sz w:val="19"/>
                 <w:szCs w:val="19"/>
               </w:rPr>
-              <w:t xml:space="preserve">20</w:t>
+              <w:t>20</w:t>
             </w:r>
           </w:p>
         </w:tc>
@@ -16317,7 +16838,7 @@
                 <w:sz w:val="19"/>
                 <w:szCs w:val="19"/>
               </w:rPr>
-              <w:t xml:space="preserve">Sí</w:t>
+              <w:t>Sí</w:t>
             </w:r>
           </w:p>
         </w:tc>
@@ -16341,7 +16862,7 @@
                 <w:sz w:val="19"/>
                 <w:szCs w:val="19"/>
               </w:rPr>
-              <w:t xml:space="preserve">Doritos 250gr</w:t>
+              <w:t>Doritos 250gr</w:t>
             </w:r>
           </w:p>
         </w:tc>
@@ -16360,7 +16881,7 @@
                 <w:sz w:val="19"/>
                 <w:szCs w:val="19"/>
               </w:rPr>
-              <w:t xml:space="preserve">40</w:t>
+              <w:t>40</w:t>
             </w:r>
           </w:p>
         </w:tc>
@@ -16379,7 +16900,7 @@
                 <w:sz w:val="19"/>
                 <w:szCs w:val="19"/>
               </w:rPr>
-              <w:t xml:space="preserve">12</w:t>
+              <w:t>12</w:t>
             </w:r>
           </w:p>
         </w:tc>
@@ -16398,7 +16919,7 @@
                 <w:sz w:val="19"/>
                 <w:szCs w:val="19"/>
               </w:rPr>
-              <w:t xml:space="preserve">28</w:t>
+              <w:t>28</w:t>
             </w:r>
           </w:p>
         </w:tc>
@@ -16417,7 +16938,7 @@
                 <w:sz w:val="19"/>
                 <w:szCs w:val="19"/>
               </w:rPr>
-              <w:t xml:space="preserve">28</w:t>
+              <w:t>28</w:t>
             </w:r>
           </w:p>
         </w:tc>
@@ -16436,7 +16957,7 @@
                 <w:sz w:val="19"/>
                 <w:szCs w:val="19"/>
               </w:rPr>
-              <w:t xml:space="preserve">28</w:t>
+              <w:t>28</w:t>
             </w:r>
           </w:p>
         </w:tc>
@@ -16455,7 +16976,7 @@
                 <w:sz w:val="19"/>
                 <w:szCs w:val="19"/>
               </w:rPr>
-              <w:t xml:space="preserve">Sí</w:t>
+              <w:t>Sí</w:t>
             </w:r>
           </w:p>
         </w:tc>
@@ -16479,7 +17000,7 @@
                 <w:sz w:val="19"/>
                 <w:szCs w:val="19"/>
               </w:rPr>
-              <w:t xml:space="preserve">Bombón Bon o Bon</w:t>
+              <w:t>Bombón Bon o Bon</w:t>
             </w:r>
           </w:p>
         </w:tc>
@@ -16498,7 +17019,7 @@
                 <w:sz w:val="19"/>
                 <w:szCs w:val="19"/>
               </w:rPr>
-              <w:t xml:space="preserve">45</w:t>
+              <w:t>45</w:t>
             </w:r>
           </w:p>
         </w:tc>
@@ -16517,7 +17038,7 @@
                 <w:sz w:val="19"/>
                 <w:szCs w:val="19"/>
               </w:rPr>
-              <w:t xml:space="preserve">1</w:t>
+              <w:t>1</w:t>
             </w:r>
           </w:p>
         </w:tc>
@@ -16536,7 +17057,7 @@
                 <w:sz w:val="19"/>
                 <w:szCs w:val="19"/>
               </w:rPr>
-              <w:t xml:space="preserve">44</w:t>
+              <w:t>44</w:t>
             </w:r>
           </w:p>
         </w:tc>
@@ -16555,7 +17076,7 @@
                 <w:sz w:val="19"/>
                 <w:szCs w:val="19"/>
               </w:rPr>
-              <w:t xml:space="preserve">44</w:t>
+              <w:t>44</w:t>
             </w:r>
           </w:p>
         </w:tc>
@@ -16574,7 +17095,7 @@
                 <w:sz w:val="19"/>
                 <w:szCs w:val="19"/>
               </w:rPr>
-              <w:t xml:space="preserve">44</w:t>
+              <w:t>44</w:t>
             </w:r>
           </w:p>
         </w:tc>
@@ -16593,7 +17114,7 @@
                 <w:sz w:val="19"/>
                 <w:szCs w:val="19"/>
               </w:rPr>
-              <w:t xml:space="preserve">Sí</w:t>
+              <w:t>Sí</w:t>
             </w:r>
           </w:p>
         </w:tc>
@@ -16617,7 +17138,7 @@
                 <w:sz w:val="19"/>
                 <w:szCs w:val="19"/>
               </w:rPr>
-              <w:t xml:space="preserve">Gomitas Mogul</w:t>
+              <w:t>Gomitas Mogul</w:t>
             </w:r>
           </w:p>
         </w:tc>
@@ -16636,7 +17157,7 @@
                 <w:sz w:val="19"/>
                 <w:szCs w:val="19"/>
               </w:rPr>
-              <w:t xml:space="preserve">10</w:t>
+              <w:t>10</w:t>
             </w:r>
           </w:p>
         </w:tc>
@@ -16655,7 +17176,7 @@
                 <w:sz w:val="19"/>
                 <w:szCs w:val="19"/>
               </w:rPr>
-              <w:t xml:space="preserve">2</w:t>
+              <w:t>2</w:t>
             </w:r>
           </w:p>
         </w:tc>
@@ -16674,7 +17195,7 @@
                 <w:sz w:val="19"/>
                 <w:szCs w:val="19"/>
               </w:rPr>
-              <w:t xml:space="preserve">8</w:t>
+              <w:t>8</w:t>
             </w:r>
           </w:p>
         </w:tc>
@@ -16693,7 +17214,7 @@
                 <w:sz w:val="19"/>
                 <w:szCs w:val="19"/>
               </w:rPr>
-              <w:t xml:space="preserve">8</w:t>
+              <w:t>8</w:t>
             </w:r>
           </w:p>
         </w:tc>
@@ -16712,7 +17233,7 @@
                 <w:sz w:val="19"/>
                 <w:szCs w:val="19"/>
               </w:rPr>
-              <w:t xml:space="preserve">8</w:t>
+              <w:t>8</w:t>
             </w:r>
           </w:p>
         </w:tc>
@@ -16731,7 +17252,7 @@
                 <w:sz w:val="19"/>
                 <w:szCs w:val="19"/>
               </w:rPr>
-              <w:t xml:space="preserve">Sí</w:t>
+              <w:t>Sí</w:t>
             </w:r>
           </w:p>
         </w:tc>
@@ -16755,7 +17276,7 @@
                 <w:sz w:val="19"/>
                 <w:szCs w:val="19"/>
               </w:rPr>
-              <w:t xml:space="preserve">Jabón Dove</w:t>
+              <w:t>Jabón Dove</w:t>
             </w:r>
           </w:p>
         </w:tc>
@@ -16774,7 +17295,7 @@
                 <w:sz w:val="19"/>
                 <w:szCs w:val="19"/>
               </w:rPr>
-              <w:t xml:space="preserve">15</w:t>
+              <w:t>15</w:t>
             </w:r>
           </w:p>
         </w:tc>
@@ -16793,7 +17314,7 @@
                 <w:sz w:val="19"/>
                 <w:szCs w:val="19"/>
               </w:rPr>
-              <w:t xml:space="preserve">1</w:t>
+              <w:t>1</w:t>
             </w:r>
           </w:p>
         </w:tc>
@@ -16812,7 +17333,7 @@
                 <w:sz w:val="19"/>
                 <w:szCs w:val="19"/>
               </w:rPr>
-              <w:t xml:space="preserve">14</w:t>
+              <w:t>14</w:t>
             </w:r>
           </w:p>
         </w:tc>
@@ -16831,7 +17352,7 @@
                 <w:sz w:val="19"/>
                 <w:szCs w:val="19"/>
               </w:rPr>
-              <w:t xml:space="preserve">14</w:t>
+              <w:t>14</w:t>
             </w:r>
           </w:p>
         </w:tc>
@@ -16850,7 +17371,7 @@
                 <w:sz w:val="19"/>
                 <w:szCs w:val="19"/>
               </w:rPr>
-              <w:t xml:space="preserve">14</w:t>
+              <w:t>14</w:t>
             </w:r>
           </w:p>
         </w:tc>
@@ -16869,7 +17390,7 @@
                 <w:sz w:val="19"/>
                 <w:szCs w:val="19"/>
               </w:rPr>
-              <w:t xml:space="preserve">Sí</w:t>
+              <w:t>Sí</w:t>
             </w:r>
           </w:p>
         </w:tc>
@@ -16893,7 +17414,7 @@
                 <w:sz w:val="19"/>
                 <w:szCs w:val="19"/>
               </w:rPr>
-              <w:t xml:space="preserve">Pasta de dientes Colgate</w:t>
+              <w:t>Pasta de dientes Colgate</w:t>
             </w:r>
           </w:p>
         </w:tc>
@@ -16912,7 +17433,7 @@
                 <w:sz w:val="19"/>
                 <w:szCs w:val="19"/>
               </w:rPr>
-              <w:t xml:space="preserve">47</w:t>
+              <w:t>47</w:t>
             </w:r>
           </w:p>
         </w:tc>
@@ -16931,7 +17452,7 @@
                 <w:sz w:val="19"/>
                 <w:szCs w:val="19"/>
               </w:rPr>
-              <w:t xml:space="preserve">2</w:t>
+              <w:t>2</w:t>
             </w:r>
           </w:p>
         </w:tc>
@@ -16950,7 +17471,7 @@
                 <w:sz w:val="19"/>
                 <w:szCs w:val="19"/>
               </w:rPr>
-              <w:t xml:space="preserve">45</w:t>
+              <w:t>45</w:t>
             </w:r>
           </w:p>
         </w:tc>
@@ -16969,7 +17490,7 @@
                 <w:sz w:val="19"/>
                 <w:szCs w:val="19"/>
               </w:rPr>
-              <w:t xml:space="preserve">45</w:t>
+              <w:t>45</w:t>
             </w:r>
           </w:p>
         </w:tc>
@@ -16988,7 +17509,7 @@
                 <w:sz w:val="19"/>
                 <w:szCs w:val="19"/>
               </w:rPr>
-              <w:t xml:space="preserve">45</w:t>
+              <w:t>45</w:t>
             </w:r>
           </w:p>
         </w:tc>
@@ -17007,7 +17528,7 @@
                 <w:sz w:val="19"/>
                 <w:szCs w:val="19"/>
               </w:rPr>
-              <w:t xml:space="preserve">Sí</w:t>
+              <w:t>Sí</w:t>
             </w:r>
           </w:p>
         </w:tc>
@@ -17031,7 +17552,7 @@
                 <w:sz w:val="19"/>
                 <w:szCs w:val="19"/>
               </w:rPr>
-              <w:t xml:space="preserve">Queso crema La Serenísima</w:t>
+              <w:t>Queso crema La Serenísima</w:t>
             </w:r>
           </w:p>
         </w:tc>
@@ -17050,7 +17571,7 @@
                 <w:sz w:val="19"/>
                 <w:szCs w:val="19"/>
               </w:rPr>
-              <w:t xml:space="preserve">2</w:t>
+              <w:t>2</w:t>
             </w:r>
           </w:p>
         </w:tc>
@@ -17069,7 +17590,7 @@
                 <w:sz w:val="19"/>
                 <w:szCs w:val="19"/>
               </w:rPr>
-              <w:t xml:space="preserve">0</w:t>
+              <w:t>0</w:t>
             </w:r>
           </w:p>
         </w:tc>
@@ -17088,7 +17609,7 @@
                 <w:sz w:val="19"/>
                 <w:szCs w:val="19"/>
               </w:rPr>
-              <w:t xml:space="preserve">2</w:t>
+              <w:t>2</w:t>
             </w:r>
           </w:p>
         </w:tc>
@@ -17107,7 +17628,7 @@
                 <w:sz w:val="19"/>
                 <w:szCs w:val="19"/>
               </w:rPr>
-              <w:t xml:space="preserve">2</w:t>
+              <w:t>2</w:t>
             </w:r>
           </w:p>
         </w:tc>
@@ -17126,7 +17647,7 @@
                 <w:sz w:val="19"/>
                 <w:szCs w:val="19"/>
               </w:rPr>
-              <w:t xml:space="preserve">2</w:t>
+              <w:t>2</w:t>
             </w:r>
           </w:p>
         </w:tc>
@@ -17145,7 +17666,7 @@
                 <w:sz w:val="19"/>
                 <w:szCs w:val="19"/>
               </w:rPr>
-              <w:t xml:space="preserve">Sí</w:t>
+              <w:t>Sí</w:t>
             </w:r>
           </w:p>
         </w:tc>
@@ -17169,7 +17690,7 @@
                 <w:sz w:val="19"/>
                 <w:szCs w:val="19"/>
               </w:rPr>
-              <w:t xml:space="preserve">Manteca La Serenísima</w:t>
+              <w:t>Manteca La Serenísima</w:t>
             </w:r>
           </w:p>
         </w:tc>
@@ -17188,7 +17709,7 @@
                 <w:sz w:val="19"/>
                 <w:szCs w:val="19"/>
               </w:rPr>
-              <w:t xml:space="preserve">1</w:t>
+              <w:t>1</w:t>
             </w:r>
           </w:p>
         </w:tc>
@@ -17207,7 +17728,7 @@
                 <w:sz w:val="19"/>
                 <w:szCs w:val="19"/>
               </w:rPr>
-              <w:t xml:space="preserve">0</w:t>
+              <w:t>0</w:t>
             </w:r>
           </w:p>
         </w:tc>
@@ -17226,7 +17747,7 @@
                 <w:sz w:val="19"/>
                 <w:szCs w:val="19"/>
               </w:rPr>
-              <w:t xml:space="preserve">1</w:t>
+              <w:t>1</w:t>
             </w:r>
           </w:p>
         </w:tc>
@@ -17245,7 +17766,7 @@
                 <w:sz w:val="19"/>
                 <w:szCs w:val="19"/>
               </w:rPr>
-              <w:t xml:space="preserve">1</w:t>
+              <w:t>1</w:t>
             </w:r>
           </w:p>
         </w:tc>
@@ -17264,7 +17785,7 @@
                 <w:sz w:val="19"/>
                 <w:szCs w:val="19"/>
               </w:rPr>
-              <w:t xml:space="preserve">1</w:t>
+              <w:t>1</w:t>
             </w:r>
           </w:p>
         </w:tc>
@@ -17283,7 +17804,7 @@
                 <w:sz w:val="19"/>
                 <w:szCs w:val="19"/>
               </w:rPr>
-              <w:t xml:space="preserve">Sí</w:t>
+              <w:t>Sí</w:t>
             </w:r>
           </w:p>
         </w:tc>
@@ -17307,7 +17828,7 @@
                 <w:sz w:val="19"/>
                 <w:szCs w:val="19"/>
               </w:rPr>
-              <w:t xml:space="preserve">Leche descremada LS</w:t>
+              <w:t>Leche descremada LS</w:t>
             </w:r>
           </w:p>
         </w:tc>
@@ -17326,7 +17847,7 @@
                 <w:sz w:val="19"/>
                 <w:szCs w:val="19"/>
               </w:rPr>
-              <w:t xml:space="preserve">28</w:t>
+              <w:t>28</w:t>
             </w:r>
           </w:p>
         </w:tc>
@@ -17345,7 +17866,7 @@
                 <w:sz w:val="19"/>
                 <w:szCs w:val="19"/>
               </w:rPr>
-              <w:t xml:space="preserve">1</w:t>
+              <w:t>1</w:t>
             </w:r>
           </w:p>
         </w:tc>
@@ -17364,7 +17885,7 @@
                 <w:sz w:val="19"/>
                 <w:szCs w:val="19"/>
               </w:rPr>
-              <w:t xml:space="preserve">27</w:t>
+              <w:t>27</w:t>
             </w:r>
           </w:p>
         </w:tc>
@@ -17383,7 +17904,7 @@
                 <w:sz w:val="19"/>
                 <w:szCs w:val="19"/>
               </w:rPr>
-              <w:t xml:space="preserve">27</w:t>
+              <w:t>27</w:t>
             </w:r>
           </w:p>
         </w:tc>
@@ -17402,7 +17923,7 @@
                 <w:sz w:val="19"/>
                 <w:szCs w:val="19"/>
               </w:rPr>
-              <w:t xml:space="preserve">27</w:t>
+              <w:t>27</w:t>
             </w:r>
           </w:p>
         </w:tc>
@@ -17421,7 +17942,7 @@
                 <w:sz w:val="19"/>
                 <w:szCs w:val="19"/>
               </w:rPr>
-              <w:t xml:space="preserve">Sí</w:t>
+              <w:t>Sí</w:t>
             </w:r>
           </w:p>
         </w:tc>
@@ -17433,7 +17954,7 @@
         <w:ind w:left="-5" w:right="835"/>
       </w:pPr>
       <w:r>
-        <w:t xml:space="preserve">Tabla A.2. Auditoría de stock de los 17 productos (hoja Auditoria_Stock). El stock esperado es el stock inicial menos el consumo previsto por los escenarios confirmados (sección 3.5). El stock registrado coincide con el esperado en las 34 comparaciones (17 productos por 2 condiciones).</w:t>
+        <w:t>Tabla A.2. Auditoría de stock de los 17 productos (hoja Auditoria_Stock). El stock esperado es el stock inicial menos el consumo previsto por los escenarios confirmados (sección 3.5). El stock registrado coincide con el esperado en las 34 comparaciones (17 productos por 2 condiciones).</w:t>
       </w:r>
     </w:p>
     <w:p>
@@ -17454,7 +17975,11 @@
       </w:pPr>
       <w:r>
         <w:fldChar w:fldCharType="begin"/>
+      </w:r>
+      <w:r>
         <w:instrText>HYPERLINK "https://docs.google.com/spreadsheets/d/1YY23zZMBffX5gjKMN9Uy8w6rJ9jDVK1q/edit?usp=drive_link&amp;ouid=114634369866028785057&amp;rtpof=true&amp;sd=true"</w:instrText>
+      </w:r>
+      <w:r>
         <w:fldChar w:fldCharType="separate"/>
       </w:r>
       <w:r>
@@ -17483,7 +18008,6 @@
       </w:pPr>
       <w:bookmarkStart w:id="97" w:name="anxB"/>
       <w:r>
-        <w:lastRenderedPageBreak/>
         <w:t>Anexo B. Análisis estadístico</w:t>
       </w:r>
       <w:r>
@@ -17500,7 +18024,11 @@
         <w:ind w:left="-5" w:right="841"/>
       </w:pPr>
       <w:r>
-        <w:t xml:space="preserve">Los estadísticos reportados en la sección 5.1 —medias, desvíos estándar, prueba de Shapiro-Wilk, prueba de Wilcoxon, tamaño del efecto r y el intervalo de confianza bootstrap para la mediana de las diferencias pareadas de TPP, junto con el de la reducción relativa (sección 5.2)— se calcularon a partir de los datos crudos del Anexo A. Para ello se utilizó la biblioteca SciPy de Python. El script reproducible (docs/analisis/compute_stats.py) y la salida real de su ejecución (docs/analisis/salida_compute_stats.txt) se incluyen en el repositorio de código (Anexo F), de modo que los valores informados pueden recalcularse directamente sobre el Anexo A sin depender de una reconstrucción manual. El esquema de la base de datos (DDL), generado a partir de las seis entidades JPA descriptas en la sección 4.3, se documenta en docs/analisis/schema.sql dentro del mismo repositorio. El análisis exploratorio del efecto de práctica residual discutido en la sección 6.2 se calculó de la misma manera, a partir de los horarios crudos de las hojas Pretest y Postest del Anexo A, con el script docs/analisis/compute_practica_residual.py —que incluye una variante de sensibilidad sin el escenario 8— y su salida real docs/analisis/salida_compute_practica_residual.txt, incluidos también en el repositorio de código (Anexo F). El script compute_stats.py incluye además la estimación por intervalo de la reducción relativa (sección 5.2) y el análisis de sensibilidad del escenario 14 (sección 6.2), y el cruce del registro de n8n contra las ventanas del postest se realizó con docs/analisis/cruzar_log_n8n.py (Anexo A).  La comparación con la pasada descartada del 11/09 (Tabla 6.1) se calculó con docs/analisis/compute_intento_descartado.py, a partir de la planilla archivada en docs/analisis/rerun/intento1_postest_bug_confirmacion_doble/, y su salida real, docs/analisis/salida_compute_intento_descartado.txt, se incluye en el mismo repositorio.</w:t>
+        <w:t xml:space="preserve">Los estadísticos reportados en la sección 5.1 —medias, desvíos estándar, prueba de Shapiro-Wilk, prueba de Wilcoxon, tamaño del efecto r y el intervalo de confianza bootstrap para la mediana de las diferencias pareadas de TPP, junto con el de la reducción relativa (sección 5.2)— se calcularon a partir de los datos crudos del Anexo A. Para ello se utilizó la biblioteca SciPy de Python. El script reproducible (docs/analisis/compute_stats.py) y la salida real de su ejecución (docs/analisis/salida_compute_stats.txt) se incluyen en el repositorio de código (Anexo F), de modo que los valores informados pueden recalcularse directamente sobre el Anexo A sin depender de una reconstrucción manual. El esquema de la base de datos (DDL), generado a partir de las seis entidades JPA descriptas en la sección 4.3, se documenta en docs/analisis/schema.sql dentro del mismo repositorio. El análisis exploratorio del efecto de práctica residual discutido en la sección 6.2 se calculó de la misma manera, a partir de los </w:t>
+      </w:r>
+      <w:r>
+        <w:lastRenderedPageBreak/>
+        <w:t>horarios crudos de las hojas Pretest y Postest del Anexo A, con el script docs/analisis/compute_practica_residual.py —que incluye una variante de sensibilidad sin el escenario 8— y su salida real docs/analisis/salida_compute_practica_residual.txt, incluidos también en el repositorio de código (Anexo F). El script compute_stats.py incluye además la estimación por intervalo de la reducción relativa (sección 5.2) y el análisis de sensibilidad del escenario 14 (sección 6.2), y el cruce del registro de n8n contra las ventanas del postest se realizó con docs/analisis/cruzar_log_n8n.py (Anexo A).  La comparación con la pasada descartada del 11/09 (Tabla 6.1) se calculó con docs/analisis/compute_intento_descartado.py, a partir de la planilla archivada en docs/analisis/rerun/intento1_postest_bug_confirmacion_doble/, y su salida real, docs/analisis/salida_compute_intento_descartado.txt, se incluye en el mismo repositorio.</w:t>
       </w:r>
     </w:p>
     <w:p>
@@ -17584,7 +18112,6 @@
         <w:jc w:val="left"/>
       </w:pPr>
       <w:r>
-        <w:lastRenderedPageBreak/>
         <w:t xml:space="preserve"> </w:t>
       </w:r>
     </w:p>
@@ -17620,7 +18147,11 @@
         <w:ind w:left="-5" w:right="841"/>
       </w:pPr>
       <w:r>
-        <w:t xml:space="preserve">Diagrama de arquitectura del sistema, diagrama entidad-relación de la base de datos, diagrama de clases UML, diagrama de secuencia del flujo completo de pedidos y diagrama de proceso por carriles del flujo de toma de pedidos. Los cinco diagramas se presentan también en el cuerpo del informe (Figura 4.1, sección 4.1; Figuras 4.2 y 4.3, sección 4.3; Figuras 4.4b y 4.4c, sección 4.4). El diagrama entidad-relación y el diagrama de clases corresponden a las seis entidades descriptas en la sección 4.3 (productos, categorías, pedidos, items_pedido, usuarios, administradores) y declaran los tipos de datos vigentes en las entidades JPA: BigDecimal/DECIMAL(10,2) para precios y totales, LocalDateTime/DATETIME para la fecha y hora del pedido, y String/VARCHAR para el teléfono. Cada uno confirma, desde su notación, que la relación entre usuarios y pedidos, planificada en el diseño, no se encuentra implementada al momento de este informe. </w:t>
+        <w:t xml:space="preserve">Diagrama de arquitectura del sistema, diagrama entidad-relación de la base de datos, diagrama de clases UML, diagrama de secuencia del flujo completo de pedidos y diagrama de proceso por carriles del flujo de toma de pedidos. Los cinco diagramas se presentan también en el cuerpo del informe (Figura 4.1, sección 4.1; Figuras 4.2 y 4.3, sección 4.3; Figuras 4.4b y 4.4c, sección 4.4). El diagrama entidad-relación y el diagrama de clases corresponden a las seis entidades descriptas en la sección 4.3 (productos, categorías, pedidos, items_pedido, usuarios, </w:t>
+      </w:r>
+      <w:r>
+        <w:lastRenderedPageBreak/>
+        <w:t xml:space="preserve">administradores) y declaran los tipos de datos vigentes en las entidades JPA: BigDecimal/DECIMAL(10,2) para precios y totales, LocalDateTime/DATETIME para la fecha y hora del pedido, y String/VARCHAR para el teléfono. Cada uno confirma, desde su notación, que la relación entre usuarios y pedidos, planificada en el diseño, no se encuentra implementada al momento de este informe. </w:t>
       </w:r>
     </w:p>
     <w:p>
@@ -17630,11 +18161,6 @@
       <w:r>
         <w:t xml:space="preserve">Referencia: repositorio de código fuente (Anexo F), carpeta docs/diagramas/. </w:t>
       </w:r>
-    </w:p>
-    <w:p>
-      <w:pPr>
-        <w:ind w:left="-5" w:right="841"/>
-      </w:pPr>
     </w:p>
     <w:p>
       <w:pPr>
@@ -17745,9 +18271,7 @@
         <w:ind w:left="-5" w:right="841"/>
       </w:pPr>
       <w:r>
-        <w:t xml:space="preserve">Limitaciones de seguridad conocidas. La protección contra CSRF está deshabilitada (csrf.disable()) y el sistema no emite un token anti-CSRF; el riesgo se mitiga con el atributo SameSite=Strict de la cookie de sesión JWT. Se acepta como limitación para el alcance de este </w:t>
-        <w:lastRenderedPageBreak/>
-        <w:t xml:space="preserve">trabajo, que evalúa el artefacto en un entorno controlado, y debería resolverse antes de una implementación real (sección 7.2). </w:t>
+        <w:t xml:space="preserve">Limitaciones de seguridad conocidas. La protección contra CSRF está deshabilitada (csrf.disable()) y el sistema no emite un token anti-CSRF; el riesgo se mitiga con el atributo SameSite=Strict de la cookie de sesión JWT. Se acepta como limitación para el alcance de este trabajo, que evalúa el artefacto en un entorno controlado, y debería resolverse antes de una implementación real (sección 7.2). </w:t>
       </w:r>
     </w:p>
     <w:p>
@@ -17788,7 +18312,7 @@
 </file>
 
 <file path=word/endnotes.xml><?xml version="1.0" encoding="utf-8"?>
-<w:endnotes xmlns:wpc="http://schemas.microsoft.com/office/word/2010/wordprocessingCanvas" xmlns:cx="http://schemas.microsoft.com/office/drawing/2014/chartex" xmlns:cx1="http://schemas.microsoft.com/office/drawing/2015/9/8/chartex" xmlns:cx2="http://schemas.microsoft.com/office/drawing/2015/10/21/chartex" xmlns:cx3="http://schemas.microsoft.com/office/drawing/2016/5/9/chartex" xmlns:cx4="http://schemas.microsoft.com/office/drawing/2016/5/10/chartex" xmlns:cx5="http://schemas.microsoft.com/office/drawing/2016/5/11/chartex" xmlns:cx6="http://schemas.microsoft.com/office/drawing/2016/5/12/chartex" xmlns:cx7="http://schemas.microsoft.com/office/drawing/2016/5/13/chartex" xmlns:cx8="http://schemas.microsoft.com/office/drawing/2016/5/14/chartex" xmlns:mc="http://schemas.openxmlformats.org/markup-compatibility/2006" xmlns:aink="http://schemas.microsoft.com/office/drawing/2016/ink" xmlns:am3d="http://schemas.microsoft.com/office/drawing/2017/model3d" xmlns:o="urn:schemas-microsoft-com:office:office" xmlns:oel="http://schemas.microsoft.com/office/2019/extlst" xmlns:r="http://schemas.openxmlformats.org/officeDocument/2006/relationships" xmlns:m="http://schemas.openxmlformats.org/officeDocument/2006/math" xmlns:v="urn:schemas-microsoft-com:vml" xmlns:wp14="http://schemas.microsoft.com/office/word/2010/wordprocessingDrawing" xmlns:wp="http://schemas.openxmlformats.org/drawingml/2006/wordprocessingDrawing" xmlns:w10="urn:schemas-microsoft-com:office:word" xmlns:w="http://schemas.openxmlformats.org/wordprocessingml/2006/main" xmlns:w14="http://schemas.microsoft.com/office/word/2010/wordml" xmlns:w15="http://schemas.microsoft.com/office/word/2012/wordml" xmlns:w16cex="http://schemas.microsoft.com/office/word/2018/wordml/cex" xmlns:w16cid="http://schemas.microsoft.com/office/word/2016/wordml/cid" xmlns:w16="http://schemas.microsoft.com/office/word/2018/wordml" xmlns:w16du="http://schemas.microsoft.com/office/word/2023/wordml/word16du" xmlns:w16sdtdh="http://schemas.microsoft.com/office/word/2020/wordml/sdtdatahash" xmlns:w16sdtfl="http://schemas.microsoft.com/office/word/2024/wordml/sdtformatlock" xmlns:w16se="http://schemas.microsoft.com/office/word/2015/wordml/symex" xmlns:wpg="http://schemas.microsoft.com/office/word/2010/wordprocessingGroup" xmlns:wpi="http://schemas.microsoft.com/office/word/2010/wordprocessingInk" xmlns:wne="http://schemas.microsoft.com/office/word/2006/wordml" xmlns:wps="http://schemas.microsoft.com/office/word/2010/wordprocessingShape" mc:Ignorable="w14 w15 w16se w16cid w16 w16cex w16sdtdh w16sdtfl w16du wp14">
+<w:endnotes xmlns:wpc="http://schemas.microsoft.com/office/word/2010/wordprocessingCanvas" xmlns:cx="http://schemas.microsoft.com/office/drawing/2014/chartex" xmlns:cx1="http://schemas.microsoft.com/office/drawing/2015/9/8/chartex" xmlns:cx2="http://schemas.microsoft.com/office/drawing/2015/10/21/chartex" xmlns:cx3="http://schemas.microsoft.com/office/drawing/2016/5/9/chartex" xmlns:cx4="http://schemas.microsoft.com/office/drawing/2016/5/10/chartex" xmlns:cx5="http://schemas.microsoft.com/office/drawing/2016/5/11/chartex" xmlns:cx6="http://schemas.microsoft.com/office/drawing/2016/5/12/chartex" xmlns:cx7="http://schemas.microsoft.com/office/drawing/2016/5/13/chartex" xmlns:cx8="http://schemas.microsoft.com/office/drawing/2016/5/14/chartex" xmlns:mc="http://schemas.openxmlformats.org/markup-compatibility/2006" xmlns:m="http://schemas.openxmlformats.org/officeDocument/2006/math" xmlns:aink="http://schemas.microsoft.com/office/drawing/2016/ink" xmlns:am3d="http://schemas.microsoft.com/office/drawing/2017/model3d" xmlns:oel="http://schemas.microsoft.com/office/2019/extlst" xmlns:r="http://schemas.openxmlformats.org/officeDocument/2006/relationships" xmlns:wp14="http://schemas.microsoft.com/office/word/2010/wordprocessingDrawing" xmlns:wp="http://schemas.openxmlformats.org/drawingml/2006/wordprocessingDrawing" xmlns:wpg="http://schemas.microsoft.com/office/word/2010/wordprocessingGroup" xmlns:wpi="http://schemas.microsoft.com/office/word/2010/wordprocessingInk" xmlns:wps="http://schemas.microsoft.com/office/word/2010/wordprocessingShape" xmlns:o="urn:schemas-microsoft-com:office:office" xmlns:v="urn:schemas-microsoft-com:vml" xmlns:w10="urn:schemas-microsoft-com:office:word" xmlns:w="http://schemas.openxmlformats.org/wordprocessingml/2006/main" xmlns:w14="http://schemas.microsoft.com/office/word/2010/wordml" xmlns:w15="http://schemas.microsoft.com/office/word/2012/wordml" xmlns:w16cex="http://schemas.microsoft.com/office/word/2018/wordml/cex" xmlns:w16cid="http://schemas.microsoft.com/office/word/2016/wordml/cid" xmlns:w16="http://schemas.microsoft.com/office/word/2018/wordml" xmlns:w16sdtdh="http://schemas.microsoft.com/office/word/2020/wordml/sdtdatahash" xmlns:w16sdtfl="http://schemas.microsoft.com/office/word/2024/wordml/sdtformatlock" xmlns:w16se="http://schemas.microsoft.com/office/word/2015/wordml/symex" xmlns:w16du="http://schemas.microsoft.com/office/word/2023/wordml/word16du" xmlns:wne="http://schemas.microsoft.com/office/word/2006/wordml" mc:Ignorable="w14 w15 w16se w16cid w16 w16cex w16sdtdh w16sdtfl w16du wp14">
   <w:endnote w:type="separator" w:id="-1">
     <w:p>
       <w:pPr>
@@ -17813,7 +18337,7 @@
 </file>
 
 <file path=word/footer1.xml><?xml version="1.0" encoding="utf-8"?>
-<w:ftr xmlns:wpc="http://schemas.microsoft.com/office/word/2010/wordprocessingCanvas" xmlns:cx="http://schemas.microsoft.com/office/drawing/2014/chartex" xmlns:cx1="http://schemas.microsoft.com/office/drawing/2015/9/8/chartex" xmlns:cx2="http://schemas.microsoft.com/office/drawing/2015/10/21/chartex" xmlns:cx3="http://schemas.microsoft.com/office/drawing/2016/5/9/chartex" xmlns:cx4="http://schemas.microsoft.com/office/drawing/2016/5/10/chartex" xmlns:cx5="http://schemas.microsoft.com/office/drawing/2016/5/11/chartex" xmlns:cx6="http://schemas.microsoft.com/office/drawing/2016/5/12/chartex" xmlns:cx7="http://schemas.microsoft.com/office/drawing/2016/5/13/chartex" xmlns:cx8="http://schemas.microsoft.com/office/drawing/2016/5/14/chartex" xmlns:mc="http://schemas.openxmlformats.org/markup-compatibility/2006" xmlns:aink="http://schemas.microsoft.com/office/drawing/2016/ink" xmlns:am3d="http://schemas.microsoft.com/office/drawing/2017/model3d" xmlns:o="urn:schemas-microsoft-com:office:office" xmlns:oel="http://schemas.microsoft.com/office/2019/extlst" xmlns:r="http://schemas.openxmlformats.org/officeDocument/2006/relationships" xmlns:m="http://schemas.openxmlformats.org/officeDocument/2006/math" xmlns:v="urn:schemas-microsoft-com:vml" xmlns:wp14="http://schemas.microsoft.com/office/word/2010/wordprocessingDrawing" xmlns:wp="http://schemas.openxmlformats.org/drawingml/2006/wordprocessingDrawing" xmlns:w10="urn:schemas-microsoft-com:office:word" xmlns:w="http://schemas.openxmlformats.org/wordprocessingml/2006/main" xmlns:w14="http://schemas.microsoft.com/office/word/2010/wordml" xmlns:w15="http://schemas.microsoft.com/office/word/2012/wordml" xmlns:w16cex="http://schemas.microsoft.com/office/word/2018/wordml/cex" xmlns:w16cid="http://schemas.microsoft.com/office/word/2016/wordml/cid" xmlns:w16="http://schemas.microsoft.com/office/word/2018/wordml" xmlns:w16du="http://schemas.microsoft.com/office/word/2023/wordml/word16du" xmlns:w16sdtdh="http://schemas.microsoft.com/office/word/2020/wordml/sdtdatahash" xmlns:w16sdtfl="http://schemas.microsoft.com/office/word/2024/wordml/sdtformatlock" xmlns:w16se="http://schemas.microsoft.com/office/word/2015/wordml/symex" xmlns:wpg="http://schemas.microsoft.com/office/word/2010/wordprocessingGroup" xmlns:wpi="http://schemas.microsoft.com/office/word/2010/wordprocessingInk" xmlns:wne="http://schemas.microsoft.com/office/word/2006/wordml" xmlns:wps="http://schemas.microsoft.com/office/word/2010/wordprocessingShape" mc:Ignorable="w14 w15 w16se w16cid w16 w16cex w16sdtdh w16sdtfl w16du wp14">
+<w:ftr xmlns:wpc="http://schemas.microsoft.com/office/word/2010/wordprocessingCanvas" xmlns:cx="http://schemas.microsoft.com/office/drawing/2014/chartex" xmlns:cx1="http://schemas.microsoft.com/office/drawing/2015/9/8/chartex" xmlns:cx2="http://schemas.microsoft.com/office/drawing/2015/10/21/chartex" xmlns:cx3="http://schemas.microsoft.com/office/drawing/2016/5/9/chartex" xmlns:cx4="http://schemas.microsoft.com/office/drawing/2016/5/10/chartex" xmlns:cx5="http://schemas.microsoft.com/office/drawing/2016/5/11/chartex" xmlns:cx6="http://schemas.microsoft.com/office/drawing/2016/5/12/chartex" xmlns:cx7="http://schemas.microsoft.com/office/drawing/2016/5/13/chartex" xmlns:cx8="http://schemas.microsoft.com/office/drawing/2016/5/14/chartex" xmlns:mc="http://schemas.openxmlformats.org/markup-compatibility/2006" xmlns:m="http://schemas.openxmlformats.org/officeDocument/2006/math" xmlns:aink="http://schemas.microsoft.com/office/drawing/2016/ink" xmlns:am3d="http://schemas.microsoft.com/office/drawing/2017/model3d" xmlns:oel="http://schemas.microsoft.com/office/2019/extlst" xmlns:r="http://schemas.openxmlformats.org/officeDocument/2006/relationships" xmlns:wp14="http://schemas.microsoft.com/office/word/2010/wordprocessingDrawing" xmlns:wp="http://schemas.openxmlformats.org/drawingml/2006/wordprocessingDrawing" xmlns:wpg="http://schemas.microsoft.com/office/word/2010/wordprocessingGroup" xmlns:wpi="http://schemas.microsoft.com/office/word/2010/wordprocessingInk" xmlns:wps="http://schemas.microsoft.com/office/word/2010/wordprocessingShape" xmlns:o="urn:schemas-microsoft-com:office:office" xmlns:v="urn:schemas-microsoft-com:vml" xmlns:w10="urn:schemas-microsoft-com:office:word" xmlns:w="http://schemas.openxmlformats.org/wordprocessingml/2006/main" xmlns:w14="http://schemas.microsoft.com/office/word/2010/wordml" xmlns:w15="http://schemas.microsoft.com/office/word/2012/wordml" xmlns:w16cex="http://schemas.microsoft.com/office/word/2018/wordml/cex" xmlns:w16cid="http://schemas.microsoft.com/office/word/2016/wordml/cid" xmlns:w16="http://schemas.microsoft.com/office/word/2018/wordml" xmlns:w16sdtdh="http://schemas.microsoft.com/office/word/2020/wordml/sdtdatahash" xmlns:w16sdtfl="http://schemas.microsoft.com/office/word/2024/wordml/sdtformatlock" xmlns:w16se="http://schemas.microsoft.com/office/word/2015/wordml/symex" xmlns:w16du="http://schemas.microsoft.com/office/word/2023/wordml/word16du" xmlns:wne="http://schemas.microsoft.com/office/word/2006/wordml" mc:Ignorable="w14 w15 w16se w16cid w16 w16cex w16sdtdh w16sdtfl w16du wp14">
   <w:p>
     <w:pPr>
       <w:jc w:val="center"/>
@@ -17838,7 +18362,7 @@
 </file>
 
 <file path=word/footnotes.xml><?xml version="1.0" encoding="utf-8"?>
-<w:footnotes xmlns:wpc="http://schemas.microsoft.com/office/word/2010/wordprocessingCanvas" xmlns:cx="http://schemas.microsoft.com/office/drawing/2014/chartex" xmlns:cx1="http://schemas.microsoft.com/office/drawing/2015/9/8/chartex" xmlns:cx2="http://schemas.microsoft.com/office/drawing/2015/10/21/chartex" xmlns:cx3="http://schemas.microsoft.com/office/drawing/2016/5/9/chartex" xmlns:cx4="http://schemas.microsoft.com/office/drawing/2016/5/10/chartex" xmlns:cx5="http://schemas.microsoft.com/office/drawing/2016/5/11/chartex" xmlns:cx6="http://schemas.microsoft.com/office/drawing/2016/5/12/chartex" xmlns:cx7="http://schemas.microsoft.com/office/drawing/2016/5/13/chartex" xmlns:cx8="http://schemas.microsoft.com/office/drawing/2016/5/14/chartex" xmlns:mc="http://schemas.openxmlformats.org/markup-compatibility/2006" xmlns:aink="http://schemas.microsoft.com/office/drawing/2016/ink" xmlns:am3d="http://schemas.microsoft.com/office/drawing/2017/model3d" xmlns:o="urn:schemas-microsoft-com:office:office" xmlns:oel="http://schemas.microsoft.com/office/2019/extlst" xmlns:r="http://schemas.openxmlformats.org/officeDocument/2006/relationships" xmlns:m="http://schemas.openxmlformats.org/officeDocument/2006/math" xmlns:v="urn:schemas-microsoft-com:vml" xmlns:wp14="http://schemas.microsoft.com/office/word/2010/wordprocessingDrawing" xmlns:wp="http://schemas.openxmlformats.org/drawingml/2006/wordprocessingDrawing" xmlns:w10="urn:schemas-microsoft-com:office:word" xmlns:w="http://schemas.openxmlformats.org/wordprocessingml/2006/main" xmlns:w14="http://schemas.microsoft.com/office/word/2010/wordml" xmlns:w15="http://schemas.microsoft.com/office/word/2012/wordml" xmlns:w16cex="http://schemas.microsoft.com/office/word/2018/wordml/cex" xmlns:w16cid="http://schemas.microsoft.com/office/word/2016/wordml/cid" xmlns:w16="http://schemas.microsoft.com/office/word/2018/wordml" xmlns:w16du="http://schemas.microsoft.com/office/word/2023/wordml/word16du" xmlns:w16sdtdh="http://schemas.microsoft.com/office/word/2020/wordml/sdtdatahash" xmlns:w16sdtfl="http://schemas.microsoft.com/office/word/2024/wordml/sdtformatlock" xmlns:w16se="http://schemas.microsoft.com/office/word/2015/wordml/symex" xmlns:wpg="http://schemas.microsoft.com/office/word/2010/wordprocessingGroup" xmlns:wpi="http://schemas.microsoft.com/office/word/2010/wordprocessingInk" xmlns:wne="http://schemas.microsoft.com/office/word/2006/wordml" xmlns:wps="http://schemas.microsoft.com/office/word/2010/wordprocessingShape" mc:Ignorable="w14 w15 w16se w16cid w16 w16cex w16sdtdh w16sdtfl w16du wp14">
+<w:footnotes xmlns:wpc="http://schemas.microsoft.com/office/word/2010/wordprocessingCanvas" xmlns:cx="http://schemas.microsoft.com/office/drawing/2014/chartex" xmlns:cx1="http://schemas.microsoft.com/office/drawing/2015/9/8/chartex" xmlns:cx2="http://schemas.microsoft.com/office/drawing/2015/10/21/chartex" xmlns:cx3="http://schemas.microsoft.com/office/drawing/2016/5/9/chartex" xmlns:cx4="http://schemas.microsoft.com/office/drawing/2016/5/10/chartex" xmlns:cx5="http://schemas.microsoft.com/office/drawing/2016/5/11/chartex" xmlns:cx6="http://schemas.microsoft.com/office/drawing/2016/5/12/chartex" xmlns:cx7="http://schemas.microsoft.com/office/drawing/2016/5/13/chartex" xmlns:cx8="http://schemas.microsoft.com/office/drawing/2016/5/14/chartex" xmlns:mc="http://schemas.openxmlformats.org/markup-compatibility/2006" xmlns:m="http://schemas.openxmlformats.org/officeDocument/2006/math" xmlns:aink="http://schemas.microsoft.com/office/drawing/2016/ink" xmlns:am3d="http://schemas.microsoft.com/office/drawing/2017/model3d" xmlns:oel="http://schemas.microsoft.com/office/2019/extlst" xmlns:r="http://schemas.openxmlformats.org/officeDocument/2006/relationships" xmlns:wp14="http://schemas.microsoft.com/office/word/2010/wordprocessingDrawing" xmlns:wp="http://schemas.openxmlformats.org/drawingml/2006/wordprocessingDrawing" xmlns:wpg="http://schemas.microsoft.com/office/word/2010/wordprocessingGroup" xmlns:wpi="http://schemas.microsoft.com/office/word/2010/wordprocessingInk" xmlns:wps="http://schemas.microsoft.com/office/word/2010/wordprocessingShape" xmlns:o="urn:schemas-microsoft-com:office:office" xmlns:v="urn:schemas-microsoft-com:vml" xmlns:w10="urn:schemas-microsoft-com:office:word" xmlns:w="http://schemas.openxmlformats.org/wordprocessingml/2006/main" xmlns:w14="http://schemas.microsoft.com/office/word/2010/wordml" xmlns:w15="http://schemas.microsoft.com/office/word/2012/wordml" xmlns:w16cex="http://schemas.microsoft.com/office/word/2018/wordml/cex" xmlns:w16cid="http://schemas.microsoft.com/office/word/2016/wordml/cid" xmlns:w16="http://schemas.microsoft.com/office/word/2018/wordml" xmlns:w16sdtdh="http://schemas.microsoft.com/office/word/2020/wordml/sdtdatahash" xmlns:w16sdtfl="http://schemas.microsoft.com/office/word/2024/wordml/sdtformatlock" xmlns:w16se="http://schemas.microsoft.com/office/word/2015/wordml/symex" xmlns:w16du="http://schemas.microsoft.com/office/word/2023/wordml/word16du" xmlns:wne="http://schemas.microsoft.com/office/word/2006/wordml" mc:Ignorable="w14 w15 w16se w16cid w16 w16cex w16sdtdh w16sdtfl w16du wp14">
   <w:footnote w:type="separator" w:id="-1">
     <w:p>
       <w:pPr>
@@ -17863,7 +18387,7 @@
 </file>
 
 <file path=word/numbering.xml><?xml version="1.0" encoding="utf-8"?>
-<w:numbering xmlns:wpc="http://schemas.microsoft.com/office/word/2010/wordprocessingCanvas" xmlns:cx="http://schemas.microsoft.com/office/drawing/2014/chartex" xmlns:cx1="http://schemas.microsoft.com/office/drawing/2015/9/8/chartex" xmlns:cx2="http://schemas.microsoft.com/office/drawing/2015/10/21/chartex" xmlns:cx3="http://schemas.microsoft.com/office/drawing/2016/5/9/chartex" xmlns:cx4="http://schemas.microsoft.com/office/drawing/2016/5/10/chartex" xmlns:cx5="http://schemas.microsoft.com/office/drawing/2016/5/11/chartex" xmlns:cx6="http://schemas.microsoft.com/office/drawing/2016/5/12/chartex" xmlns:cx7="http://schemas.microsoft.com/office/drawing/2016/5/13/chartex" xmlns:cx8="http://schemas.microsoft.com/office/drawing/2016/5/14/chartex" xmlns:mc="http://schemas.openxmlformats.org/markup-compatibility/2006" xmlns:aink="http://schemas.microsoft.com/office/drawing/2016/ink" xmlns:am3d="http://schemas.microsoft.com/office/drawing/2017/model3d" xmlns:o="urn:schemas-microsoft-com:office:office" xmlns:oel="http://schemas.microsoft.com/office/2019/extlst" xmlns:r="http://schemas.openxmlformats.org/officeDocument/2006/relationships" xmlns:m="http://schemas.openxmlformats.org/officeDocument/2006/math" xmlns:v="urn:schemas-microsoft-com:vml" xmlns:wp14="http://schemas.microsoft.com/office/word/2010/wordprocessingDrawing" xmlns:wp="http://schemas.openxmlformats.org/drawingml/2006/wordprocessingDrawing" xmlns:w10="urn:schemas-microsoft-com:office:word" xmlns:w="http://schemas.openxmlformats.org/wordprocessingml/2006/main" xmlns:w14="http://schemas.microsoft.com/office/word/2010/wordml" xmlns:w15="http://schemas.microsoft.com/office/word/2012/wordml" xmlns:w16cex="http://schemas.microsoft.com/office/word/2018/wordml/cex" xmlns:w16cid="http://schemas.microsoft.com/office/word/2016/wordml/cid" xmlns:w16="http://schemas.microsoft.com/office/word/2018/wordml" xmlns:w16du="http://schemas.microsoft.com/office/word/2023/wordml/word16du" xmlns:w16sdtdh="http://schemas.microsoft.com/office/word/2020/wordml/sdtdatahash" xmlns:w16sdtfl="http://schemas.microsoft.com/office/word/2024/wordml/sdtformatlock" xmlns:w16se="http://schemas.microsoft.com/office/word/2015/wordml/symex" xmlns:wpg="http://schemas.microsoft.com/office/word/2010/wordprocessingGroup" xmlns:wpi="http://schemas.microsoft.com/office/word/2010/wordprocessingInk" xmlns:wne="http://schemas.microsoft.com/office/word/2006/wordml" xmlns:wps="http://schemas.microsoft.com/office/word/2010/wordprocessingShape" mc:Ignorable="w14 w15 w16se w16cid w16 w16cex w16sdtdh w16sdtfl w16du wp14">
+<w:numbering xmlns:wpc="http://schemas.microsoft.com/office/word/2010/wordprocessingCanvas" xmlns:cx="http://schemas.microsoft.com/office/drawing/2014/chartex" xmlns:cx1="http://schemas.microsoft.com/office/drawing/2015/9/8/chartex" xmlns:cx2="http://schemas.microsoft.com/office/drawing/2015/10/21/chartex" xmlns:cx3="http://schemas.microsoft.com/office/drawing/2016/5/9/chartex" xmlns:cx4="http://schemas.microsoft.com/office/drawing/2016/5/10/chartex" xmlns:cx5="http://schemas.microsoft.com/office/drawing/2016/5/11/chartex" xmlns:cx6="http://schemas.microsoft.com/office/drawing/2016/5/12/chartex" xmlns:cx7="http://schemas.microsoft.com/office/drawing/2016/5/13/chartex" xmlns:cx8="http://schemas.microsoft.com/office/drawing/2016/5/14/chartex" xmlns:mc="http://schemas.openxmlformats.org/markup-compatibility/2006" xmlns:m="http://schemas.openxmlformats.org/officeDocument/2006/math" xmlns:aink="http://schemas.microsoft.com/office/drawing/2016/ink" xmlns:am3d="http://schemas.microsoft.com/office/drawing/2017/model3d" xmlns:oel="http://schemas.microsoft.com/office/2019/extlst" xmlns:r="http://schemas.openxmlformats.org/officeDocument/2006/relationships" xmlns:wp14="http://schemas.microsoft.com/office/word/2010/wordprocessingDrawing" xmlns:wp="http://schemas.openxmlformats.org/drawingml/2006/wordprocessingDrawing" xmlns:wpg="http://schemas.microsoft.com/office/word/2010/wordprocessingGroup" xmlns:wpi="http://schemas.microsoft.com/office/word/2010/wordprocessingInk" xmlns:wps="http://schemas.microsoft.com/office/word/2010/wordprocessingShape" xmlns:o="urn:schemas-microsoft-com:office:office" xmlns:v="urn:schemas-microsoft-com:vml" xmlns:w10="urn:schemas-microsoft-com:office:word" xmlns:w="http://schemas.openxmlformats.org/wordprocessingml/2006/main" xmlns:w14="http://schemas.microsoft.com/office/word/2010/wordml" xmlns:w15="http://schemas.microsoft.com/office/word/2012/wordml" xmlns:w16cex="http://schemas.microsoft.com/office/word/2018/wordml/cex" xmlns:w16cid="http://schemas.microsoft.com/office/word/2016/wordml/cid" xmlns:w16="http://schemas.microsoft.com/office/word/2018/wordml" xmlns:w16sdtdh="http://schemas.microsoft.com/office/word/2020/wordml/sdtdatahash" xmlns:w16sdtfl="http://schemas.microsoft.com/office/word/2024/wordml/sdtformatlock" xmlns:w16se="http://schemas.microsoft.com/office/word/2015/wordml/symex" xmlns:w16du="http://schemas.microsoft.com/office/word/2023/wordml/word16du" xmlns:wne="http://schemas.microsoft.com/office/word/2006/wordml" mc:Ignorable="w14 w15 w16se w16cid w16 w16cex w16sdtdh w16sdtfl w16du wp14">
   <w:abstractNum w:abstractNumId="0" w15:restartNumberingAfterBreak="0">
     <w:nsid w:val="3E0B66E4"/>
     <w:multiLevelType w:val="hybridMultilevel"/>
@@ -18945,7 +19469,7 @@
 </file>
 
 <file path=word/styles.xml><?xml version="1.0" encoding="utf-8"?>
-<w:styles xmlns:mc="http://schemas.openxmlformats.org/markup-compatibility/2006" xmlns:r="http://schemas.openxmlformats.org/officeDocument/2006/relationships" xmlns:w="http://schemas.openxmlformats.org/wordprocessingml/2006/main" xmlns:w14="http://schemas.microsoft.com/office/word/2010/wordml" xmlns:w15="http://schemas.microsoft.com/office/word/2012/wordml" xmlns:w16cex="http://schemas.microsoft.com/office/word/2018/wordml/cex" xmlns:w16cid="http://schemas.microsoft.com/office/word/2016/wordml/cid" xmlns:w16="http://schemas.microsoft.com/office/word/2018/wordml" xmlns:w16du="http://schemas.microsoft.com/office/word/2023/wordml/word16du" xmlns:w16sdtdh="http://schemas.microsoft.com/office/word/2020/wordml/sdtdatahash" xmlns:w16sdtfl="http://schemas.microsoft.com/office/word/2024/wordml/sdtformatlock" xmlns:w16se="http://schemas.microsoft.com/office/word/2015/wordml/symex" mc:Ignorable="w14 w15 w16se w16cid w16 w16cex w16sdtdh w16sdtfl w16du">
+<w:styles xmlns:mc="http://schemas.openxmlformats.org/markup-compatibility/2006" xmlns:r="http://schemas.openxmlformats.org/officeDocument/2006/relationships" xmlns:w="http://schemas.openxmlformats.org/wordprocessingml/2006/main" xmlns:w14="http://schemas.microsoft.com/office/word/2010/wordml" xmlns:w15="http://schemas.microsoft.com/office/word/2012/wordml" xmlns:w16cex="http://schemas.microsoft.com/office/word/2018/wordml/cex" xmlns:w16cid="http://schemas.microsoft.com/office/word/2016/wordml/cid" xmlns:w16="http://schemas.microsoft.com/office/word/2018/wordml" xmlns:w16sdtdh="http://schemas.microsoft.com/office/word/2020/wordml/sdtdatahash" xmlns:w16sdtfl="http://schemas.microsoft.com/office/word/2024/wordml/sdtformatlock" xmlns:w16se="http://schemas.microsoft.com/office/word/2015/wordml/symex" xmlns:w16du="http://schemas.microsoft.com/office/word/2023/wordml/word16du" mc:Ignorable="w14 w15 w16se w16cid w16 w16cex w16sdtdh w16sdtfl w16du">
   <w:docDefaults>
     <w:rPrDefault>
       <w:rPr>
